--- a/Epreuve - E6/Projet_NetCorp_BTS_Adrien_D/RealisationReseau/ANNEXE_VII_projet_adrien_d_reseau.docx
+++ b/Epreuve - E6/Projet_NetCorp_BTS_Adrien_D/RealisationReseau/ANNEXE_VII_projet_adrien_d_reseau.docx
@@ -417,7 +417,6 @@
           <w:szCs w:val="20"/>
         </w:rPr>
       </w:pPr>
-      <w:proofErr w:type="gramStart"/>
       <w:r>
         <w:rPr>
           <w:rFonts w:ascii="Arial" w:hAnsi="Arial" w:cs="Arial"/>
@@ -425,17 +424,7 @@
           <w:sz w:val="20"/>
           <w:szCs w:val="20"/>
         </w:rPr>
-        <w:t>des</w:t>
-      </w:r>
-      <w:proofErr w:type="gramEnd"/>
-      <w:r>
-        <w:rPr>
-          <w:rFonts w:ascii="Arial" w:hAnsi="Arial" w:cs="Arial"/>
-          <w:color w:val="000000"/>
-          <w:sz w:val="20"/>
-          <w:szCs w:val="20"/>
-        </w:rPr>
-        <w:t xml:space="preserve"> fiches descriptives des deux réalisations professionnelles intégrant les modalités d’accès aux éléments techniques. Ces fiches sont décrites à l’aide du modèle de fiche présenté </w:t>
+        <w:t xml:space="preserve">des fiches descriptives des deux réalisations professionnelles intégrant les modalités d’accès aux éléments techniques. Ces fiches sont décrites à l’aide du modèle de fiche présenté </w:t>
       </w:r>
       <w:r>
         <w:rPr>
@@ -615,7 +604,6 @@
           <w:szCs w:val="20"/>
         </w:rPr>
       </w:pPr>
-      <w:proofErr w:type="gramStart"/>
       <w:r>
         <w:rPr>
           <w:rFonts w:ascii="Arial" w:hAnsi="Arial" w:cs="Arial"/>
@@ -623,17 +611,7 @@
           <w:sz w:val="20"/>
           <w:szCs w:val="20"/>
         </w:rPr>
-        <w:t>des</w:t>
-      </w:r>
-      <w:proofErr w:type="gramEnd"/>
-      <w:r>
-        <w:rPr>
-          <w:rFonts w:ascii="Arial" w:hAnsi="Arial" w:cs="Arial"/>
-          <w:color w:val="000000"/>
-          <w:sz w:val="20"/>
-          <w:szCs w:val="20"/>
-        </w:rPr>
-        <w:t xml:space="preserve"> éléments constitutifs de chaque réalisation professionnelle mise en œuvre par la personne candidate : description des ressources matérielles et logicielles utilisées, schémas explicatifs ou encore documentation utile.</w:t>
+        <w:t>des éléments constitutifs de chaque réalisation professionnelle mise en œuvre par la personne candidate : description des ressources matérielles et logicielles utilisées, schémas explicatifs ou encore documentation utile.</w:t>
       </w:r>
     </w:p>
     <w:p>
@@ -693,23 +671,13 @@
           <w:szCs w:val="20"/>
         </w:rPr>
       </w:pPr>
-      <w:proofErr w:type="gramStart"/>
       <w:r>
         <w:rPr>
           <w:rFonts w:ascii="Arial" w:hAnsi="Arial"/>
           <w:sz w:val="20"/>
           <w:szCs w:val="20"/>
         </w:rPr>
-        <w:t>la</w:t>
-      </w:r>
-      <w:proofErr w:type="gramEnd"/>
-      <w:r>
-        <w:rPr>
-          <w:rFonts w:ascii="Arial" w:hAnsi="Arial"/>
-          <w:sz w:val="20"/>
-          <w:szCs w:val="20"/>
-        </w:rPr>
-        <w:t xml:space="preserve"> </w:t>
+        <w:t xml:space="preserve">la </w:t>
       </w:r>
       <w:r>
         <w:rPr>
@@ -742,23 +710,13 @@
           <w:szCs w:val="20"/>
         </w:rPr>
       </w:pPr>
-      <w:proofErr w:type="gramStart"/>
       <w:r>
         <w:rPr>
           <w:rFonts w:ascii="Arial" w:hAnsi="Arial"/>
           <w:sz w:val="20"/>
           <w:szCs w:val="20"/>
         </w:rPr>
-        <w:t>l’expression</w:t>
-      </w:r>
-      <w:proofErr w:type="gramEnd"/>
-      <w:r>
-        <w:rPr>
-          <w:rFonts w:ascii="Arial" w:hAnsi="Arial"/>
-          <w:sz w:val="20"/>
-          <w:szCs w:val="20"/>
-        </w:rPr>
-        <w:t xml:space="preserve"> des besoins qui sera remise </w:t>
+        <w:t xml:space="preserve">l’expression des besoins qui sera remise </w:t>
       </w:r>
       <w:r>
         <w:rPr>
@@ -2485,25 +2443,7 @@
           <w:sz w:val="20"/>
           <w:szCs w:val="20"/>
         </w:rPr>
-        <w:t xml:space="preserve">Seuls les candidats ayant préparé le brevet de technicien supérieur par la voie scolaire dans un établissement public ou privé sous contrat, par la voie de la formation professionnelle </w:t>
-      </w:r>
-      <w:proofErr w:type="gramStart"/>
-      <w:r>
-        <w:rPr>
-          <w:rFonts w:ascii="Arial" w:hAnsi="Arial"/>
-          <w:sz w:val="20"/>
-          <w:szCs w:val="20"/>
-        </w:rPr>
-        <w:t>continue</w:t>
-      </w:r>
-      <w:proofErr w:type="gramEnd"/>
-      <w:r>
-        <w:rPr>
-          <w:rFonts w:ascii="Arial" w:hAnsi="Arial"/>
-          <w:sz w:val="20"/>
-          <w:szCs w:val="20"/>
-        </w:rPr>
-        <w:t xml:space="preserve"> dans un établissement public habilité ou bien par la voie de l'apprentissage dans un centre de formation d'apprentis habilité ou une section d'apprentissage habilitée, peuvent </w:t>
+        <w:t xml:space="preserve">Seuls les candidats ayant préparé le brevet de technicien supérieur par la voie scolaire dans un établissement public ou privé sous contrat, par la voie de la formation professionnelle continue dans un établissement public habilité ou bien par la voie de l'apprentissage dans un centre de formation d'apprentis habilité ou une section d'apprentissage habilitée, peuvent </w:t>
       </w:r>
       <w:r>
         <w:rPr>
@@ -5054,7 +4994,6 @@
               <w:t xml:space="preserve"> 3050 </w:t>
             </w:r>
             <w:proofErr w:type="spellStart"/>
-            <w:proofErr w:type="gramStart"/>
             <w:r>
               <w:rPr>
                 <w:lang w:val="en-US"/>
@@ -5066,14 +5005,7 @@
               <w:rPr>
                 <w:lang w:val="en-US"/>
               </w:rPr>
-              <w:t xml:space="preserve">  :</w:t>
-            </w:r>
-            <w:proofErr w:type="gramEnd"/>
-            <w:r>
-              <w:rPr>
-                <w:lang w:val="en-US"/>
-              </w:rPr>
-              <w:t xml:space="preserve"> 1To de stockage, 25 Go RAM, </w:t>
+              <w:t xml:space="preserve">  : 1To de stockage, 25 Go RAM, </w:t>
             </w:r>
             <w:proofErr w:type="spellStart"/>
             <w:r>
@@ -5417,7 +5349,6 @@
               <w:t xml:space="preserve"> et créer un DNS pour GLPI nommé « </w:t>
             </w:r>
             <w:proofErr w:type="spellStart"/>
-            <w:proofErr w:type="gramStart"/>
             <w:r>
               <w:rPr>
                 <w:rFonts w:ascii="Arial" w:hAnsi="Arial" w:cs="Arial"/>
@@ -5426,7 +5357,6 @@
               <w:t>glpi.lab.local</w:t>
             </w:r>
             <w:proofErr w:type="spellEnd"/>
-            <w:proofErr w:type="gramEnd"/>
             <w:r>
               <w:rPr>
                 <w:rFonts w:ascii="Arial" w:hAnsi="Arial" w:cs="Arial"/>
@@ -5687,27 +5617,7 @@
                 <w:sz w:val="20"/>
                 <w:lang w:val="en-US"/>
               </w:rPr>
-              <w:t xml:space="preserve">Site Internet IT </w:t>
-            </w:r>
-            <w:proofErr w:type="gramStart"/>
-            <w:r>
-              <w:rPr>
-                <w:rFonts w:ascii="Arial" w:hAnsi="Arial" w:cs="Arial"/>
-                <w:bCs/>
-                <w:sz w:val="20"/>
-                <w:lang w:val="en-US"/>
-              </w:rPr>
-              <w:t>Connect :</w:t>
-            </w:r>
-            <w:proofErr w:type="gramEnd"/>
-            <w:r>
-              <w:rPr>
-                <w:rFonts w:ascii="Arial" w:hAnsi="Arial" w:cs="Arial"/>
-                <w:bCs/>
-                <w:sz w:val="20"/>
-                <w:lang w:val="en-US"/>
-              </w:rPr>
-              <w:t xml:space="preserve"> </w:t>
+              <w:t xml:space="preserve">Site Internet IT Connect : </w:t>
             </w:r>
             <w:r>
               <w:rPr>
@@ -5983,7 +5893,6 @@
               <w:t xml:space="preserve"> 3050 </w:t>
             </w:r>
             <w:proofErr w:type="spellStart"/>
-            <w:proofErr w:type="gramStart"/>
             <w:r>
               <w:rPr>
                 <w:lang w:val="en-US"/>
@@ -5995,14 +5904,7 @@
               <w:rPr>
                 <w:lang w:val="en-US"/>
               </w:rPr>
-              <w:t xml:space="preserve">  :</w:t>
-            </w:r>
-            <w:proofErr w:type="gramEnd"/>
-            <w:r>
-              <w:rPr>
-                <w:lang w:val="en-US"/>
-              </w:rPr>
-              <w:t xml:space="preserve"> 1To de stockage, 25 Go RAM, </w:t>
+              <w:t xml:space="preserve">  : 1To de stockage, 25 Go RAM, </w:t>
             </w:r>
             <w:proofErr w:type="spellStart"/>
             <w:r>
@@ -6878,27 +6780,7 @@
                 <w:sz w:val="20"/>
                 <w:lang w:val="en-US"/>
               </w:rPr>
-              <w:t xml:space="preserve">User </w:t>
-            </w:r>
-            <w:proofErr w:type="gramStart"/>
-            <w:r>
-              <w:rPr>
-                <w:rFonts w:ascii="Arial" w:hAnsi="Arial" w:cs="Arial"/>
-                <w:bCs/>
-                <w:sz w:val="20"/>
-                <w:lang w:val="en-US"/>
-              </w:rPr>
-              <w:t>name :</w:t>
-            </w:r>
-            <w:proofErr w:type="gramEnd"/>
-            <w:r>
-              <w:rPr>
-                <w:rFonts w:ascii="Arial" w:hAnsi="Arial" w:cs="Arial"/>
-                <w:bCs/>
-                <w:sz w:val="20"/>
-                <w:lang w:val="en-US"/>
-              </w:rPr>
-              <w:t xml:space="preserve"> root</w:t>
+              <w:t>User name : root</w:t>
             </w:r>
           </w:p>
           <w:p>
@@ -6912,7 +6794,6 @@
                 <w:lang w:val="en-US"/>
               </w:rPr>
             </w:pPr>
-            <w:proofErr w:type="gramStart"/>
             <w:r>
               <w:rPr>
                 <w:rFonts w:ascii="Arial" w:hAnsi="Arial" w:cs="Arial"/>
@@ -6920,37 +6801,7 @@
                 <w:sz w:val="20"/>
                 <w:lang w:val="en-US"/>
               </w:rPr>
-              <w:t>Password :</w:t>
-            </w:r>
-            <w:proofErr w:type="gramEnd"/>
-            <w:r>
-              <w:rPr>
-                <w:rFonts w:ascii="Arial" w:hAnsi="Arial" w:cs="Arial"/>
-                <w:bCs/>
-                <w:sz w:val="20"/>
-                <w:lang w:val="en-US"/>
-              </w:rPr>
-              <w:t xml:space="preserve"> w</w:t>
-            </w:r>
-            <w:proofErr w:type="gramStart"/>
-            <w:r>
-              <w:rPr>
-                <w:rFonts w:ascii="Arial" w:hAnsi="Arial" w:cs="Arial"/>
-                <w:bCs/>
-                <w:sz w:val="20"/>
-                <w:lang w:val="en-US"/>
-              </w:rPr>
-              <w:t>=:2cS.VjVHBBW</w:t>
-            </w:r>
-            <w:proofErr w:type="gramEnd"/>
-            <w:r>
-              <w:rPr>
-                <w:rFonts w:ascii="Arial" w:hAnsi="Arial" w:cs="Arial"/>
-                <w:bCs/>
-                <w:sz w:val="20"/>
-                <w:lang w:val="en-US"/>
-              </w:rPr>
-              <w:t>#</w:t>
+              <w:t>Password : w=:2cS.VjVHBBW#</w:t>
             </w:r>
           </w:p>
           <w:p>
@@ -6964,7 +6815,6 @@
                 <w:lang w:val="en-US"/>
               </w:rPr>
             </w:pPr>
-            <w:proofErr w:type="gramStart"/>
             <w:r>
               <w:rPr>
                 <w:rFonts w:ascii="Arial" w:hAnsi="Arial" w:cs="Arial"/>
@@ -6972,17 +6822,7 @@
                 <w:sz w:val="20"/>
                 <w:lang w:val="en-US"/>
               </w:rPr>
-              <w:t>Realm :</w:t>
-            </w:r>
-            <w:proofErr w:type="gramEnd"/>
-            <w:r>
-              <w:rPr>
-                <w:rFonts w:ascii="Arial" w:hAnsi="Arial" w:cs="Arial"/>
-                <w:bCs/>
-                <w:sz w:val="20"/>
-                <w:lang w:val="en-US"/>
-              </w:rPr>
-              <w:t xml:space="preserve"> Linux PAM standard authentication </w:t>
+              <w:t>Realm : Linux PAM standard authentication </w:t>
             </w:r>
           </w:p>
           <w:p>
@@ -7060,25 +6900,7 @@
                 <w:bCs/>
                 <w:sz w:val="20"/>
               </w:rPr>
-              <w:t>à SRV-</w:t>
-            </w:r>
-            <w:proofErr w:type="gramStart"/>
-            <w:r>
-              <w:rPr>
-                <w:rFonts w:ascii="Arial" w:hAnsi="Arial" w:cs="Arial"/>
-                <w:bCs/>
-                <w:sz w:val="20"/>
-              </w:rPr>
-              <w:t>AD ,</w:t>
-            </w:r>
-            <w:proofErr w:type="gramEnd"/>
-            <w:r>
-              <w:rPr>
-                <w:rFonts w:ascii="Arial" w:hAnsi="Arial" w:cs="Arial"/>
-                <w:bCs/>
-                <w:sz w:val="20"/>
-              </w:rPr>
-              <w:t xml:space="preserve"> </w:t>
+              <w:t xml:space="preserve">à SRV-AD , </w:t>
             </w:r>
             <w:r>
               <w:rPr>
@@ -7474,14 +7296,17 @@
               </w:rPr>
               <w:t xml:space="preserve"> </w:t>
             </w:r>
-            <w:r>
-              <w:rPr>
-                <w:rFonts w:ascii="Arial" w:hAnsi="Arial" w:cs="Arial"/>
-                <w:bCs/>
-                <w:sz w:val="20"/>
-              </w:rPr>
-              <w:t>https://github.com/adriendemange/DEMANGE/blob/main/Projet_NetCorp_BTS_Adrien_D/RealisationReseau/netcorp_reseau_documentation.docx</w:t>
-            </w:r>
+            <w:hyperlink r:id="rId9" w:history="1">
+              <w:r>
+                <w:rPr>
+                  <w:rStyle w:val="Hyperlink"/>
+                  <w:rFonts w:ascii="Arial" w:hAnsi="Arial" w:cs="Arial"/>
+                  <w:bCs/>
+                  <w:sz w:val="20"/>
+                </w:rPr>
+                <w:t>https://github.com/adriendemange/DEMANGE/blob/main/Projet_NetCorp_BTS_Adrien_D/RealisationReseau/netcorp_reseau_documentation.docx</w:t>
+              </w:r>
+            </w:hyperlink>
           </w:p>
           <w:p>
             <w:pPr>
@@ -7552,14 +7377,17 @@
                 <w:sz w:val="20"/>
               </w:rPr>
             </w:pPr>
-            <w:r>
-              <w:rPr>
-                <w:rFonts w:ascii="Arial" w:hAnsi="Arial" w:cs="Arial"/>
-                <w:bCs/>
-                <w:sz w:val="20"/>
-              </w:rPr>
-              <w:t>https://github.com/adriendemange/DEMANGE/blob/main/Projet_NetCorp_BTS_Adrien_D/RealisationReseau/netcorp_reseau_maquette.pkt</w:t>
-            </w:r>
+            <w:hyperlink r:id="rId10" w:history="1">
+              <w:r>
+                <w:rPr>
+                  <w:rStyle w:val="Hyperlink"/>
+                  <w:rFonts w:ascii="Arial" w:hAnsi="Arial" w:cs="Arial"/>
+                  <w:bCs/>
+                  <w:sz w:val="20"/>
+                </w:rPr>
+                <w:t>https://github.com/adriendemange/DEMANGE/blob/main/Projet_NetCorp_BTS_Adrien_D/RealisationReseau/netcorp_reseau_maquette.pkt</w:t>
+              </w:r>
+            </w:hyperlink>
           </w:p>
           <w:p>
             <w:pPr>
@@ -7628,14 +7456,17 @@
                 <w:sz w:val="20"/>
               </w:rPr>
             </w:pPr>
-            <w:r>
-              <w:rPr>
-                <w:rFonts w:ascii="Arial" w:hAnsi="Arial" w:cs="Arial"/>
-                <w:bCs/>
-                <w:sz w:val="20"/>
-              </w:rPr>
-              <w:t>https://github.com/adriendemange/DEMANGE/blob/main/Projet_NetCorp_BTS_Adrien_D/RealisationReseau/netcorp_reseau_schema.pdf</w:t>
-            </w:r>
+            <w:hyperlink r:id="rId11" w:history="1">
+              <w:r>
+                <w:rPr>
+                  <w:rStyle w:val="Hyperlink"/>
+                  <w:rFonts w:ascii="Arial" w:hAnsi="Arial" w:cs="Arial"/>
+                  <w:bCs/>
+                  <w:sz w:val="20"/>
+                </w:rPr>
+                <w:t>https://github.com/adriendemange/DEMANGE/blob/main/Projet_NetCorp_BTS_Adrien_D/RealisationReseau/netcorp_reseau_schema.pdf</w:t>
+              </w:r>
+            </w:hyperlink>
           </w:p>
           <w:p>
             <w:pPr>
@@ -8172,7 +8003,7 @@
                           <pic:cNvPicPr/>
                         </pic:nvPicPr>
                         <pic:blipFill>
-                          <a:blip r:embed="rId9"/>
+                          <a:blip r:embed="rId12"/>
                           <a:stretch>
                             <a:fillRect/>
                           </a:stretch>
@@ -8286,7 +8117,7 @@
                           <pic:cNvPicPr/>
                         </pic:nvPicPr>
                         <pic:blipFill>
-                          <a:blip r:embed="rId10"/>
+                          <a:blip r:embed="rId13"/>
                           <a:stretch>
                             <a:fillRect/>
                           </a:stretch>
@@ -8388,7 +8219,7 @@
                           <pic:cNvPicPr/>
                         </pic:nvPicPr>
                         <pic:blipFill>
-                          <a:blip r:embed="rId11"/>
+                          <a:blip r:embed="rId14"/>
                           <a:stretch>
                             <a:fillRect/>
                           </a:stretch>
@@ -8487,7 +8318,6 @@
               <w:snapToGrid w:val="0"/>
               <w:spacing w:line="276" w:lineRule="auto"/>
             </w:pPr>
-            <w:proofErr w:type="gramStart"/>
             <w:r>
               <w:rPr>
                 <w:rFonts w:ascii="Arial" w:hAnsi="Arial"/>
@@ -8495,17 +8325,7 @@
                 <w:sz w:val="20"/>
                 <w:szCs w:val="20"/>
               </w:rPr>
-              <w:t>ainsi</w:t>
-            </w:r>
-            <w:proofErr w:type="gramEnd"/>
-            <w:r>
-              <w:rPr>
-                <w:rFonts w:ascii="Arial" w:hAnsi="Arial"/>
-                <w:bCs/>
-                <w:sz w:val="20"/>
-                <w:szCs w:val="20"/>
-              </w:rPr>
-              <w:t xml:space="preserve"> que le routeu</w:t>
+              <w:t>ainsi que le routeu</w:t>
             </w:r>
             <w:r>
               <w:rPr>
@@ -8617,12 +8437,10 @@
               <w:spacing w:line="276" w:lineRule="auto"/>
             </w:pPr>
             <w:proofErr w:type="spellStart"/>
-            <w:proofErr w:type="gramStart"/>
             <w:r>
               <w:t>glpi.lab.local</w:t>
             </w:r>
             <w:proofErr w:type="spellEnd"/>
-            <w:proofErr w:type="gramEnd"/>
             <w:r>
               <w:t xml:space="preserve"> -&gt; 192.168.6</w:t>
             </w:r>
@@ -8647,7 +8465,7 @@
             <w:r>
               <w:t>Pour les utilisateurs l’accès à GLPI peut se faire sur l’adresse </w:t>
             </w:r>
-            <w:hyperlink r:id="rId12" w:history="1">
+            <w:hyperlink r:id="rId15" w:history="1">
               <w:r>
                 <w:rPr>
                   <w:rStyle w:val="Hyperlink"/>
@@ -8851,12 +8669,10 @@
               <w:t>et l’adresse « </w:t>
             </w:r>
             <w:proofErr w:type="spellStart"/>
-            <w:proofErr w:type="gramStart"/>
             <w:r>
               <w:t>glpi.lab.local</w:t>
             </w:r>
             <w:proofErr w:type="spellEnd"/>
-            <w:proofErr w:type="gramEnd"/>
             <w:r>
               <w:t xml:space="preserve"> » sont </w:t>
             </w:r>
@@ -12898,36 +12714,16 @@
                 <w:sz w:val="22"/>
                 <w:szCs w:val="22"/>
               </w:rPr>
-              <w:t xml:space="preserve"> </w:t>
-            </w:r>
-            <w:proofErr w:type="gramStart"/>
-            <w:r>
-              <w:rPr>
-                <w:rFonts w:ascii="Arial" w:hAnsi="Arial" w:cs="Arial"/>
-                <w:bCs/>
-                <w:sz w:val="22"/>
-                <w:szCs w:val="22"/>
-              </w:rPr>
-              <w:t>a</w:t>
-            </w:r>
-            <w:r>
-              <w:rPr>
-                <w:rFonts w:ascii="Arial" w:hAnsi="Arial" w:cs="Arial"/>
-                <w:bCs/>
-                <w:sz w:val="22"/>
-                <w:szCs w:val="22"/>
-              </w:rPr>
-              <w:t>bsence</w:t>
-            </w:r>
-            <w:proofErr w:type="gramEnd"/>
-            <w:r>
-              <w:rPr>
-                <w:rFonts w:ascii="Arial" w:hAnsi="Arial" w:cs="Arial"/>
-                <w:bCs/>
-                <w:sz w:val="22"/>
-                <w:szCs w:val="22"/>
-              </w:rPr>
-              <w:t xml:space="preserve"> de dossier</w:t>
+              <w:t xml:space="preserve"> a</w:t>
+            </w:r>
+            <w:r>
+              <w:rPr>
+                <w:rFonts w:ascii="Arial" w:hAnsi="Arial" w:cs="Arial"/>
+                <w:bCs/>
+                <w:sz w:val="22"/>
+                <w:szCs w:val="22"/>
+              </w:rPr>
+              <w:t>bsence de dossier</w:t>
             </w:r>
             <w:r>
               <w:rPr>
@@ -13035,36 +12831,16 @@
                 <w:sz w:val="22"/>
                 <w:szCs w:val="22"/>
               </w:rPr>
-              <w:t xml:space="preserve"> </w:t>
-            </w:r>
-            <w:proofErr w:type="gramStart"/>
-            <w:r>
-              <w:rPr>
-                <w:rFonts w:ascii="Arial" w:hAnsi="Arial" w:cs="Arial"/>
-                <w:bCs/>
-                <w:sz w:val="22"/>
-                <w:szCs w:val="22"/>
-              </w:rPr>
-              <w:t>d</w:t>
-            </w:r>
-            <w:r>
-              <w:rPr>
-                <w:rFonts w:ascii="Arial" w:hAnsi="Arial" w:cs="Arial"/>
-                <w:bCs/>
-                <w:sz w:val="22"/>
-                <w:szCs w:val="22"/>
-              </w:rPr>
-              <w:t>épôt</w:t>
-            </w:r>
-            <w:proofErr w:type="gramEnd"/>
-            <w:r>
-              <w:rPr>
-                <w:rFonts w:ascii="Arial" w:hAnsi="Arial" w:cs="Arial"/>
-                <w:bCs/>
-                <w:sz w:val="22"/>
-                <w:szCs w:val="22"/>
-              </w:rPr>
-              <w:t xml:space="preserve"> du dossier au-delà de la date fixée par les autorités académiques</w:t>
+              <w:t xml:space="preserve"> d</w:t>
+            </w:r>
+            <w:r>
+              <w:rPr>
+                <w:rFonts w:ascii="Arial" w:hAnsi="Arial" w:cs="Arial"/>
+                <w:bCs/>
+                <w:sz w:val="22"/>
+                <w:szCs w:val="22"/>
+              </w:rPr>
+              <w:t>épôt du dossier au-delà de la date fixée par les autorités académiques</w:t>
             </w:r>
             <w:r>
               <w:rPr>
@@ -16705,7 +16481,7 @@
           <w:szCs w:val="22"/>
         </w:rPr>
         <w:sectPr>
-          <w:footerReference w:type="default" r:id="rId13"/>
+          <w:footerReference w:type="default" r:id="rId16"/>
           <w:pgSz w:w="11900" w:h="16840"/>
           <w:pgMar w:top="851" w:right="1134" w:bottom="851" w:left="1134" w:header="709" w:footer="709" w:gutter="0"/>
           <w:cols w:space="708"/>
@@ -20386,23 +20162,13 @@
                 <w:szCs w:val="18"/>
               </w:rPr>
             </w:pPr>
-            <w:proofErr w:type="gramStart"/>
-            <w:r>
-              <w:rPr>
-                <w:rFonts w:ascii="Arial" w:hAnsi="Arial" w:cs="Arial"/>
-                <w:sz w:val="18"/>
-                <w:szCs w:val="18"/>
-              </w:rPr>
-              <w:t>réalisation</w:t>
-            </w:r>
-            <w:proofErr w:type="gramEnd"/>
-            <w:r>
-              <w:rPr>
-                <w:rFonts w:ascii="Arial" w:hAnsi="Arial" w:cs="Arial"/>
-                <w:sz w:val="18"/>
-                <w:szCs w:val="18"/>
-              </w:rPr>
-              <w:t xml:space="preserve"> en env. 1</w:t>
+            <w:r>
+              <w:rPr>
+                <w:rFonts w:ascii="Arial" w:hAnsi="Arial" w:cs="Arial"/>
+                <w:sz w:val="18"/>
+                <w:szCs w:val="18"/>
+              </w:rPr>
+              <w:t>réalisation en env. 1</w:t>
             </w:r>
           </w:p>
         </w:tc>
@@ -20724,23 +20490,13 @@
                 <w:szCs w:val="18"/>
               </w:rPr>
             </w:pPr>
-            <w:proofErr w:type="gramStart"/>
-            <w:r>
-              <w:rPr>
-                <w:rFonts w:ascii="Arial" w:hAnsi="Arial" w:cs="Arial"/>
-                <w:sz w:val="18"/>
-                <w:szCs w:val="18"/>
-              </w:rPr>
-              <w:t>réalisation</w:t>
-            </w:r>
-            <w:proofErr w:type="gramEnd"/>
-            <w:r>
-              <w:rPr>
-                <w:rFonts w:ascii="Arial" w:hAnsi="Arial" w:cs="Arial"/>
-                <w:sz w:val="18"/>
-                <w:szCs w:val="18"/>
-              </w:rPr>
-              <w:t xml:space="preserve"> en env. 2</w:t>
+            <w:r>
+              <w:rPr>
+                <w:rFonts w:ascii="Arial" w:hAnsi="Arial" w:cs="Arial"/>
+                <w:sz w:val="18"/>
+                <w:szCs w:val="18"/>
+              </w:rPr>
+              <w:t>réalisation en env. 2</w:t>
             </w:r>
           </w:p>
         </w:tc>
@@ -21054,23 +20810,13 @@
                 <w:szCs w:val="18"/>
               </w:rPr>
             </w:pPr>
-            <w:proofErr w:type="gramStart"/>
-            <w:r>
-              <w:rPr>
-                <w:rFonts w:ascii="Arial" w:hAnsi="Arial" w:cs="Arial"/>
-                <w:sz w:val="18"/>
-                <w:szCs w:val="18"/>
-              </w:rPr>
-              <w:t>réalisation</w:t>
-            </w:r>
-            <w:proofErr w:type="gramEnd"/>
-            <w:r>
-              <w:rPr>
-                <w:rFonts w:ascii="Arial" w:hAnsi="Arial" w:cs="Arial"/>
-                <w:sz w:val="18"/>
-                <w:szCs w:val="18"/>
-              </w:rPr>
-              <w:t xml:space="preserve"> en env. 1</w:t>
+            <w:r>
+              <w:rPr>
+                <w:rFonts w:ascii="Arial" w:hAnsi="Arial" w:cs="Arial"/>
+                <w:sz w:val="18"/>
+                <w:szCs w:val="18"/>
+              </w:rPr>
+              <w:t>réalisation en env. 1</w:t>
             </w:r>
           </w:p>
         </w:tc>
@@ -22908,23 +22654,13 @@
                 <w:szCs w:val="18"/>
               </w:rPr>
             </w:pPr>
-            <w:proofErr w:type="gramStart"/>
-            <w:r>
-              <w:rPr>
-                <w:rFonts w:ascii="Arial" w:hAnsi="Arial" w:cs="Arial"/>
-                <w:sz w:val="18"/>
-                <w:szCs w:val="18"/>
-              </w:rPr>
-              <w:t>réalisation</w:t>
-            </w:r>
-            <w:proofErr w:type="gramEnd"/>
-            <w:r>
-              <w:rPr>
-                <w:rFonts w:ascii="Arial" w:hAnsi="Arial" w:cs="Arial"/>
-                <w:sz w:val="18"/>
-                <w:szCs w:val="18"/>
-              </w:rPr>
-              <w:t xml:space="preserve"> en env. 1</w:t>
+            <w:r>
+              <w:rPr>
+                <w:rFonts w:ascii="Arial" w:hAnsi="Arial" w:cs="Arial"/>
+                <w:sz w:val="18"/>
+                <w:szCs w:val="18"/>
+              </w:rPr>
+              <w:t>réalisation en env. 1</w:t>
             </w:r>
           </w:p>
         </w:tc>
@@ -23144,23 +22880,13 @@
                 <w:szCs w:val="18"/>
               </w:rPr>
             </w:pPr>
-            <w:proofErr w:type="gramStart"/>
-            <w:r>
-              <w:rPr>
-                <w:rFonts w:ascii="Arial" w:hAnsi="Arial" w:cs="Arial"/>
-                <w:sz w:val="18"/>
-                <w:szCs w:val="18"/>
-              </w:rPr>
-              <w:t>réalisation</w:t>
-            </w:r>
-            <w:proofErr w:type="gramEnd"/>
-            <w:r>
-              <w:rPr>
-                <w:rFonts w:ascii="Arial" w:hAnsi="Arial" w:cs="Arial"/>
-                <w:sz w:val="18"/>
-                <w:szCs w:val="18"/>
-              </w:rPr>
-              <w:t xml:space="preserve"> en env. 1</w:t>
+            <w:r>
+              <w:rPr>
+                <w:rFonts w:ascii="Arial" w:hAnsi="Arial" w:cs="Arial"/>
+                <w:sz w:val="18"/>
+                <w:szCs w:val="18"/>
+              </w:rPr>
+              <w:t>réalisation en env. 1</w:t>
             </w:r>
           </w:p>
         </w:tc>
@@ -23470,23 +23196,13 @@
                 <w:szCs w:val="18"/>
               </w:rPr>
             </w:pPr>
-            <w:proofErr w:type="gramStart"/>
-            <w:r>
-              <w:rPr>
-                <w:rFonts w:ascii="Arial" w:hAnsi="Arial" w:cs="Arial"/>
-                <w:sz w:val="18"/>
-                <w:szCs w:val="18"/>
-              </w:rPr>
-              <w:t>réalisation</w:t>
-            </w:r>
-            <w:proofErr w:type="gramEnd"/>
-            <w:r>
-              <w:rPr>
-                <w:rFonts w:ascii="Arial" w:hAnsi="Arial" w:cs="Arial"/>
-                <w:sz w:val="18"/>
-                <w:szCs w:val="18"/>
-              </w:rPr>
-              <w:t xml:space="preserve"> en env. 2</w:t>
+            <w:r>
+              <w:rPr>
+                <w:rFonts w:ascii="Arial" w:hAnsi="Arial" w:cs="Arial"/>
+                <w:sz w:val="18"/>
+                <w:szCs w:val="18"/>
+              </w:rPr>
+              <w:t>réalisation en env. 2</w:t>
             </w:r>
           </w:p>
         </w:tc>
@@ -23672,23 +23388,13 @@
                 <w:szCs w:val="18"/>
               </w:rPr>
             </w:pPr>
-            <w:proofErr w:type="gramStart"/>
-            <w:r>
-              <w:rPr>
-                <w:rFonts w:ascii="Arial" w:hAnsi="Arial" w:cs="Arial"/>
-                <w:sz w:val="18"/>
-                <w:szCs w:val="18"/>
-              </w:rPr>
-              <w:t>réalisation</w:t>
-            </w:r>
-            <w:proofErr w:type="gramEnd"/>
-            <w:r>
-              <w:rPr>
-                <w:rFonts w:ascii="Arial" w:hAnsi="Arial" w:cs="Arial"/>
-                <w:sz w:val="18"/>
-                <w:szCs w:val="18"/>
-              </w:rPr>
-              <w:t xml:space="preserve"> en env. 2</w:t>
+            <w:r>
+              <w:rPr>
+                <w:rFonts w:ascii="Arial" w:hAnsi="Arial" w:cs="Arial"/>
+                <w:sz w:val="18"/>
+                <w:szCs w:val="18"/>
+              </w:rPr>
+              <w:t>réalisation en env. 2</w:t>
             </w:r>
           </w:p>
         </w:tc>
@@ -24045,23 +23751,13 @@
                 <w:szCs w:val="18"/>
               </w:rPr>
             </w:pPr>
-            <w:proofErr w:type="gramStart"/>
-            <w:r>
-              <w:rPr>
-                <w:rFonts w:ascii="Arial" w:hAnsi="Arial" w:cs="Arial"/>
-                <w:sz w:val="18"/>
-                <w:szCs w:val="18"/>
-              </w:rPr>
-              <w:t>réalisation</w:t>
-            </w:r>
-            <w:proofErr w:type="gramEnd"/>
-            <w:r>
-              <w:rPr>
-                <w:rFonts w:ascii="Arial" w:hAnsi="Arial" w:cs="Arial"/>
-                <w:sz w:val="18"/>
-                <w:szCs w:val="18"/>
-              </w:rPr>
-              <w:t xml:space="preserve"> en env. 1</w:t>
+            <w:r>
+              <w:rPr>
+                <w:rFonts w:ascii="Arial" w:hAnsi="Arial" w:cs="Arial"/>
+                <w:sz w:val="18"/>
+                <w:szCs w:val="18"/>
+              </w:rPr>
+              <w:t>réalisation en env. 1</w:t>
             </w:r>
           </w:p>
         </w:tc>
@@ -24389,23 +24085,13 @@
                 <w:szCs w:val="18"/>
               </w:rPr>
             </w:pPr>
-            <w:proofErr w:type="gramStart"/>
-            <w:r>
-              <w:rPr>
-                <w:rFonts w:ascii="Arial" w:hAnsi="Arial" w:cs="Arial"/>
-                <w:sz w:val="18"/>
-                <w:szCs w:val="18"/>
-              </w:rPr>
-              <w:t>réalisation</w:t>
-            </w:r>
-            <w:proofErr w:type="gramEnd"/>
-            <w:r>
-              <w:rPr>
-                <w:rFonts w:ascii="Arial" w:hAnsi="Arial" w:cs="Arial"/>
-                <w:sz w:val="18"/>
-                <w:szCs w:val="18"/>
-              </w:rPr>
-              <w:t xml:space="preserve"> en env. </w:t>
+            <w:r>
+              <w:rPr>
+                <w:rFonts w:ascii="Arial" w:hAnsi="Arial" w:cs="Arial"/>
+                <w:sz w:val="18"/>
+                <w:szCs w:val="18"/>
+              </w:rPr>
+              <w:t xml:space="preserve">réalisation en env. </w:t>
             </w:r>
             <w:r>
               <w:rPr>
@@ -25315,31 +25001,7 @@
           <w:sz w:val="21"/>
           <w:szCs w:val="21"/>
         </w:rPr>
-        <w:t xml:space="preserve">Proposition de note </w:t>
-      </w:r>
-      <w:proofErr w:type="gramStart"/>
-      <w:r>
-        <w:rPr>
-          <w:rFonts w:ascii="Arial" w:hAnsi="Arial" w:cs="Arial"/>
-          <w:b/>
-          <w:bCs/>
-          <w:iCs/>
-          <w:sz w:val="21"/>
-          <w:szCs w:val="21"/>
-        </w:rPr>
-        <w:t>suite à</w:t>
-      </w:r>
-      <w:proofErr w:type="gramEnd"/>
-      <w:r>
-        <w:rPr>
-          <w:rFonts w:ascii="Arial" w:hAnsi="Arial" w:cs="Arial"/>
-          <w:b/>
-          <w:bCs/>
-          <w:iCs/>
-          <w:sz w:val="21"/>
-          <w:szCs w:val="21"/>
-        </w:rPr>
-        <w:t xml:space="preserve"> l’évaluation du profil de la personne candidate</w:t>
+        <w:t>Proposition de note suite à l’évaluation du profil de la personne candidate</w:t>
       </w:r>
     </w:p>
     <w:tbl>
@@ -25735,25 +25397,7 @@
                 <w:sz w:val="20"/>
                 <w:szCs w:val="20"/>
               </w:rPr>
-              <w:t xml:space="preserve">Les pénalités ci-dessous doivent être appliquées </w:t>
-            </w:r>
-            <w:proofErr w:type="gramStart"/>
-            <w:r>
-              <w:rPr>
-                <w:rFonts w:ascii="Arial" w:hAnsi="Arial" w:cs="Arial"/>
-                <w:sz w:val="20"/>
-                <w:szCs w:val="20"/>
-              </w:rPr>
-              <w:t>de façon à ce</w:t>
-            </w:r>
-            <w:proofErr w:type="gramEnd"/>
-            <w:r>
-              <w:rPr>
-                <w:rFonts w:ascii="Arial" w:hAnsi="Arial" w:cs="Arial"/>
-                <w:sz w:val="20"/>
-                <w:szCs w:val="20"/>
-              </w:rPr>
-              <w:t xml:space="preserve"> que la note finale de la personne candidate (</w:t>
+              <w:t>Les pénalités ci-dessous doivent être appliquées de façon à ce que la note finale de la personne candidate (</w:t>
             </w:r>
             <w:r>
               <w:rPr>
@@ -28349,29 +27993,7 @@
                 <w:sz w:val="16"/>
                 <w:szCs w:val="16"/>
               </w:rPr>
-              <w:t xml:space="preserve">Les choix de solutions répondant au besoin </w:t>
-            </w:r>
-            <w:proofErr w:type="gramStart"/>
-            <w:r>
-              <w:rPr>
-                <w:rFonts w:ascii="Arial" w:hAnsi="Arial" w:cs="Arial"/>
-                <w:i/>
-                <w:iCs/>
-                <w:sz w:val="16"/>
-                <w:szCs w:val="16"/>
-              </w:rPr>
-              <w:t>exprimé</w:t>
-            </w:r>
-            <w:proofErr w:type="gramEnd"/>
-            <w:r>
-              <w:rPr>
-                <w:rFonts w:ascii="Arial" w:hAnsi="Arial" w:cs="Arial"/>
-                <w:i/>
-                <w:iCs/>
-                <w:sz w:val="16"/>
-                <w:szCs w:val="16"/>
-              </w:rPr>
-              <w:t xml:space="preserve"> (adaptation d’une solution existante ou réalisation d’une nouvelle) sont décrits et justifiés en termes de coût, de délai et de qualité.</w:t>
+              <w:t>Les choix de solutions répondant au besoin exprimé (adaptation d’une solution existante ou réalisation d’une nouvelle) sont décrits et justifiés en termes de coût, de délai et de qualité.</w:t>
             </w:r>
           </w:p>
           <w:p>
@@ -31316,29 +30938,7 @@
                 <w:sz w:val="16"/>
                 <w:szCs w:val="16"/>
               </w:rPr>
-              <w:t xml:space="preserve">L’automatisation des tâches d’administration répond au besoin </w:t>
-            </w:r>
-            <w:proofErr w:type="gramStart"/>
-            <w:r>
-              <w:rPr>
-                <w:rFonts w:ascii="Arial" w:hAnsi="Arial" w:cs="Arial"/>
-                <w:i/>
-                <w:iCs/>
-                <w:sz w:val="16"/>
-                <w:szCs w:val="16"/>
-              </w:rPr>
-              <w:t>exprimé</w:t>
-            </w:r>
-            <w:proofErr w:type="gramEnd"/>
-            <w:r>
-              <w:rPr>
-                <w:rFonts w:ascii="Arial" w:hAnsi="Arial" w:cs="Arial"/>
-                <w:i/>
-                <w:iCs/>
-                <w:sz w:val="16"/>
-                <w:szCs w:val="16"/>
-              </w:rPr>
-              <w:t>.</w:t>
+              <w:t>L’automatisation des tâches d’administration répond au besoin exprimé.</w:t>
             </w:r>
           </w:p>
           <w:p>
@@ -33222,31 +32822,7 @@
           <w:sz w:val="21"/>
           <w:szCs w:val="21"/>
         </w:rPr>
-        <w:t xml:space="preserve">Proposition de note </w:t>
-      </w:r>
-      <w:proofErr w:type="gramStart"/>
-      <w:r>
-        <w:rPr>
-          <w:rFonts w:ascii="Arial" w:hAnsi="Arial" w:cs="Arial"/>
-          <w:b/>
-          <w:bCs/>
-          <w:iCs/>
-          <w:sz w:val="21"/>
-          <w:szCs w:val="21"/>
-        </w:rPr>
-        <w:t>suite à</w:t>
-      </w:r>
-      <w:proofErr w:type="gramEnd"/>
-      <w:r>
-        <w:rPr>
-          <w:rFonts w:ascii="Arial" w:hAnsi="Arial" w:cs="Arial"/>
-          <w:b/>
-          <w:bCs/>
-          <w:iCs/>
-          <w:sz w:val="21"/>
-          <w:szCs w:val="21"/>
-        </w:rPr>
-        <w:t xml:space="preserve"> l’évaluation du profil de la personne candidate</w:t>
+        <w:t>Proposition de note suite à l’évaluation du profil de la personne candidate</w:t>
       </w:r>
     </w:p>
     <w:tbl>
@@ -33642,25 +33218,7 @@
                 <w:sz w:val="20"/>
                 <w:szCs w:val="20"/>
               </w:rPr>
-              <w:t xml:space="preserve">Les pénalités ci-dessous doivent être appliquées </w:t>
-            </w:r>
-            <w:proofErr w:type="gramStart"/>
-            <w:r>
-              <w:rPr>
-                <w:rFonts w:ascii="Arial" w:hAnsi="Arial" w:cs="Arial"/>
-                <w:sz w:val="20"/>
-                <w:szCs w:val="20"/>
-              </w:rPr>
-              <w:t>de façon à ce</w:t>
-            </w:r>
-            <w:proofErr w:type="gramEnd"/>
-            <w:r>
-              <w:rPr>
-                <w:rFonts w:ascii="Arial" w:hAnsi="Arial" w:cs="Arial"/>
-                <w:sz w:val="20"/>
-                <w:szCs w:val="20"/>
-              </w:rPr>
-              <w:t xml:space="preserve"> que la note finale de la personne candidate (</w:t>
+              <w:t>Les pénalités ci-dessous doivent être appliquées de façon à ce que la note finale de la personne candidate (</w:t>
             </w:r>
             <w:r>
               <w:rPr>
@@ -36071,29 +35629,7 @@
                 <w:sz w:val="16"/>
                 <w:szCs w:val="16"/>
               </w:rPr>
-              <w:t xml:space="preserve">La proposition de la solution applicative répond au besoin </w:t>
-            </w:r>
-            <w:proofErr w:type="gramStart"/>
-            <w:r>
-              <w:rPr>
-                <w:rFonts w:ascii="Arial" w:hAnsi="Arial" w:cs="Arial"/>
-                <w:i/>
-                <w:iCs/>
-                <w:sz w:val="16"/>
-                <w:szCs w:val="16"/>
-              </w:rPr>
-              <w:t>exprimé</w:t>
-            </w:r>
-            <w:proofErr w:type="gramEnd"/>
-            <w:r>
-              <w:rPr>
-                <w:rFonts w:ascii="Arial" w:hAnsi="Arial" w:cs="Arial"/>
-                <w:i/>
-                <w:iCs/>
-                <w:sz w:val="16"/>
-                <w:szCs w:val="16"/>
-              </w:rPr>
-              <w:t xml:space="preserve"> dans le cahier des charges y compris dans sa dimension contractuelle :</w:t>
+              <w:t>La proposition de la solution applicative répond au besoin exprimé dans le cahier des charges y compris dans sa dimension contractuelle :</w:t>
             </w:r>
           </w:p>
           <w:p>
@@ -38718,29 +38254,7 @@
                 <w:sz w:val="16"/>
                 <w:szCs w:val="16"/>
               </w:rPr>
-              <w:t xml:space="preserve">Les tests de </w:t>
-            </w:r>
-            <w:proofErr w:type="gramStart"/>
-            <w:r>
-              <w:rPr>
-                <w:rFonts w:ascii="Arial" w:hAnsi="Arial" w:cs="Arial"/>
-                <w:i/>
-                <w:iCs/>
-                <w:sz w:val="16"/>
-                <w:szCs w:val="16"/>
-              </w:rPr>
-              <w:t>non régression</w:t>
-            </w:r>
-            <w:proofErr w:type="gramEnd"/>
-            <w:r>
-              <w:rPr>
-                <w:rFonts w:ascii="Arial" w:hAnsi="Arial" w:cs="Arial"/>
-                <w:i/>
-                <w:iCs/>
-                <w:sz w:val="16"/>
-                <w:szCs w:val="16"/>
-              </w:rPr>
-              <w:t xml:space="preserve"> sont réalisés.</w:t>
+              <w:t>Les tests de non régression sont réalisés.</w:t>
             </w:r>
           </w:p>
           <w:p>
@@ -42901,7 +42415,6 @@
                 <w:szCs w:val="22"/>
               </w:rPr>
             </w:pPr>
-            <w:proofErr w:type="gramStart"/>
             <w:r>
               <w:rPr>
                 <w:rFonts w:ascii="Arial" w:hAnsi="Arial" w:cs="Arial"/>
@@ -42913,7 +42426,6 @@
               </w:rPr>
               <w:t>d’interrogation</w:t>
             </w:r>
-            <w:proofErr w:type="gramEnd"/>
           </w:p>
         </w:tc>
       </w:tr>
@@ -43621,7 +43133,6 @@
                 <w:szCs w:val="22"/>
               </w:rPr>
             </w:pPr>
-            <w:proofErr w:type="gramStart"/>
             <w:r>
               <w:rPr>
                 <w:rFonts w:ascii="Arial" w:hAnsi="Arial" w:cs="Arial"/>
@@ -43633,7 +43144,6 @@
               </w:rPr>
               <w:t>d’interrogation</w:t>
             </w:r>
-            <w:proofErr w:type="gramEnd"/>
           </w:p>
         </w:tc>
       </w:tr>
@@ -44098,7 +43608,6 @@
                 <w:szCs w:val="22"/>
               </w:rPr>
             </w:pPr>
-            <w:proofErr w:type="gramStart"/>
             <w:r>
               <w:rPr>
                 <w:rFonts w:ascii="Arial" w:hAnsi="Arial" w:cs="Arial"/>
@@ -44110,7 +43619,6 @@
               </w:rPr>
               <w:t>d’interrogation</w:t>
             </w:r>
-            <w:proofErr w:type="gramEnd"/>
           </w:p>
         </w:tc>
       </w:tr>
@@ -44834,7 +44342,6 @@
                 <w:szCs w:val="22"/>
               </w:rPr>
             </w:pPr>
-            <w:proofErr w:type="gramStart"/>
             <w:r>
               <w:rPr>
                 <w:rFonts w:ascii="Arial" w:hAnsi="Arial" w:cs="Arial"/>
@@ -44846,7 +44353,6 @@
               </w:rPr>
               <w:t>d’interrogation</w:t>
             </w:r>
-            <w:proofErr w:type="gramEnd"/>
           </w:p>
         </w:tc>
       </w:tr>
@@ -45605,7 +45111,6 @@
                 <w:szCs w:val="22"/>
               </w:rPr>
             </w:pPr>
-            <w:proofErr w:type="gramStart"/>
             <w:r>
               <w:rPr>
                 <w:rFonts w:ascii="Arial" w:hAnsi="Arial" w:cs="Arial"/>
@@ -45617,7 +45122,6 @@
               </w:rPr>
               <w:t>d’interrogation</w:t>
             </w:r>
-            <w:proofErr w:type="gramEnd"/>
           </w:p>
         </w:tc>
       </w:tr>
@@ -46065,7 +45569,6 @@
                 <w:szCs w:val="22"/>
               </w:rPr>
             </w:pPr>
-            <w:proofErr w:type="gramStart"/>
             <w:r>
               <w:rPr>
                 <w:rFonts w:ascii="Arial" w:hAnsi="Arial" w:cs="Arial"/>
@@ -46077,7 +45580,6 @@
               </w:rPr>
               <w:t>d’interrogation</w:t>
             </w:r>
-            <w:proofErr w:type="gramEnd"/>
           </w:p>
         </w:tc>
       </w:tr>
@@ -46667,27 +46169,7 @@
           <w:bCs/>
           <w:iCs/>
         </w:rPr>
-        <w:t xml:space="preserve">En référence à l’annexe II.E </w:t>
-      </w:r>
-      <w:proofErr w:type="gramStart"/>
-      <w:r>
-        <w:rPr>
-          <w:rFonts w:ascii="Arial" w:hAnsi="Arial" w:cs="Arial"/>
-          <w:b/>
-          <w:bCs/>
-          <w:iCs/>
-        </w:rPr>
-        <w:t>–«</w:t>
-      </w:r>
-      <w:proofErr w:type="gramEnd"/>
-      <w:r>
-        <w:rPr>
-          <w:rFonts w:ascii="Arial" w:hAnsi="Arial" w:cs="Arial"/>
-          <w:b/>
-          <w:bCs/>
-          <w:iCs/>
-        </w:rPr>
-        <w:t> Environnement technologique pour la certification » du référentiel du BTS SIO</w:t>
+        <w:t>En référence à l’annexe II.E –« Environnement technologique pour la certification » du référentiel du BTS SIO</w:t>
       </w:r>
     </w:p>
     <w:tbl>
@@ -47029,7 +46511,6 @@
                 <w:szCs w:val="22"/>
               </w:rPr>
             </w:pPr>
-            <w:proofErr w:type="gramStart"/>
             <w:r>
               <w:rPr>
                 <w:rFonts w:ascii="Arial" w:hAnsi="Arial" w:cs="Arial"/>
@@ -47041,7 +46522,6 @@
               </w:rPr>
               <w:t>d’interrogation</w:t>
             </w:r>
-            <w:proofErr w:type="gramEnd"/>
           </w:p>
         </w:tc>
       </w:tr>
@@ -47749,7 +47229,6 @@
                 <w:szCs w:val="22"/>
               </w:rPr>
             </w:pPr>
-            <w:proofErr w:type="gramStart"/>
             <w:r>
               <w:rPr>
                 <w:rFonts w:ascii="Arial" w:hAnsi="Arial" w:cs="Arial"/>
@@ -47761,7 +47240,6 @@
               </w:rPr>
               <w:t>d’interrogation</w:t>
             </w:r>
-            <w:proofErr w:type="gramEnd"/>
           </w:p>
         </w:tc>
       </w:tr>
@@ -48226,7 +47704,6 @@
                 <w:szCs w:val="22"/>
               </w:rPr>
             </w:pPr>
-            <w:proofErr w:type="gramStart"/>
             <w:r>
               <w:rPr>
                 <w:rFonts w:ascii="Arial" w:hAnsi="Arial" w:cs="Arial"/>
@@ -48238,7 +47715,6 @@
               </w:rPr>
               <w:t>d’interrogation</w:t>
             </w:r>
-            <w:proofErr w:type="gramEnd"/>
           </w:p>
         </w:tc>
       </w:tr>
@@ -48931,7 +48407,6 @@
                 <w:szCs w:val="22"/>
               </w:rPr>
             </w:pPr>
-            <w:proofErr w:type="gramStart"/>
             <w:r>
               <w:rPr>
                 <w:rFonts w:ascii="Arial" w:hAnsi="Arial" w:cs="Arial"/>
@@ -48943,7 +48418,6 @@
               </w:rPr>
               <w:t>d’interrogation</w:t>
             </w:r>
-            <w:proofErr w:type="gramEnd"/>
           </w:p>
         </w:tc>
       </w:tr>
@@ -49625,7 +49099,6 @@
                 <w:szCs w:val="22"/>
               </w:rPr>
             </w:pPr>
-            <w:proofErr w:type="gramStart"/>
             <w:r>
               <w:rPr>
                 <w:rFonts w:ascii="Arial" w:hAnsi="Arial" w:cs="Arial"/>
@@ -49637,7 +49110,6 @@
               </w:rPr>
               <w:t>d’interrogation</w:t>
             </w:r>
-            <w:proofErr w:type="gramEnd"/>
           </w:p>
         </w:tc>
       </w:tr>

--- a/Epreuve - E6/Projet_NetCorp_BTS_Adrien_D/RealisationReseau/ANNEXE_VII_projet_adrien_d_reseau.docx
+++ b/Epreuve - E6/Projet_NetCorp_BTS_Adrien_D/RealisationReseau/ANNEXE_VII_projet_adrien_d_reseau.docx
@@ -417,6 +417,7 @@
           <w:szCs w:val="20"/>
         </w:rPr>
       </w:pPr>
+      <w:proofErr w:type="gramStart"/>
       <w:r>
         <w:rPr>
           <w:rFonts w:ascii="Arial" w:hAnsi="Arial" w:cs="Arial"/>
@@ -424,7 +425,17 @@
           <w:sz w:val="20"/>
           <w:szCs w:val="20"/>
         </w:rPr>
-        <w:t xml:space="preserve">des fiches descriptives des deux réalisations professionnelles intégrant les modalités d’accès aux éléments techniques. Ces fiches sont décrites à l’aide du modèle de fiche présenté </w:t>
+        <w:t>des</w:t>
+      </w:r>
+      <w:proofErr w:type="gramEnd"/>
+      <w:r>
+        <w:rPr>
+          <w:rFonts w:ascii="Arial" w:hAnsi="Arial" w:cs="Arial"/>
+          <w:color w:val="000000"/>
+          <w:sz w:val="20"/>
+          <w:szCs w:val="20"/>
+        </w:rPr>
+        <w:t xml:space="preserve"> fiches descriptives des deux réalisations professionnelles intégrant les modalités d’accès aux éléments techniques. Ces fiches sont décrites à l’aide du modèle de fiche présenté </w:t>
       </w:r>
       <w:r>
         <w:rPr>
@@ -604,6 +615,7 @@
           <w:szCs w:val="20"/>
         </w:rPr>
       </w:pPr>
+      <w:proofErr w:type="gramStart"/>
       <w:r>
         <w:rPr>
           <w:rFonts w:ascii="Arial" w:hAnsi="Arial" w:cs="Arial"/>
@@ -611,7 +623,17 @@
           <w:sz w:val="20"/>
           <w:szCs w:val="20"/>
         </w:rPr>
-        <w:t>des éléments constitutifs de chaque réalisation professionnelle mise en œuvre par la personne candidate : description des ressources matérielles et logicielles utilisées, schémas explicatifs ou encore documentation utile.</w:t>
+        <w:t>des</w:t>
+      </w:r>
+      <w:proofErr w:type="gramEnd"/>
+      <w:r>
+        <w:rPr>
+          <w:rFonts w:ascii="Arial" w:hAnsi="Arial" w:cs="Arial"/>
+          <w:color w:val="000000"/>
+          <w:sz w:val="20"/>
+          <w:szCs w:val="20"/>
+        </w:rPr>
+        <w:t xml:space="preserve"> éléments constitutifs de chaque réalisation professionnelle mise en œuvre par la personne candidate : description des ressources matérielles et logicielles utilisées, schémas explicatifs ou encore documentation utile.</w:t>
       </w:r>
     </w:p>
     <w:p>
@@ -671,13 +693,23 @@
           <w:szCs w:val="20"/>
         </w:rPr>
       </w:pPr>
+      <w:proofErr w:type="gramStart"/>
       <w:r>
         <w:rPr>
           <w:rFonts w:ascii="Arial" w:hAnsi="Arial"/>
           <w:sz w:val="20"/>
           <w:szCs w:val="20"/>
         </w:rPr>
-        <w:t xml:space="preserve">la </w:t>
+        <w:t>la</w:t>
+      </w:r>
+      <w:proofErr w:type="gramEnd"/>
+      <w:r>
+        <w:rPr>
+          <w:rFonts w:ascii="Arial" w:hAnsi="Arial"/>
+          <w:sz w:val="20"/>
+          <w:szCs w:val="20"/>
+        </w:rPr>
+        <w:t xml:space="preserve"> </w:t>
       </w:r>
       <w:r>
         <w:rPr>
@@ -710,13 +742,23 @@
           <w:szCs w:val="20"/>
         </w:rPr>
       </w:pPr>
+      <w:proofErr w:type="gramStart"/>
       <w:r>
         <w:rPr>
           <w:rFonts w:ascii="Arial" w:hAnsi="Arial"/>
           <w:sz w:val="20"/>
           <w:szCs w:val="20"/>
         </w:rPr>
-        <w:t xml:space="preserve">l’expression des besoins qui sera remise </w:t>
+        <w:t>l’expression</w:t>
+      </w:r>
+      <w:proofErr w:type="gramEnd"/>
+      <w:r>
+        <w:rPr>
+          <w:rFonts w:ascii="Arial" w:hAnsi="Arial"/>
+          <w:sz w:val="20"/>
+          <w:szCs w:val="20"/>
+        </w:rPr>
+        <w:t xml:space="preserve"> des besoins qui sera remise </w:t>
       </w:r>
       <w:r>
         <w:rPr>
@@ -2443,7 +2485,25 @@
           <w:sz w:val="20"/>
           <w:szCs w:val="20"/>
         </w:rPr>
-        <w:t xml:space="preserve">Seuls les candidats ayant préparé le brevet de technicien supérieur par la voie scolaire dans un établissement public ou privé sous contrat, par la voie de la formation professionnelle continue dans un établissement public habilité ou bien par la voie de l'apprentissage dans un centre de formation d'apprentis habilité ou une section d'apprentissage habilitée, peuvent </w:t>
+        <w:t xml:space="preserve">Seuls les candidats ayant préparé le brevet de technicien supérieur par la voie scolaire dans un établissement public ou privé sous contrat, par la voie de la formation professionnelle </w:t>
+      </w:r>
+      <w:proofErr w:type="gramStart"/>
+      <w:r>
+        <w:rPr>
+          <w:rFonts w:ascii="Arial" w:hAnsi="Arial"/>
+          <w:sz w:val="20"/>
+          <w:szCs w:val="20"/>
+        </w:rPr>
+        <w:t>continue</w:t>
+      </w:r>
+      <w:proofErr w:type="gramEnd"/>
+      <w:r>
+        <w:rPr>
+          <w:rFonts w:ascii="Arial" w:hAnsi="Arial"/>
+          <w:sz w:val="20"/>
+          <w:szCs w:val="20"/>
+        </w:rPr>
+        <w:t xml:space="preserve"> dans un établissement public habilité ou bien par la voie de l'apprentissage dans un centre de formation d'apprentis habilité ou une section d'apprentissage habilitée, peuvent </w:t>
       </w:r>
       <w:r>
         <w:rPr>
@@ -4109,21 +4169,7 @@
                 <w:rFonts w:ascii="Arial" w:hAnsi="Arial" w:cs="Arial"/>
                 <w:sz w:val="20"/>
               </w:rPr>
-              <w:t xml:space="preserve">Administration du réseau </w:t>
-            </w:r>
-            <w:r>
-              <w:rPr>
-                <w:rFonts w:ascii="Arial" w:hAnsi="Arial" w:cs="Arial"/>
-                <w:sz w:val="20"/>
-              </w:rPr>
-              <w:t xml:space="preserve">LAN </w:t>
-            </w:r>
-            <w:r>
-              <w:rPr>
-                <w:rFonts w:ascii="Arial" w:hAnsi="Arial" w:cs="Arial"/>
-                <w:sz w:val="20"/>
-              </w:rPr>
-              <w:t xml:space="preserve">de l’entreprise </w:t>
+              <w:t xml:space="preserve">Administration du réseau de l’entreprise </w:t>
             </w:r>
             <w:proofErr w:type="spellStart"/>
             <w:r>
@@ -4176,21 +4222,7 @@
                 <w:rFonts w:ascii="Arial" w:hAnsi="Arial" w:cs="Arial"/>
                 <w:sz w:val="20"/>
               </w:rPr>
-              <w:t xml:space="preserve"> </w:t>
-            </w:r>
-            <w:r>
-              <w:rPr>
-                <w:rFonts w:ascii="Arial" w:hAnsi="Arial" w:cs="Arial"/>
-                <w:sz w:val="20"/>
-              </w:rPr>
-              <w:t xml:space="preserve">&amp;Pare-Feu </w:t>
-            </w:r>
-            <w:r>
-              <w:rPr>
-                <w:rFonts w:ascii="Arial" w:hAnsi="Arial" w:cs="Arial"/>
-                <w:sz w:val="20"/>
-              </w:rPr>
-              <w:t xml:space="preserve">ainsi </w:t>
+              <w:t xml:space="preserve"> ainsi </w:t>
             </w:r>
             <w:r>
               <w:rPr>
@@ -4253,7 +4285,7 @@
                 <w:rFonts w:ascii="Arial" w:hAnsi="Arial" w:cs="Arial"/>
                 <w:sz w:val="20"/>
               </w:rPr>
-              <w:t>.</w:t>
+              <w:t xml:space="preserve"> et un VPN.</w:t>
             </w:r>
           </w:p>
           <w:p>
@@ -4994,6 +5026,7 @@
               <w:t xml:space="preserve"> 3050 </w:t>
             </w:r>
             <w:proofErr w:type="spellStart"/>
+            <w:proofErr w:type="gramStart"/>
             <w:r>
               <w:rPr>
                 <w:lang w:val="en-US"/>
@@ -5005,7 +5038,14 @@
               <w:rPr>
                 <w:lang w:val="en-US"/>
               </w:rPr>
-              <w:t xml:space="preserve">  : 1To de stockage, 25 Go RAM, </w:t>
+              <w:t xml:space="preserve">  :</w:t>
+            </w:r>
+            <w:proofErr w:type="gramEnd"/>
+            <w:r>
+              <w:rPr>
+                <w:lang w:val="en-US"/>
+              </w:rPr>
+              <w:t xml:space="preserve"> 1To de stockage, 25 Go RAM, </w:t>
             </w:r>
             <w:proofErr w:type="spellStart"/>
             <w:r>
@@ -5349,6 +5389,7 @@
               <w:t xml:space="preserve"> et créer un DNS pour GLPI nommé « </w:t>
             </w:r>
             <w:proofErr w:type="spellStart"/>
+            <w:proofErr w:type="gramStart"/>
             <w:r>
               <w:rPr>
                 <w:rFonts w:ascii="Arial" w:hAnsi="Arial" w:cs="Arial"/>
@@ -5357,6 +5398,7 @@
               <w:t>glpi.lab.local</w:t>
             </w:r>
             <w:proofErr w:type="spellEnd"/>
+            <w:proofErr w:type="gramEnd"/>
             <w:r>
               <w:rPr>
                 <w:rFonts w:ascii="Arial" w:hAnsi="Arial" w:cs="Arial"/>
@@ -5617,7 +5659,27 @@
                 <w:sz w:val="20"/>
                 <w:lang w:val="en-US"/>
               </w:rPr>
-              <w:t xml:space="preserve">Site Internet IT Connect : </w:t>
+              <w:t xml:space="preserve">Site Internet IT </w:t>
+            </w:r>
+            <w:proofErr w:type="gramStart"/>
+            <w:r>
+              <w:rPr>
+                <w:rFonts w:ascii="Arial" w:hAnsi="Arial" w:cs="Arial"/>
+                <w:bCs/>
+                <w:sz w:val="20"/>
+                <w:lang w:val="en-US"/>
+              </w:rPr>
+              <w:t>Connect :</w:t>
+            </w:r>
+            <w:proofErr w:type="gramEnd"/>
+            <w:r>
+              <w:rPr>
+                <w:rFonts w:ascii="Arial" w:hAnsi="Arial" w:cs="Arial"/>
+                <w:bCs/>
+                <w:sz w:val="20"/>
+                <w:lang w:val="en-US"/>
+              </w:rPr>
+              <w:t xml:space="preserve"> </w:t>
             </w:r>
             <w:r>
               <w:rPr>
@@ -5893,6 +5955,7 @@
               <w:t xml:space="preserve"> 3050 </w:t>
             </w:r>
             <w:proofErr w:type="spellStart"/>
+            <w:proofErr w:type="gramStart"/>
             <w:r>
               <w:rPr>
                 <w:lang w:val="en-US"/>
@@ -5904,7 +5967,14 @@
               <w:rPr>
                 <w:lang w:val="en-US"/>
               </w:rPr>
-              <w:t xml:space="preserve">  : 1To de stockage, 25 Go RAM, </w:t>
+              <w:t xml:space="preserve">  :</w:t>
+            </w:r>
+            <w:proofErr w:type="gramEnd"/>
+            <w:r>
+              <w:rPr>
+                <w:lang w:val="en-US"/>
+              </w:rPr>
+              <w:t xml:space="preserve"> 1To de stockage, 25 Go RAM, </w:t>
             </w:r>
             <w:proofErr w:type="spellStart"/>
             <w:r>
@@ -5941,9 +6011,6 @@
                 <w:numId w:val="11"/>
               </w:numPr>
             </w:pPr>
-            <w:r>
-              <w:t xml:space="preserve">2 </w:t>
-            </w:r>
             <w:r>
               <w:t xml:space="preserve">Switch Cisco Catalyst 1000 </w:t>
             </w:r>
@@ -6245,50 +6312,6 @@
               </w:rPr>
               <w:t xml:space="preserve"> (schéma réseau)</w:t>
             </w:r>
-          </w:p>
-          <w:p>
-            <w:pPr>
-              <w:snapToGrid w:val="0"/>
-              <w:jc w:val="both"/>
-              <w:rPr>
-                <w:rFonts w:ascii="Arial" w:hAnsi="Arial" w:cs="Arial"/>
-                <w:bCs/>
-                <w:sz w:val="20"/>
-              </w:rPr>
-            </w:pPr>
-          </w:p>
-          <w:p>
-            <w:pPr>
-              <w:snapToGrid w:val="0"/>
-              <w:jc w:val="both"/>
-              <w:rPr>
-                <w:rFonts w:ascii="Arial" w:hAnsi="Arial" w:cs="Arial"/>
-                <w:bCs/>
-                <w:sz w:val="20"/>
-              </w:rPr>
-            </w:pPr>
-          </w:p>
-          <w:p>
-            <w:pPr>
-              <w:snapToGrid w:val="0"/>
-              <w:jc w:val="both"/>
-              <w:rPr>
-                <w:rFonts w:ascii="Arial" w:hAnsi="Arial" w:cs="Arial"/>
-                <w:bCs/>
-                <w:sz w:val="20"/>
-              </w:rPr>
-            </w:pPr>
-          </w:p>
-          <w:p>
-            <w:pPr>
-              <w:snapToGrid w:val="0"/>
-              <w:jc w:val="both"/>
-              <w:rPr>
-                <w:rFonts w:ascii="Arial" w:hAnsi="Arial" w:cs="Arial"/>
-                <w:bCs/>
-                <w:sz w:val="20"/>
-              </w:rPr>
-            </w:pPr>
           </w:p>
           <w:p>
             <w:pPr>
@@ -6780,7 +6803,27 @@
                 <w:sz w:val="20"/>
                 <w:lang w:val="en-US"/>
               </w:rPr>
-              <w:t>User name : root</w:t>
+              <w:t xml:space="preserve">User </w:t>
+            </w:r>
+            <w:proofErr w:type="gramStart"/>
+            <w:r>
+              <w:rPr>
+                <w:rFonts w:ascii="Arial" w:hAnsi="Arial" w:cs="Arial"/>
+                <w:bCs/>
+                <w:sz w:val="20"/>
+                <w:lang w:val="en-US"/>
+              </w:rPr>
+              <w:t>name :</w:t>
+            </w:r>
+            <w:proofErr w:type="gramEnd"/>
+            <w:r>
+              <w:rPr>
+                <w:rFonts w:ascii="Arial" w:hAnsi="Arial" w:cs="Arial"/>
+                <w:bCs/>
+                <w:sz w:val="20"/>
+                <w:lang w:val="en-US"/>
+              </w:rPr>
+              <w:t xml:space="preserve"> root</w:t>
             </w:r>
           </w:p>
           <w:p>
@@ -6794,6 +6837,7 @@
                 <w:lang w:val="en-US"/>
               </w:rPr>
             </w:pPr>
+            <w:proofErr w:type="gramStart"/>
             <w:r>
               <w:rPr>
                 <w:rFonts w:ascii="Arial" w:hAnsi="Arial" w:cs="Arial"/>
@@ -6801,7 +6845,37 @@
                 <w:sz w:val="20"/>
                 <w:lang w:val="en-US"/>
               </w:rPr>
-              <w:t>Password : w=:2cS.VjVHBBW#</w:t>
+              <w:t>Password :</w:t>
+            </w:r>
+            <w:proofErr w:type="gramEnd"/>
+            <w:r>
+              <w:rPr>
+                <w:rFonts w:ascii="Arial" w:hAnsi="Arial" w:cs="Arial"/>
+                <w:bCs/>
+                <w:sz w:val="20"/>
+                <w:lang w:val="en-US"/>
+              </w:rPr>
+              <w:t xml:space="preserve"> w</w:t>
+            </w:r>
+            <w:proofErr w:type="gramStart"/>
+            <w:r>
+              <w:rPr>
+                <w:rFonts w:ascii="Arial" w:hAnsi="Arial" w:cs="Arial"/>
+                <w:bCs/>
+                <w:sz w:val="20"/>
+                <w:lang w:val="en-US"/>
+              </w:rPr>
+              <w:t>=:2cS.VjVHBBW</w:t>
+            </w:r>
+            <w:proofErr w:type="gramEnd"/>
+            <w:r>
+              <w:rPr>
+                <w:rFonts w:ascii="Arial" w:hAnsi="Arial" w:cs="Arial"/>
+                <w:bCs/>
+                <w:sz w:val="20"/>
+                <w:lang w:val="en-US"/>
+              </w:rPr>
+              <w:t>#</w:t>
             </w:r>
           </w:p>
           <w:p>
@@ -6815,6 +6889,7 @@
                 <w:lang w:val="en-US"/>
               </w:rPr>
             </w:pPr>
+            <w:proofErr w:type="gramStart"/>
             <w:r>
               <w:rPr>
                 <w:rFonts w:ascii="Arial" w:hAnsi="Arial" w:cs="Arial"/>
@@ -6822,7 +6897,17 @@
                 <w:sz w:val="20"/>
                 <w:lang w:val="en-US"/>
               </w:rPr>
-              <w:t>Realm : Linux PAM standard authentication </w:t>
+              <w:t>Realm :</w:t>
+            </w:r>
+            <w:proofErr w:type="gramEnd"/>
+            <w:r>
+              <w:rPr>
+                <w:rFonts w:ascii="Arial" w:hAnsi="Arial" w:cs="Arial"/>
+                <w:bCs/>
+                <w:sz w:val="20"/>
+                <w:lang w:val="en-US"/>
+              </w:rPr>
+              <w:t xml:space="preserve"> Linux PAM standard authentication </w:t>
             </w:r>
           </w:p>
           <w:p>
@@ -6900,7 +6985,25 @@
                 <w:bCs/>
                 <w:sz w:val="20"/>
               </w:rPr>
-              <w:t xml:space="preserve">à SRV-AD , </w:t>
+              <w:t>à SRV-</w:t>
+            </w:r>
+            <w:proofErr w:type="gramStart"/>
+            <w:r>
+              <w:rPr>
+                <w:rFonts w:ascii="Arial" w:hAnsi="Arial" w:cs="Arial"/>
+                <w:bCs/>
+                <w:sz w:val="20"/>
+              </w:rPr>
+              <w:t>AD ,</w:t>
+            </w:r>
+            <w:proofErr w:type="gramEnd"/>
+            <w:r>
+              <w:rPr>
+                <w:rFonts w:ascii="Arial" w:hAnsi="Arial" w:cs="Arial"/>
+                <w:bCs/>
+                <w:sz w:val="20"/>
+              </w:rPr>
+              <w:t xml:space="preserve"> </w:t>
             </w:r>
             <w:r>
               <w:rPr>
@@ -7467,28 +7570,6 @@
                 <w:t>https://github.com/adriendemange/DEMANGE/blob/main/Projet_NetCorp_BTS_Adrien_D/RealisationReseau/netcorp_reseau_schema.pdf</w:t>
               </w:r>
             </w:hyperlink>
-          </w:p>
-          <w:p>
-            <w:pPr>
-              <w:snapToGrid w:val="0"/>
-              <w:jc w:val="both"/>
-              <w:rPr>
-                <w:rFonts w:ascii="Arial" w:hAnsi="Arial" w:cs="Arial"/>
-                <w:bCs/>
-                <w:sz w:val="20"/>
-              </w:rPr>
-            </w:pPr>
-          </w:p>
-          <w:p>
-            <w:pPr>
-              <w:snapToGrid w:val="0"/>
-              <w:jc w:val="both"/>
-              <w:rPr>
-                <w:rFonts w:ascii="Arial" w:hAnsi="Arial" w:cs="Arial"/>
-                <w:bCs/>
-                <w:sz w:val="20"/>
-              </w:rPr>
-            </w:pPr>
           </w:p>
           <w:p>
             <w:pPr>
@@ -8199,15 +8280,14 @@
               <w:rPr>
                 <w:rFonts w:ascii="Arial" w:hAnsi="Arial"/>
                 <w:bCs/>
-                <w:noProof/>
                 <w:sz w:val="20"/>
                 <w:szCs w:val="20"/>
               </w:rPr>
               <w:drawing>
-                <wp:inline distT="0" distB="0" distL="0" distR="0" wp14:anchorId="35C93977" wp14:editId="7AFC402B">
-                  <wp:extent cx="6049345" cy="3756660"/>
-                  <wp:effectExtent l="0" t="0" r="8890" b="0"/>
-                  <wp:docPr id="1220720014" name="Picture 1"/>
+                <wp:inline distT="0" distB="0" distL="0" distR="0" wp14:anchorId="7CB03899" wp14:editId="42D75FEE">
+                  <wp:extent cx="6116782" cy="3765218"/>
+                  <wp:effectExtent l="0" t="0" r="0" b="6985"/>
+                  <wp:docPr id="269259775" name="Picture 1"/>
                   <wp:cNvGraphicFramePr>
                     <a:graphicFrameLocks xmlns:a="http://schemas.openxmlformats.org/drawingml/2006/main" noChangeAspect="1"/>
                   </wp:cNvGraphicFramePr>
@@ -8215,7 +8295,7 @@
                     <a:graphicData uri="http://schemas.openxmlformats.org/drawingml/2006/picture">
                       <pic:pic xmlns:pic="http://schemas.openxmlformats.org/drawingml/2006/picture">
                         <pic:nvPicPr>
-                          <pic:cNvPr id="1220720014" name=""/>
+                          <pic:cNvPr id="269259775" name=""/>
                           <pic:cNvPicPr/>
                         </pic:nvPicPr>
                         <pic:blipFill>
@@ -8227,7 +8307,7 @@
                         <pic:spPr>
                           <a:xfrm>
                             <a:off x="0" y="0"/>
-                            <a:ext cx="6052691" cy="3758738"/>
+                            <a:ext cx="6126018" cy="3770903"/>
                           </a:xfrm>
                           <a:prstGeom prst="rect">
                             <a:avLst/>
@@ -8318,6 +8398,7 @@
               <w:snapToGrid w:val="0"/>
               <w:spacing w:line="276" w:lineRule="auto"/>
             </w:pPr>
+            <w:proofErr w:type="gramStart"/>
             <w:r>
               <w:rPr>
                 <w:rFonts w:ascii="Arial" w:hAnsi="Arial"/>
@@ -8325,7 +8406,17 @@
                 <w:sz w:val="20"/>
                 <w:szCs w:val="20"/>
               </w:rPr>
-              <w:t>ainsi que le routeu</w:t>
+              <w:t>ainsi</w:t>
+            </w:r>
+            <w:proofErr w:type="gramEnd"/>
+            <w:r>
+              <w:rPr>
+                <w:rFonts w:ascii="Arial" w:hAnsi="Arial"/>
+                <w:bCs/>
+                <w:sz w:val="20"/>
+                <w:szCs w:val="20"/>
+              </w:rPr>
+              <w:t xml:space="preserve"> que le routeu</w:t>
             </w:r>
             <w:r>
               <w:rPr>
@@ -8437,10 +8528,12 @@
               <w:spacing w:line="276" w:lineRule="auto"/>
             </w:pPr>
             <w:proofErr w:type="spellStart"/>
+            <w:proofErr w:type="gramStart"/>
             <w:r>
               <w:t>glpi.lab.local</w:t>
             </w:r>
             <w:proofErr w:type="spellEnd"/>
+            <w:proofErr w:type="gramEnd"/>
             <w:r>
               <w:t xml:space="preserve"> -&gt; 192.168.6</w:t>
             </w:r>
@@ -8669,10 +8762,12 @@
               <w:t>et l’adresse « </w:t>
             </w:r>
             <w:proofErr w:type="spellStart"/>
+            <w:proofErr w:type="gramStart"/>
             <w:r>
               <w:t>glpi.lab.local</w:t>
             </w:r>
             <w:proofErr w:type="spellEnd"/>
+            <w:proofErr w:type="gramEnd"/>
             <w:r>
               <w:t xml:space="preserve"> » sont </w:t>
             </w:r>
@@ -8701,7 +8796,16 @@
               <w:t>SRV-</w:t>
             </w:r>
             <w:r>
-              <w:t xml:space="preserve">AD configuré en </w:t>
+              <w:t xml:space="preserve">AD </w:t>
+            </w:r>
+            <w:r>
+              <w:t>(192.168.61.10)</w:t>
+            </w:r>
+            <w:r>
+              <w:t xml:space="preserve"> </w:t>
+            </w:r>
+            <w:r>
+              <w:t xml:space="preserve">configuré en </w:t>
             </w:r>
             <w:r>
               <w:t xml:space="preserve">serveur </w:t>
@@ -8801,289 +8905,6 @@
               <w:rPr>
                 <w:bCs/>
                 <w:u w:val="single"/>
-              </w:rPr>
-            </w:pPr>
-            <w:r>
-              <w:rPr>
-                <w:bCs/>
-                <w:u w:val="single"/>
-              </w:rPr>
-              <w:t xml:space="preserve">Configuration du Pare-Feu avec </w:t>
-            </w:r>
-            <w:proofErr w:type="spellStart"/>
-            <w:r>
-              <w:rPr>
-                <w:bCs/>
-                <w:u w:val="single"/>
-              </w:rPr>
-              <w:t>pfSense</w:t>
-            </w:r>
-            <w:proofErr w:type="spellEnd"/>
-            <w:r>
-              <w:rPr>
-                <w:bCs/>
-                <w:u w:val="single"/>
-              </w:rPr>
-              <w:t xml:space="preserve"> : </w:t>
-            </w:r>
-          </w:p>
-          <w:p>
-            <w:pPr>
-              <w:snapToGrid w:val="0"/>
-              <w:spacing w:line="276" w:lineRule="auto"/>
-              <w:rPr>
-                <w:bCs/>
-                <w:u w:val="single"/>
-              </w:rPr>
-            </w:pPr>
-          </w:p>
-          <w:p>
-            <w:pPr>
-              <w:snapToGrid w:val="0"/>
-              <w:spacing w:line="276" w:lineRule="auto"/>
-              <w:rPr>
-                <w:bCs/>
-                <w:u w:val="single"/>
-              </w:rPr>
-            </w:pPr>
-          </w:p>
-          <w:p>
-            <w:pPr>
-              <w:snapToGrid w:val="0"/>
-              <w:spacing w:line="276" w:lineRule="auto"/>
-              <w:rPr>
-                <w:rFonts w:ascii="Arial" w:hAnsi="Arial"/>
-                <w:bCs/>
-                <w:sz w:val="20"/>
-                <w:szCs w:val="20"/>
-              </w:rPr>
-            </w:pPr>
-          </w:p>
-          <w:p>
-            <w:pPr>
-              <w:snapToGrid w:val="0"/>
-              <w:spacing w:line="276" w:lineRule="auto"/>
-              <w:rPr>
-                <w:rFonts w:ascii="Arial" w:hAnsi="Arial"/>
-                <w:bCs/>
-                <w:sz w:val="20"/>
-                <w:szCs w:val="20"/>
-              </w:rPr>
-            </w:pPr>
-          </w:p>
-          <w:p>
-            <w:pPr>
-              <w:snapToGrid w:val="0"/>
-              <w:spacing w:line="276" w:lineRule="auto"/>
-              <w:rPr>
-                <w:rFonts w:ascii="Arial" w:hAnsi="Arial"/>
-                <w:bCs/>
-                <w:sz w:val="20"/>
-                <w:szCs w:val="20"/>
-              </w:rPr>
-            </w:pPr>
-          </w:p>
-          <w:p>
-            <w:pPr>
-              <w:snapToGrid w:val="0"/>
-              <w:spacing w:line="276" w:lineRule="auto"/>
-              <w:rPr>
-                <w:rFonts w:ascii="Arial" w:hAnsi="Arial"/>
-                <w:bCs/>
-                <w:sz w:val="20"/>
-                <w:szCs w:val="20"/>
-              </w:rPr>
-            </w:pPr>
-          </w:p>
-          <w:p>
-            <w:pPr>
-              <w:snapToGrid w:val="0"/>
-              <w:spacing w:line="276" w:lineRule="auto"/>
-              <w:rPr>
-                <w:rFonts w:ascii="Arial" w:hAnsi="Arial"/>
-                <w:bCs/>
-                <w:sz w:val="20"/>
-                <w:szCs w:val="20"/>
-              </w:rPr>
-            </w:pPr>
-          </w:p>
-          <w:p>
-            <w:pPr>
-              <w:snapToGrid w:val="0"/>
-              <w:spacing w:line="276" w:lineRule="auto"/>
-              <w:rPr>
-                <w:rFonts w:ascii="Arial" w:hAnsi="Arial"/>
-                <w:bCs/>
-                <w:sz w:val="20"/>
-                <w:szCs w:val="20"/>
-              </w:rPr>
-            </w:pPr>
-          </w:p>
-          <w:p>
-            <w:pPr>
-              <w:snapToGrid w:val="0"/>
-              <w:spacing w:line="276" w:lineRule="auto"/>
-              <w:rPr>
-                <w:rFonts w:ascii="Arial" w:hAnsi="Arial"/>
-                <w:bCs/>
-                <w:sz w:val="20"/>
-                <w:szCs w:val="20"/>
-              </w:rPr>
-            </w:pPr>
-          </w:p>
-          <w:p>
-            <w:pPr>
-              <w:snapToGrid w:val="0"/>
-              <w:spacing w:line="276" w:lineRule="auto"/>
-              <w:rPr>
-                <w:rFonts w:ascii="Arial" w:hAnsi="Arial"/>
-                <w:bCs/>
-                <w:sz w:val="20"/>
-                <w:szCs w:val="20"/>
-              </w:rPr>
-            </w:pPr>
-          </w:p>
-          <w:p>
-            <w:pPr>
-              <w:snapToGrid w:val="0"/>
-              <w:spacing w:line="276" w:lineRule="auto"/>
-              <w:rPr>
-                <w:rFonts w:ascii="Arial" w:hAnsi="Arial"/>
-                <w:bCs/>
-                <w:sz w:val="20"/>
-                <w:szCs w:val="20"/>
-              </w:rPr>
-            </w:pPr>
-          </w:p>
-          <w:p>
-            <w:pPr>
-              <w:snapToGrid w:val="0"/>
-              <w:spacing w:line="276" w:lineRule="auto"/>
-              <w:rPr>
-                <w:rFonts w:ascii="Arial" w:hAnsi="Arial"/>
-                <w:bCs/>
-                <w:sz w:val="20"/>
-                <w:szCs w:val="20"/>
-              </w:rPr>
-            </w:pPr>
-          </w:p>
-          <w:p>
-            <w:pPr>
-              <w:snapToGrid w:val="0"/>
-              <w:spacing w:line="276" w:lineRule="auto"/>
-              <w:rPr>
-                <w:rFonts w:ascii="Arial" w:hAnsi="Arial"/>
-                <w:bCs/>
-                <w:sz w:val="20"/>
-                <w:szCs w:val="20"/>
-              </w:rPr>
-            </w:pPr>
-          </w:p>
-          <w:p>
-            <w:pPr>
-              <w:snapToGrid w:val="0"/>
-              <w:spacing w:line="276" w:lineRule="auto"/>
-              <w:rPr>
-                <w:rFonts w:ascii="Arial" w:hAnsi="Arial"/>
-                <w:bCs/>
-                <w:sz w:val="20"/>
-                <w:szCs w:val="20"/>
-              </w:rPr>
-            </w:pPr>
-          </w:p>
-          <w:p>
-            <w:pPr>
-              <w:snapToGrid w:val="0"/>
-              <w:spacing w:line="276" w:lineRule="auto"/>
-              <w:rPr>
-                <w:rFonts w:ascii="Arial" w:hAnsi="Arial"/>
-                <w:bCs/>
-                <w:sz w:val="20"/>
-                <w:szCs w:val="20"/>
-              </w:rPr>
-            </w:pPr>
-          </w:p>
-          <w:p>
-            <w:pPr>
-              <w:snapToGrid w:val="0"/>
-              <w:spacing w:line="276" w:lineRule="auto"/>
-              <w:rPr>
-                <w:rFonts w:ascii="Arial" w:hAnsi="Arial"/>
-                <w:bCs/>
-                <w:sz w:val="20"/>
-                <w:szCs w:val="20"/>
-              </w:rPr>
-            </w:pPr>
-          </w:p>
-          <w:p>
-            <w:pPr>
-              <w:snapToGrid w:val="0"/>
-              <w:spacing w:line="276" w:lineRule="auto"/>
-              <w:rPr>
-                <w:rFonts w:ascii="Arial" w:hAnsi="Arial"/>
-                <w:bCs/>
-                <w:sz w:val="20"/>
-                <w:szCs w:val="20"/>
-              </w:rPr>
-            </w:pPr>
-          </w:p>
-          <w:p>
-            <w:pPr>
-              <w:snapToGrid w:val="0"/>
-              <w:spacing w:line="276" w:lineRule="auto"/>
-              <w:rPr>
-                <w:rFonts w:ascii="Arial" w:hAnsi="Arial"/>
-                <w:bCs/>
-                <w:sz w:val="20"/>
-                <w:szCs w:val="20"/>
-              </w:rPr>
-            </w:pPr>
-          </w:p>
-          <w:p>
-            <w:pPr>
-              <w:snapToGrid w:val="0"/>
-              <w:spacing w:line="276" w:lineRule="auto"/>
-              <w:rPr>
-                <w:rFonts w:ascii="Arial" w:hAnsi="Arial"/>
-                <w:bCs/>
-                <w:sz w:val="20"/>
-                <w:szCs w:val="20"/>
-              </w:rPr>
-            </w:pPr>
-          </w:p>
-          <w:p>
-            <w:pPr>
-              <w:snapToGrid w:val="0"/>
-              <w:spacing w:line="276" w:lineRule="auto"/>
-              <w:rPr>
-                <w:rFonts w:ascii="Arial" w:hAnsi="Arial"/>
-                <w:bCs/>
-                <w:sz w:val="20"/>
-                <w:szCs w:val="20"/>
-              </w:rPr>
-            </w:pPr>
-          </w:p>
-          <w:p>
-            <w:pPr>
-              <w:snapToGrid w:val="0"/>
-              <w:spacing w:line="276" w:lineRule="auto"/>
-              <w:rPr>
-                <w:rFonts w:ascii="Arial" w:hAnsi="Arial"/>
-                <w:bCs/>
-                <w:sz w:val="20"/>
-                <w:szCs w:val="20"/>
-              </w:rPr>
-            </w:pPr>
-          </w:p>
-          <w:p>
-            <w:pPr>
-              <w:snapToGrid w:val="0"/>
-              <w:spacing w:line="276" w:lineRule="auto"/>
-              <w:rPr>
-                <w:rFonts w:ascii="Arial" w:hAnsi="Arial"/>
-                <w:bCs/>
-                <w:sz w:val="20"/>
-                <w:szCs w:val="20"/>
               </w:rPr>
             </w:pPr>
           </w:p>
@@ -12714,16 +12535,36 @@
                 <w:sz w:val="22"/>
                 <w:szCs w:val="22"/>
               </w:rPr>
-              <w:t xml:space="preserve"> a</w:t>
-            </w:r>
-            <w:r>
-              <w:rPr>
-                <w:rFonts w:ascii="Arial" w:hAnsi="Arial" w:cs="Arial"/>
-                <w:bCs/>
-                <w:sz w:val="22"/>
-                <w:szCs w:val="22"/>
-              </w:rPr>
-              <w:t>bsence de dossier</w:t>
+              <w:t xml:space="preserve"> </w:t>
+            </w:r>
+            <w:proofErr w:type="gramStart"/>
+            <w:r>
+              <w:rPr>
+                <w:rFonts w:ascii="Arial" w:hAnsi="Arial" w:cs="Arial"/>
+                <w:bCs/>
+                <w:sz w:val="22"/>
+                <w:szCs w:val="22"/>
+              </w:rPr>
+              <w:t>a</w:t>
+            </w:r>
+            <w:r>
+              <w:rPr>
+                <w:rFonts w:ascii="Arial" w:hAnsi="Arial" w:cs="Arial"/>
+                <w:bCs/>
+                <w:sz w:val="22"/>
+                <w:szCs w:val="22"/>
+              </w:rPr>
+              <w:t>bsence</w:t>
+            </w:r>
+            <w:proofErr w:type="gramEnd"/>
+            <w:r>
+              <w:rPr>
+                <w:rFonts w:ascii="Arial" w:hAnsi="Arial" w:cs="Arial"/>
+                <w:bCs/>
+                <w:sz w:val="22"/>
+                <w:szCs w:val="22"/>
+              </w:rPr>
+              <w:t xml:space="preserve"> de dossier</w:t>
             </w:r>
             <w:r>
               <w:rPr>
@@ -12831,16 +12672,36 @@
                 <w:sz w:val="22"/>
                 <w:szCs w:val="22"/>
               </w:rPr>
-              <w:t xml:space="preserve"> d</w:t>
-            </w:r>
-            <w:r>
-              <w:rPr>
-                <w:rFonts w:ascii="Arial" w:hAnsi="Arial" w:cs="Arial"/>
-                <w:bCs/>
-                <w:sz w:val="22"/>
-                <w:szCs w:val="22"/>
-              </w:rPr>
-              <w:t>épôt du dossier au-delà de la date fixée par les autorités académiques</w:t>
+              <w:t xml:space="preserve"> </w:t>
+            </w:r>
+            <w:proofErr w:type="gramStart"/>
+            <w:r>
+              <w:rPr>
+                <w:rFonts w:ascii="Arial" w:hAnsi="Arial" w:cs="Arial"/>
+                <w:bCs/>
+                <w:sz w:val="22"/>
+                <w:szCs w:val="22"/>
+              </w:rPr>
+              <w:t>d</w:t>
+            </w:r>
+            <w:r>
+              <w:rPr>
+                <w:rFonts w:ascii="Arial" w:hAnsi="Arial" w:cs="Arial"/>
+                <w:bCs/>
+                <w:sz w:val="22"/>
+                <w:szCs w:val="22"/>
+              </w:rPr>
+              <w:t>épôt</w:t>
+            </w:r>
+            <w:proofErr w:type="gramEnd"/>
+            <w:r>
+              <w:rPr>
+                <w:rFonts w:ascii="Arial" w:hAnsi="Arial" w:cs="Arial"/>
+                <w:bCs/>
+                <w:sz w:val="22"/>
+                <w:szCs w:val="22"/>
+              </w:rPr>
+              <w:t xml:space="preserve"> du dossier au-delà de la date fixée par les autorités académiques</w:t>
             </w:r>
             <w:r>
               <w:rPr>
@@ -20162,13 +20023,23 @@
                 <w:szCs w:val="18"/>
               </w:rPr>
             </w:pPr>
-            <w:r>
-              <w:rPr>
-                <w:rFonts w:ascii="Arial" w:hAnsi="Arial" w:cs="Arial"/>
-                <w:sz w:val="18"/>
-                <w:szCs w:val="18"/>
-              </w:rPr>
-              <w:t>réalisation en env. 1</w:t>
+            <w:proofErr w:type="gramStart"/>
+            <w:r>
+              <w:rPr>
+                <w:rFonts w:ascii="Arial" w:hAnsi="Arial" w:cs="Arial"/>
+                <w:sz w:val="18"/>
+                <w:szCs w:val="18"/>
+              </w:rPr>
+              <w:t>réalisation</w:t>
+            </w:r>
+            <w:proofErr w:type="gramEnd"/>
+            <w:r>
+              <w:rPr>
+                <w:rFonts w:ascii="Arial" w:hAnsi="Arial" w:cs="Arial"/>
+                <w:sz w:val="18"/>
+                <w:szCs w:val="18"/>
+              </w:rPr>
+              <w:t xml:space="preserve"> en env. 1</w:t>
             </w:r>
           </w:p>
         </w:tc>
@@ -20490,13 +20361,23 @@
                 <w:szCs w:val="18"/>
               </w:rPr>
             </w:pPr>
-            <w:r>
-              <w:rPr>
-                <w:rFonts w:ascii="Arial" w:hAnsi="Arial" w:cs="Arial"/>
-                <w:sz w:val="18"/>
-                <w:szCs w:val="18"/>
-              </w:rPr>
-              <w:t>réalisation en env. 2</w:t>
+            <w:proofErr w:type="gramStart"/>
+            <w:r>
+              <w:rPr>
+                <w:rFonts w:ascii="Arial" w:hAnsi="Arial" w:cs="Arial"/>
+                <w:sz w:val="18"/>
+                <w:szCs w:val="18"/>
+              </w:rPr>
+              <w:t>réalisation</w:t>
+            </w:r>
+            <w:proofErr w:type="gramEnd"/>
+            <w:r>
+              <w:rPr>
+                <w:rFonts w:ascii="Arial" w:hAnsi="Arial" w:cs="Arial"/>
+                <w:sz w:val="18"/>
+                <w:szCs w:val="18"/>
+              </w:rPr>
+              <w:t xml:space="preserve"> en env. 2</w:t>
             </w:r>
           </w:p>
         </w:tc>
@@ -20810,13 +20691,23 @@
                 <w:szCs w:val="18"/>
               </w:rPr>
             </w:pPr>
-            <w:r>
-              <w:rPr>
-                <w:rFonts w:ascii="Arial" w:hAnsi="Arial" w:cs="Arial"/>
-                <w:sz w:val="18"/>
-                <w:szCs w:val="18"/>
-              </w:rPr>
-              <w:t>réalisation en env. 1</w:t>
+            <w:proofErr w:type="gramStart"/>
+            <w:r>
+              <w:rPr>
+                <w:rFonts w:ascii="Arial" w:hAnsi="Arial" w:cs="Arial"/>
+                <w:sz w:val="18"/>
+                <w:szCs w:val="18"/>
+              </w:rPr>
+              <w:t>réalisation</w:t>
+            </w:r>
+            <w:proofErr w:type="gramEnd"/>
+            <w:r>
+              <w:rPr>
+                <w:rFonts w:ascii="Arial" w:hAnsi="Arial" w:cs="Arial"/>
+                <w:sz w:val="18"/>
+                <w:szCs w:val="18"/>
+              </w:rPr>
+              <w:t xml:space="preserve"> en env. 1</w:t>
             </w:r>
           </w:p>
         </w:tc>
@@ -22654,13 +22545,23 @@
                 <w:szCs w:val="18"/>
               </w:rPr>
             </w:pPr>
-            <w:r>
-              <w:rPr>
-                <w:rFonts w:ascii="Arial" w:hAnsi="Arial" w:cs="Arial"/>
-                <w:sz w:val="18"/>
-                <w:szCs w:val="18"/>
-              </w:rPr>
-              <w:t>réalisation en env. 1</w:t>
+            <w:proofErr w:type="gramStart"/>
+            <w:r>
+              <w:rPr>
+                <w:rFonts w:ascii="Arial" w:hAnsi="Arial" w:cs="Arial"/>
+                <w:sz w:val="18"/>
+                <w:szCs w:val="18"/>
+              </w:rPr>
+              <w:t>réalisation</w:t>
+            </w:r>
+            <w:proofErr w:type="gramEnd"/>
+            <w:r>
+              <w:rPr>
+                <w:rFonts w:ascii="Arial" w:hAnsi="Arial" w:cs="Arial"/>
+                <w:sz w:val="18"/>
+                <w:szCs w:val="18"/>
+              </w:rPr>
+              <w:t xml:space="preserve"> en env. 1</w:t>
             </w:r>
           </w:p>
         </w:tc>
@@ -22880,13 +22781,23 @@
                 <w:szCs w:val="18"/>
               </w:rPr>
             </w:pPr>
-            <w:r>
-              <w:rPr>
-                <w:rFonts w:ascii="Arial" w:hAnsi="Arial" w:cs="Arial"/>
-                <w:sz w:val="18"/>
-                <w:szCs w:val="18"/>
-              </w:rPr>
-              <w:t>réalisation en env. 1</w:t>
+            <w:proofErr w:type="gramStart"/>
+            <w:r>
+              <w:rPr>
+                <w:rFonts w:ascii="Arial" w:hAnsi="Arial" w:cs="Arial"/>
+                <w:sz w:val="18"/>
+                <w:szCs w:val="18"/>
+              </w:rPr>
+              <w:t>réalisation</w:t>
+            </w:r>
+            <w:proofErr w:type="gramEnd"/>
+            <w:r>
+              <w:rPr>
+                <w:rFonts w:ascii="Arial" w:hAnsi="Arial" w:cs="Arial"/>
+                <w:sz w:val="18"/>
+                <w:szCs w:val="18"/>
+              </w:rPr>
+              <w:t xml:space="preserve"> en env. 1</w:t>
             </w:r>
           </w:p>
         </w:tc>
@@ -23196,13 +23107,23 @@
                 <w:szCs w:val="18"/>
               </w:rPr>
             </w:pPr>
-            <w:r>
-              <w:rPr>
-                <w:rFonts w:ascii="Arial" w:hAnsi="Arial" w:cs="Arial"/>
-                <w:sz w:val="18"/>
-                <w:szCs w:val="18"/>
-              </w:rPr>
-              <w:t>réalisation en env. 2</w:t>
+            <w:proofErr w:type="gramStart"/>
+            <w:r>
+              <w:rPr>
+                <w:rFonts w:ascii="Arial" w:hAnsi="Arial" w:cs="Arial"/>
+                <w:sz w:val="18"/>
+                <w:szCs w:val="18"/>
+              </w:rPr>
+              <w:t>réalisation</w:t>
+            </w:r>
+            <w:proofErr w:type="gramEnd"/>
+            <w:r>
+              <w:rPr>
+                <w:rFonts w:ascii="Arial" w:hAnsi="Arial" w:cs="Arial"/>
+                <w:sz w:val="18"/>
+                <w:szCs w:val="18"/>
+              </w:rPr>
+              <w:t xml:space="preserve"> en env. 2</w:t>
             </w:r>
           </w:p>
         </w:tc>
@@ -23388,13 +23309,23 @@
                 <w:szCs w:val="18"/>
               </w:rPr>
             </w:pPr>
-            <w:r>
-              <w:rPr>
-                <w:rFonts w:ascii="Arial" w:hAnsi="Arial" w:cs="Arial"/>
-                <w:sz w:val="18"/>
-                <w:szCs w:val="18"/>
-              </w:rPr>
-              <w:t>réalisation en env. 2</w:t>
+            <w:proofErr w:type="gramStart"/>
+            <w:r>
+              <w:rPr>
+                <w:rFonts w:ascii="Arial" w:hAnsi="Arial" w:cs="Arial"/>
+                <w:sz w:val="18"/>
+                <w:szCs w:val="18"/>
+              </w:rPr>
+              <w:t>réalisation</w:t>
+            </w:r>
+            <w:proofErr w:type="gramEnd"/>
+            <w:r>
+              <w:rPr>
+                <w:rFonts w:ascii="Arial" w:hAnsi="Arial" w:cs="Arial"/>
+                <w:sz w:val="18"/>
+                <w:szCs w:val="18"/>
+              </w:rPr>
+              <w:t xml:space="preserve"> en env. 2</w:t>
             </w:r>
           </w:p>
         </w:tc>
@@ -23751,13 +23682,23 @@
                 <w:szCs w:val="18"/>
               </w:rPr>
             </w:pPr>
-            <w:r>
-              <w:rPr>
-                <w:rFonts w:ascii="Arial" w:hAnsi="Arial" w:cs="Arial"/>
-                <w:sz w:val="18"/>
-                <w:szCs w:val="18"/>
-              </w:rPr>
-              <w:t>réalisation en env. 1</w:t>
+            <w:proofErr w:type="gramStart"/>
+            <w:r>
+              <w:rPr>
+                <w:rFonts w:ascii="Arial" w:hAnsi="Arial" w:cs="Arial"/>
+                <w:sz w:val="18"/>
+                <w:szCs w:val="18"/>
+              </w:rPr>
+              <w:t>réalisation</w:t>
+            </w:r>
+            <w:proofErr w:type="gramEnd"/>
+            <w:r>
+              <w:rPr>
+                <w:rFonts w:ascii="Arial" w:hAnsi="Arial" w:cs="Arial"/>
+                <w:sz w:val="18"/>
+                <w:szCs w:val="18"/>
+              </w:rPr>
+              <w:t xml:space="preserve"> en env. 1</w:t>
             </w:r>
           </w:p>
         </w:tc>
@@ -24085,13 +24026,23 @@
                 <w:szCs w:val="18"/>
               </w:rPr>
             </w:pPr>
-            <w:r>
-              <w:rPr>
-                <w:rFonts w:ascii="Arial" w:hAnsi="Arial" w:cs="Arial"/>
-                <w:sz w:val="18"/>
-                <w:szCs w:val="18"/>
-              </w:rPr>
-              <w:t xml:space="preserve">réalisation en env. </w:t>
+            <w:proofErr w:type="gramStart"/>
+            <w:r>
+              <w:rPr>
+                <w:rFonts w:ascii="Arial" w:hAnsi="Arial" w:cs="Arial"/>
+                <w:sz w:val="18"/>
+                <w:szCs w:val="18"/>
+              </w:rPr>
+              <w:t>réalisation</w:t>
+            </w:r>
+            <w:proofErr w:type="gramEnd"/>
+            <w:r>
+              <w:rPr>
+                <w:rFonts w:ascii="Arial" w:hAnsi="Arial" w:cs="Arial"/>
+                <w:sz w:val="18"/>
+                <w:szCs w:val="18"/>
+              </w:rPr>
+              <w:t xml:space="preserve"> en env. </w:t>
             </w:r>
             <w:r>
               <w:rPr>
@@ -25001,7 +24952,31 @@
           <w:sz w:val="21"/>
           <w:szCs w:val="21"/>
         </w:rPr>
-        <w:t>Proposition de note suite à l’évaluation du profil de la personne candidate</w:t>
+        <w:t xml:space="preserve">Proposition de note </w:t>
+      </w:r>
+      <w:proofErr w:type="gramStart"/>
+      <w:r>
+        <w:rPr>
+          <w:rFonts w:ascii="Arial" w:hAnsi="Arial" w:cs="Arial"/>
+          <w:b/>
+          <w:bCs/>
+          <w:iCs/>
+          <w:sz w:val="21"/>
+          <w:szCs w:val="21"/>
+        </w:rPr>
+        <w:t>suite à</w:t>
+      </w:r>
+      <w:proofErr w:type="gramEnd"/>
+      <w:r>
+        <w:rPr>
+          <w:rFonts w:ascii="Arial" w:hAnsi="Arial" w:cs="Arial"/>
+          <w:b/>
+          <w:bCs/>
+          <w:iCs/>
+          <w:sz w:val="21"/>
+          <w:szCs w:val="21"/>
+        </w:rPr>
+        <w:t xml:space="preserve"> l’évaluation du profil de la personne candidate</w:t>
       </w:r>
     </w:p>
     <w:tbl>
@@ -25397,7 +25372,25 @@
                 <w:sz w:val="20"/>
                 <w:szCs w:val="20"/>
               </w:rPr>
-              <w:t>Les pénalités ci-dessous doivent être appliquées de façon à ce que la note finale de la personne candidate (</w:t>
+              <w:t xml:space="preserve">Les pénalités ci-dessous doivent être appliquées </w:t>
+            </w:r>
+            <w:proofErr w:type="gramStart"/>
+            <w:r>
+              <w:rPr>
+                <w:rFonts w:ascii="Arial" w:hAnsi="Arial" w:cs="Arial"/>
+                <w:sz w:val="20"/>
+                <w:szCs w:val="20"/>
+              </w:rPr>
+              <w:t>de façon à ce</w:t>
+            </w:r>
+            <w:proofErr w:type="gramEnd"/>
+            <w:r>
+              <w:rPr>
+                <w:rFonts w:ascii="Arial" w:hAnsi="Arial" w:cs="Arial"/>
+                <w:sz w:val="20"/>
+                <w:szCs w:val="20"/>
+              </w:rPr>
+              <w:t xml:space="preserve"> que la note finale de la personne candidate (</w:t>
             </w:r>
             <w:r>
               <w:rPr>
@@ -27993,7 +27986,29 @@
                 <w:sz w:val="16"/>
                 <w:szCs w:val="16"/>
               </w:rPr>
-              <w:t>Les choix de solutions répondant au besoin exprimé (adaptation d’une solution existante ou réalisation d’une nouvelle) sont décrits et justifiés en termes de coût, de délai et de qualité.</w:t>
+              <w:t xml:space="preserve">Les choix de solutions répondant au besoin </w:t>
+            </w:r>
+            <w:proofErr w:type="gramStart"/>
+            <w:r>
+              <w:rPr>
+                <w:rFonts w:ascii="Arial" w:hAnsi="Arial" w:cs="Arial"/>
+                <w:i/>
+                <w:iCs/>
+                <w:sz w:val="16"/>
+                <w:szCs w:val="16"/>
+              </w:rPr>
+              <w:t>exprimé</w:t>
+            </w:r>
+            <w:proofErr w:type="gramEnd"/>
+            <w:r>
+              <w:rPr>
+                <w:rFonts w:ascii="Arial" w:hAnsi="Arial" w:cs="Arial"/>
+                <w:i/>
+                <w:iCs/>
+                <w:sz w:val="16"/>
+                <w:szCs w:val="16"/>
+              </w:rPr>
+              <w:t xml:space="preserve"> (adaptation d’une solution existante ou réalisation d’une nouvelle) sont décrits et justifiés en termes de coût, de délai et de qualité.</w:t>
             </w:r>
           </w:p>
           <w:p>
@@ -30938,7 +30953,29 @@
                 <w:sz w:val="16"/>
                 <w:szCs w:val="16"/>
               </w:rPr>
-              <w:t>L’automatisation des tâches d’administration répond au besoin exprimé.</w:t>
+              <w:t xml:space="preserve">L’automatisation des tâches d’administration répond au besoin </w:t>
+            </w:r>
+            <w:proofErr w:type="gramStart"/>
+            <w:r>
+              <w:rPr>
+                <w:rFonts w:ascii="Arial" w:hAnsi="Arial" w:cs="Arial"/>
+                <w:i/>
+                <w:iCs/>
+                <w:sz w:val="16"/>
+                <w:szCs w:val="16"/>
+              </w:rPr>
+              <w:t>exprimé</w:t>
+            </w:r>
+            <w:proofErr w:type="gramEnd"/>
+            <w:r>
+              <w:rPr>
+                <w:rFonts w:ascii="Arial" w:hAnsi="Arial" w:cs="Arial"/>
+                <w:i/>
+                <w:iCs/>
+                <w:sz w:val="16"/>
+                <w:szCs w:val="16"/>
+              </w:rPr>
+              <w:t>.</w:t>
             </w:r>
           </w:p>
           <w:p>
@@ -32822,7 +32859,31 @@
           <w:sz w:val="21"/>
           <w:szCs w:val="21"/>
         </w:rPr>
-        <w:t>Proposition de note suite à l’évaluation du profil de la personne candidate</w:t>
+        <w:t xml:space="preserve">Proposition de note </w:t>
+      </w:r>
+      <w:proofErr w:type="gramStart"/>
+      <w:r>
+        <w:rPr>
+          <w:rFonts w:ascii="Arial" w:hAnsi="Arial" w:cs="Arial"/>
+          <w:b/>
+          <w:bCs/>
+          <w:iCs/>
+          <w:sz w:val="21"/>
+          <w:szCs w:val="21"/>
+        </w:rPr>
+        <w:t>suite à</w:t>
+      </w:r>
+      <w:proofErr w:type="gramEnd"/>
+      <w:r>
+        <w:rPr>
+          <w:rFonts w:ascii="Arial" w:hAnsi="Arial" w:cs="Arial"/>
+          <w:b/>
+          <w:bCs/>
+          <w:iCs/>
+          <w:sz w:val="21"/>
+          <w:szCs w:val="21"/>
+        </w:rPr>
+        <w:t xml:space="preserve"> l’évaluation du profil de la personne candidate</w:t>
       </w:r>
     </w:p>
     <w:tbl>
@@ -33218,7 +33279,25 @@
                 <w:sz w:val="20"/>
                 <w:szCs w:val="20"/>
               </w:rPr>
-              <w:t>Les pénalités ci-dessous doivent être appliquées de façon à ce que la note finale de la personne candidate (</w:t>
+              <w:t xml:space="preserve">Les pénalités ci-dessous doivent être appliquées </w:t>
+            </w:r>
+            <w:proofErr w:type="gramStart"/>
+            <w:r>
+              <w:rPr>
+                <w:rFonts w:ascii="Arial" w:hAnsi="Arial" w:cs="Arial"/>
+                <w:sz w:val="20"/>
+                <w:szCs w:val="20"/>
+              </w:rPr>
+              <w:t>de façon à ce</w:t>
+            </w:r>
+            <w:proofErr w:type="gramEnd"/>
+            <w:r>
+              <w:rPr>
+                <w:rFonts w:ascii="Arial" w:hAnsi="Arial" w:cs="Arial"/>
+                <w:sz w:val="20"/>
+                <w:szCs w:val="20"/>
+              </w:rPr>
+              <w:t xml:space="preserve"> que la note finale de la personne candidate (</w:t>
             </w:r>
             <w:r>
               <w:rPr>
@@ -35629,7 +35708,29 @@
                 <w:sz w:val="16"/>
                 <w:szCs w:val="16"/>
               </w:rPr>
-              <w:t>La proposition de la solution applicative répond au besoin exprimé dans le cahier des charges y compris dans sa dimension contractuelle :</w:t>
+              <w:t xml:space="preserve">La proposition de la solution applicative répond au besoin </w:t>
+            </w:r>
+            <w:proofErr w:type="gramStart"/>
+            <w:r>
+              <w:rPr>
+                <w:rFonts w:ascii="Arial" w:hAnsi="Arial" w:cs="Arial"/>
+                <w:i/>
+                <w:iCs/>
+                <w:sz w:val="16"/>
+                <w:szCs w:val="16"/>
+              </w:rPr>
+              <w:t>exprimé</w:t>
+            </w:r>
+            <w:proofErr w:type="gramEnd"/>
+            <w:r>
+              <w:rPr>
+                <w:rFonts w:ascii="Arial" w:hAnsi="Arial" w:cs="Arial"/>
+                <w:i/>
+                <w:iCs/>
+                <w:sz w:val="16"/>
+                <w:szCs w:val="16"/>
+              </w:rPr>
+              <w:t xml:space="preserve"> dans le cahier des charges y compris dans sa dimension contractuelle :</w:t>
             </w:r>
           </w:p>
           <w:p>
@@ -38254,7 +38355,29 @@
                 <w:sz w:val="16"/>
                 <w:szCs w:val="16"/>
               </w:rPr>
-              <w:t>Les tests de non régression sont réalisés.</w:t>
+              <w:t xml:space="preserve">Les tests de </w:t>
+            </w:r>
+            <w:proofErr w:type="gramStart"/>
+            <w:r>
+              <w:rPr>
+                <w:rFonts w:ascii="Arial" w:hAnsi="Arial" w:cs="Arial"/>
+                <w:i/>
+                <w:iCs/>
+                <w:sz w:val="16"/>
+                <w:szCs w:val="16"/>
+              </w:rPr>
+              <w:t>non régression</w:t>
+            </w:r>
+            <w:proofErr w:type="gramEnd"/>
+            <w:r>
+              <w:rPr>
+                <w:rFonts w:ascii="Arial" w:hAnsi="Arial" w:cs="Arial"/>
+                <w:i/>
+                <w:iCs/>
+                <w:sz w:val="16"/>
+                <w:szCs w:val="16"/>
+              </w:rPr>
+              <w:t xml:space="preserve"> sont réalisés.</w:t>
             </w:r>
           </w:p>
           <w:p>
@@ -42415,6 +42538,7 @@
                 <w:szCs w:val="22"/>
               </w:rPr>
             </w:pPr>
+            <w:proofErr w:type="gramStart"/>
             <w:r>
               <w:rPr>
                 <w:rFonts w:ascii="Arial" w:hAnsi="Arial" w:cs="Arial"/>
@@ -42426,6 +42550,7 @@
               </w:rPr>
               <w:t>d’interrogation</w:t>
             </w:r>
+            <w:proofErr w:type="gramEnd"/>
           </w:p>
         </w:tc>
       </w:tr>
@@ -43133,6 +43258,7 @@
                 <w:szCs w:val="22"/>
               </w:rPr>
             </w:pPr>
+            <w:proofErr w:type="gramStart"/>
             <w:r>
               <w:rPr>
                 <w:rFonts w:ascii="Arial" w:hAnsi="Arial" w:cs="Arial"/>
@@ -43144,6 +43270,7 @@
               </w:rPr>
               <w:t>d’interrogation</w:t>
             </w:r>
+            <w:proofErr w:type="gramEnd"/>
           </w:p>
         </w:tc>
       </w:tr>
@@ -43608,6 +43735,7 @@
                 <w:szCs w:val="22"/>
               </w:rPr>
             </w:pPr>
+            <w:proofErr w:type="gramStart"/>
             <w:r>
               <w:rPr>
                 <w:rFonts w:ascii="Arial" w:hAnsi="Arial" w:cs="Arial"/>
@@ -43619,6 +43747,7 @@
               </w:rPr>
               <w:t>d’interrogation</w:t>
             </w:r>
+            <w:proofErr w:type="gramEnd"/>
           </w:p>
         </w:tc>
       </w:tr>
@@ -44342,6 +44471,7 @@
                 <w:szCs w:val="22"/>
               </w:rPr>
             </w:pPr>
+            <w:proofErr w:type="gramStart"/>
             <w:r>
               <w:rPr>
                 <w:rFonts w:ascii="Arial" w:hAnsi="Arial" w:cs="Arial"/>
@@ -44353,6 +44483,7 @@
               </w:rPr>
               <w:t>d’interrogation</w:t>
             </w:r>
+            <w:proofErr w:type="gramEnd"/>
           </w:p>
         </w:tc>
       </w:tr>
@@ -45111,6 +45242,7 @@
                 <w:szCs w:val="22"/>
               </w:rPr>
             </w:pPr>
+            <w:proofErr w:type="gramStart"/>
             <w:r>
               <w:rPr>
                 <w:rFonts w:ascii="Arial" w:hAnsi="Arial" w:cs="Arial"/>
@@ -45122,6 +45254,7 @@
               </w:rPr>
               <w:t>d’interrogation</w:t>
             </w:r>
+            <w:proofErr w:type="gramEnd"/>
           </w:p>
         </w:tc>
       </w:tr>
@@ -45569,6 +45702,7 @@
                 <w:szCs w:val="22"/>
               </w:rPr>
             </w:pPr>
+            <w:proofErr w:type="gramStart"/>
             <w:r>
               <w:rPr>
                 <w:rFonts w:ascii="Arial" w:hAnsi="Arial" w:cs="Arial"/>
@@ -45580,6 +45714,7 @@
               </w:rPr>
               <w:t>d’interrogation</w:t>
             </w:r>
+            <w:proofErr w:type="gramEnd"/>
           </w:p>
         </w:tc>
       </w:tr>
@@ -46169,7 +46304,27 @@
           <w:bCs/>
           <w:iCs/>
         </w:rPr>
-        <w:t>En référence à l’annexe II.E –« Environnement technologique pour la certification » du référentiel du BTS SIO</w:t>
+        <w:t xml:space="preserve">En référence à l’annexe II.E </w:t>
+      </w:r>
+      <w:proofErr w:type="gramStart"/>
+      <w:r>
+        <w:rPr>
+          <w:rFonts w:ascii="Arial" w:hAnsi="Arial" w:cs="Arial"/>
+          <w:b/>
+          <w:bCs/>
+          <w:iCs/>
+        </w:rPr>
+        <w:t>–«</w:t>
+      </w:r>
+      <w:proofErr w:type="gramEnd"/>
+      <w:r>
+        <w:rPr>
+          <w:rFonts w:ascii="Arial" w:hAnsi="Arial" w:cs="Arial"/>
+          <w:b/>
+          <w:bCs/>
+          <w:iCs/>
+        </w:rPr>
+        <w:t> Environnement technologique pour la certification » du référentiel du BTS SIO</w:t>
       </w:r>
     </w:p>
     <w:tbl>
@@ -46511,6 +46666,7 @@
                 <w:szCs w:val="22"/>
               </w:rPr>
             </w:pPr>
+            <w:proofErr w:type="gramStart"/>
             <w:r>
               <w:rPr>
                 <w:rFonts w:ascii="Arial" w:hAnsi="Arial" w:cs="Arial"/>
@@ -46522,6 +46678,7 @@
               </w:rPr>
               <w:t>d’interrogation</w:t>
             </w:r>
+            <w:proofErr w:type="gramEnd"/>
           </w:p>
         </w:tc>
       </w:tr>
@@ -47229,6 +47386,7 @@
                 <w:szCs w:val="22"/>
               </w:rPr>
             </w:pPr>
+            <w:proofErr w:type="gramStart"/>
             <w:r>
               <w:rPr>
                 <w:rFonts w:ascii="Arial" w:hAnsi="Arial" w:cs="Arial"/>
@@ -47240,6 +47398,7 @@
               </w:rPr>
               <w:t>d’interrogation</w:t>
             </w:r>
+            <w:proofErr w:type="gramEnd"/>
           </w:p>
         </w:tc>
       </w:tr>
@@ -47704,6 +47863,7 @@
                 <w:szCs w:val="22"/>
               </w:rPr>
             </w:pPr>
+            <w:proofErr w:type="gramStart"/>
             <w:r>
               <w:rPr>
                 <w:rFonts w:ascii="Arial" w:hAnsi="Arial" w:cs="Arial"/>
@@ -47715,6 +47875,7 @@
               </w:rPr>
               <w:t>d’interrogation</w:t>
             </w:r>
+            <w:proofErr w:type="gramEnd"/>
           </w:p>
         </w:tc>
       </w:tr>
@@ -48407,6 +48568,7 @@
                 <w:szCs w:val="22"/>
               </w:rPr>
             </w:pPr>
+            <w:proofErr w:type="gramStart"/>
             <w:r>
               <w:rPr>
                 <w:rFonts w:ascii="Arial" w:hAnsi="Arial" w:cs="Arial"/>
@@ -48418,6 +48580,7 @@
               </w:rPr>
               <w:t>d’interrogation</w:t>
             </w:r>
+            <w:proofErr w:type="gramEnd"/>
           </w:p>
         </w:tc>
       </w:tr>
@@ -49099,6 +49262,7 @@
                 <w:szCs w:val="22"/>
               </w:rPr>
             </w:pPr>
+            <w:proofErr w:type="gramStart"/>
             <w:r>
               <w:rPr>
                 <w:rFonts w:ascii="Arial" w:hAnsi="Arial" w:cs="Arial"/>
@@ -49110,6 +49274,7 @@
               </w:rPr>
               <w:t>d’interrogation</w:t>
             </w:r>
+            <w:proofErr w:type="gramEnd"/>
           </w:p>
         </w:tc>
       </w:tr>

--- a/Epreuve - E6/Projet_NetCorp_BTS_Adrien_D/RealisationReseau/ANNEXE_VII_projet_adrien_d_reseau.docx
+++ b/Epreuve - E6/Projet_NetCorp_BTS_Adrien_D/RealisationReseau/ANNEXE_VII_projet_adrien_d_reseau.docx
@@ -4088,7 +4088,7 @@
               <w:t>IT</w:t>
             </w:r>
             <w:r>
-              <w:t xml:space="preserve"> en LAN.</w:t>
+              <w:t>.</w:t>
             </w:r>
           </w:p>
           <w:p>
@@ -4285,7 +4285,21 @@
                 <w:rFonts w:ascii="Arial" w:hAnsi="Arial" w:cs="Arial"/>
                 <w:sz w:val="20"/>
               </w:rPr>
-              <w:t xml:space="preserve"> et un VPN.</w:t>
+              <w:t xml:space="preserve"> et un VPN</w:t>
+            </w:r>
+            <w:r>
+              <w:rPr>
+                <w:rFonts w:ascii="Arial" w:hAnsi="Arial" w:cs="Arial"/>
+                <w:sz w:val="20"/>
+              </w:rPr>
+              <w:t xml:space="preserve"> pour l’administration à distance</w:t>
+            </w:r>
+            <w:r>
+              <w:rPr>
+                <w:rFonts w:ascii="Arial" w:hAnsi="Arial" w:cs="Arial"/>
+                <w:sz w:val="20"/>
+              </w:rPr>
+              <w:t>.</w:t>
             </w:r>
           </w:p>
           <w:p>
@@ -5026,40 +5040,76 @@
               <w:t xml:space="preserve"> 3050 </w:t>
             </w:r>
             <w:proofErr w:type="spellStart"/>
+            <w:r>
+              <w:rPr>
+                <w:lang w:val="en-US"/>
+              </w:rPr>
+              <w:t>Hyperviseur</w:t>
+            </w:r>
+            <w:proofErr w:type="spellEnd"/>
+            <w:r>
+              <w:rPr>
+                <w:lang w:val="en-US"/>
+              </w:rPr>
+              <w:t xml:space="preserve">. </w:t>
+            </w:r>
             <w:proofErr w:type="gramStart"/>
             <w:r>
               <w:rPr>
                 <w:lang w:val="en-US"/>
               </w:rPr>
-              <w:t>Hyperviseur</w:t>
-            </w:r>
-            <w:proofErr w:type="spellEnd"/>
+              <w:t>Stockage :</w:t>
+            </w:r>
+            <w:proofErr w:type="gramEnd"/>
             <w:r>
               <w:rPr>
                 <w:lang w:val="en-US"/>
               </w:rPr>
-              <w:t xml:space="preserve">  :</w:t>
+              <w:t xml:space="preserve"> </w:t>
+            </w:r>
+            <w:r>
+              <w:rPr>
+                <w:lang w:val="en-US"/>
+              </w:rPr>
+              <w:t xml:space="preserve">1To </w:t>
+            </w:r>
+            <w:r>
+              <w:rPr>
+                <w:lang w:val="en-US"/>
+              </w:rPr>
+              <w:t xml:space="preserve">| </w:t>
+            </w:r>
+            <w:r>
+              <w:rPr>
+                <w:lang w:val="en-US"/>
+              </w:rPr>
+              <w:t>RAM</w:t>
+            </w:r>
+            <w:r>
+              <w:rPr>
+                <w:lang w:val="en-US"/>
+              </w:rPr>
+              <w:t xml:space="preserve"> 25 Go | </w:t>
+            </w:r>
+            <w:proofErr w:type="gramStart"/>
+            <w:r>
+              <w:rPr>
+                <w:lang w:val="en-US"/>
+              </w:rPr>
+              <w:t>CPU :</w:t>
             </w:r>
             <w:proofErr w:type="gramEnd"/>
             <w:r>
               <w:rPr>
                 <w:lang w:val="en-US"/>
               </w:rPr>
-              <w:t xml:space="preserve"> 1To de stockage, 25 Go RAM, </w:t>
-            </w:r>
-            <w:proofErr w:type="spellStart"/>
+              <w:t xml:space="preserve"> Intel </w:t>
+            </w:r>
             <w:r>
               <w:rPr>
                 <w:lang w:val="en-US"/>
               </w:rPr>
-              <w:t>Processeur</w:t>
-            </w:r>
-            <w:proofErr w:type="spellEnd"/>
-            <w:r>
-              <w:rPr>
-                <w:lang w:val="en-US"/>
-              </w:rPr>
-              <w:t xml:space="preserve"> i5</w:t>
+              <w:t>i5</w:t>
             </w:r>
           </w:p>
           <w:p>
@@ -5955,40 +6005,76 @@
               <w:t xml:space="preserve"> 3050 </w:t>
             </w:r>
             <w:proofErr w:type="spellStart"/>
+            <w:r>
+              <w:rPr>
+                <w:lang w:val="en-US"/>
+              </w:rPr>
+              <w:t>Hyperviseur</w:t>
+            </w:r>
+            <w:proofErr w:type="spellEnd"/>
+            <w:r>
+              <w:rPr>
+                <w:lang w:val="en-US"/>
+              </w:rPr>
+              <w:t xml:space="preserve">. </w:t>
+            </w:r>
             <w:proofErr w:type="gramStart"/>
             <w:r>
               <w:rPr>
                 <w:lang w:val="en-US"/>
               </w:rPr>
-              <w:t>Hyperviseur</w:t>
-            </w:r>
-            <w:proofErr w:type="spellEnd"/>
+              <w:t>Stockage :</w:t>
+            </w:r>
+            <w:proofErr w:type="gramEnd"/>
             <w:r>
               <w:rPr>
                 <w:lang w:val="en-US"/>
               </w:rPr>
-              <w:t xml:space="preserve">  :</w:t>
+              <w:t xml:space="preserve"> </w:t>
+            </w:r>
+            <w:r>
+              <w:rPr>
+                <w:lang w:val="en-US"/>
+              </w:rPr>
+              <w:t xml:space="preserve">1To </w:t>
+            </w:r>
+            <w:r>
+              <w:rPr>
+                <w:lang w:val="en-US"/>
+              </w:rPr>
+              <w:t xml:space="preserve">| </w:t>
+            </w:r>
+            <w:r>
+              <w:rPr>
+                <w:lang w:val="en-US"/>
+              </w:rPr>
+              <w:t>RAM</w:t>
+            </w:r>
+            <w:r>
+              <w:rPr>
+                <w:lang w:val="en-US"/>
+              </w:rPr>
+              <w:t xml:space="preserve"> 25 Go | </w:t>
+            </w:r>
+            <w:proofErr w:type="gramStart"/>
+            <w:r>
+              <w:rPr>
+                <w:lang w:val="en-US"/>
+              </w:rPr>
+              <w:t>CPU :</w:t>
             </w:r>
             <w:proofErr w:type="gramEnd"/>
             <w:r>
               <w:rPr>
                 <w:lang w:val="en-US"/>
               </w:rPr>
-              <w:t xml:space="preserve"> 1To de stockage, 25 Go RAM, </w:t>
-            </w:r>
-            <w:proofErr w:type="spellStart"/>
+              <w:t xml:space="preserve"> Intel </w:t>
+            </w:r>
             <w:r>
               <w:rPr>
                 <w:lang w:val="en-US"/>
               </w:rPr>
-              <w:t>Processeur</w:t>
-            </w:r>
-            <w:proofErr w:type="spellEnd"/>
-            <w:r>
-              <w:rPr>
-                <w:lang w:val="en-US"/>
-              </w:rPr>
-              <w:t xml:space="preserve"> i5</w:t>
+              <w:t>i5</w:t>
             </w:r>
           </w:p>
           <w:p>
@@ -6021,14 +6107,29 @@
             <w:proofErr w:type="spellEnd"/>
           </w:p>
           <w:p>
-            <w:r>
-              <w:t xml:space="preserve">      -     Serveur Dell Hyperviseurs de secours</w:t>
-            </w:r>
-          </w:p>
-          <w:p>
-            <w:r>
-              <w:t xml:space="preserve">      -     PC portable Personnel Windows 11</w:t>
-            </w:r>
+            <w:pPr>
+              <w:pStyle w:val="ListParagraph"/>
+              <w:numPr>
+                <w:ilvl w:val="0"/>
+                <w:numId w:val="11"/>
+              </w:numPr>
+            </w:pPr>
+            <w:r>
+              <w:t>Borne Wi-Fi Aruba</w:t>
+            </w:r>
+          </w:p>
+          <w:p>
+            <w:r>
+              <w:t xml:space="preserve">      -     Serveur Dell Hyperviseur de secours</w:t>
+            </w:r>
+            <w:r>
+              <w:t xml:space="preserve"> avec </w:t>
+            </w:r>
+            <w:proofErr w:type="spellStart"/>
+            <w:r>
+              <w:t>Proxmox</w:t>
+            </w:r>
+            <w:proofErr w:type="spellEnd"/>
           </w:p>
           <w:p>
             <w:pPr>
@@ -6040,6 +6141,31 @@
               <w:rPr>
                 <w:lang w:val="en-US"/>
               </w:rPr>
+              <w:t xml:space="preserve">      </w:t>
+            </w:r>
+            <w:r>
+              <w:rPr>
+                <w:lang w:val="en-US"/>
+              </w:rPr>
+              <w:t xml:space="preserve">-     PC portable Personnel Windows </w:t>
+            </w:r>
+            <w:r>
+              <w:rPr>
+                <w:lang w:val="en-US"/>
+              </w:rPr>
+              <w:t>11</w:t>
+            </w:r>
+          </w:p>
+          <w:p>
+            <w:pPr>
+              <w:rPr>
+                <w:lang w:val="en-US"/>
+              </w:rPr>
+            </w:pPr>
+            <w:r>
+              <w:rPr>
+                <w:lang w:val="en-US"/>
+              </w:rPr>
               <w:t xml:space="preserve">      -     2 PC Clients Wind</w:t>
             </w:r>
             <w:r>
@@ -6048,17 +6174,37 @@
               </w:rPr>
               <w:t xml:space="preserve">ows 11 </w:t>
             </w:r>
-          </w:p>
-          <w:p>
-            <w:pPr>
+            <w:proofErr w:type="spellStart"/>
+            <w:r>
               <w:rPr>
                 <w:lang w:val="en-US"/>
               </w:rPr>
-            </w:pPr>
+              <w:t>Profession</w:t>
+            </w:r>
             <w:r>
               <w:rPr>
                 <w:lang w:val="en-US"/>
               </w:rPr>
+              <w:t>n</w:t>
+            </w:r>
+            <w:r>
+              <w:rPr>
+                <w:lang w:val="en-US"/>
+              </w:rPr>
+              <w:t>el</w:t>
+            </w:r>
+            <w:proofErr w:type="spellEnd"/>
+          </w:p>
+          <w:p>
+            <w:pPr>
+              <w:rPr>
+                <w:lang w:val="en-US"/>
+              </w:rPr>
+            </w:pPr>
+            <w:r>
+              <w:rPr>
+                <w:lang w:val="en-US"/>
+              </w:rPr>
               <w:t xml:space="preserve">      -     </w:t>
             </w:r>
             <w:proofErr w:type="spellStart"/>
@@ -6077,17 +6223,45 @@
             </w:r>
           </w:p>
           <w:p>
-            <w:r>
+            <w:pPr>
               <w:rPr>
                 <w:lang w:val="en-US"/>
               </w:rPr>
+            </w:pPr>
+            <w:r>
+              <w:rPr>
+                <w:lang w:val="en-US"/>
+              </w:rPr>
               <w:t xml:space="preserve">      </w:t>
             </w:r>
             <w:r>
-              <w:t>-     Câbles Console</w:t>
-            </w:r>
-          </w:p>
-          <w:p/>
+              <w:rPr>
+                <w:lang w:val="en-US"/>
+              </w:rPr>
+              <w:t xml:space="preserve">-     </w:t>
+            </w:r>
+            <w:proofErr w:type="spellStart"/>
+            <w:r>
+              <w:rPr>
+                <w:lang w:val="en-US"/>
+              </w:rPr>
+              <w:t>Câbles</w:t>
+            </w:r>
+            <w:proofErr w:type="spellEnd"/>
+            <w:r>
+              <w:rPr>
+                <w:lang w:val="en-US"/>
+              </w:rPr>
+              <w:t xml:space="preserve"> Console</w:t>
+            </w:r>
+          </w:p>
+          <w:p>
+            <w:pPr>
+              <w:rPr>
+                <w:lang w:val="en-US"/>
+              </w:rPr>
+            </w:pPr>
+          </w:p>
           <w:p>
             <w:pPr>
               <w:snapToGrid w:val="0"/>
@@ -6142,7 +6316,15 @@
                 <w:bCs/>
                 <w:sz w:val="20"/>
               </w:rPr>
-              <w:t xml:space="preserve">OS </w:t>
+              <w:t>Système d’exploitation</w:t>
+            </w:r>
+            <w:r>
+              <w:rPr>
+                <w:rFonts w:ascii="Arial" w:hAnsi="Arial" w:cs="Arial"/>
+                <w:bCs/>
+                <w:sz w:val="20"/>
+              </w:rPr>
+              <w:t xml:space="preserve"> </w:t>
             </w:r>
             <w:proofErr w:type="spellStart"/>
             <w:r>
@@ -6160,7 +6342,23 @@
                 <w:bCs/>
                 <w:sz w:val="20"/>
               </w:rPr>
-              <w:t>, Windows, Debian</w:t>
+              <w:t>, Windows</w:t>
+            </w:r>
+            <w:r>
+              <w:rPr>
+                <w:rFonts w:ascii="Arial" w:hAnsi="Arial" w:cs="Arial"/>
+                <w:bCs/>
+                <w:sz w:val="20"/>
+              </w:rPr>
+              <w:t xml:space="preserve"> (client, serveur)</w:t>
+            </w:r>
+            <w:r>
+              <w:rPr>
+                <w:rFonts w:ascii="Arial" w:hAnsi="Arial" w:cs="Arial"/>
+                <w:bCs/>
+                <w:sz w:val="20"/>
+              </w:rPr>
+              <w:t>, Debian</w:t>
             </w:r>
           </w:p>
           <w:p>
@@ -6294,23 +6492,29 @@
                 <w:sz w:val="20"/>
               </w:rPr>
             </w:pPr>
-            <w:proofErr w:type="spellStart"/>
-            <w:r>
-              <w:rPr>
-                <w:rFonts w:ascii="Arial" w:hAnsi="Arial" w:cs="Arial"/>
-                <w:bCs/>
-                <w:sz w:val="20"/>
-              </w:rPr>
-              <w:t>Lucidchart</w:t>
-            </w:r>
-            <w:proofErr w:type="spellEnd"/>
-            <w:r>
-              <w:rPr>
-                <w:rFonts w:ascii="Arial" w:hAnsi="Arial" w:cs="Arial"/>
-                <w:bCs/>
-                <w:sz w:val="20"/>
-              </w:rPr>
-              <w:t xml:space="preserve"> (schéma réseau)</w:t>
+            <w:r>
+              <w:rPr>
+                <w:rFonts w:ascii="Arial" w:hAnsi="Arial" w:cs="Arial"/>
+                <w:bCs/>
+                <w:sz w:val="20"/>
+              </w:rPr>
+              <w:t>TFTP (</w:t>
+            </w:r>
+            <w:r>
+              <w:rPr>
+                <w:rFonts w:ascii="Arial" w:hAnsi="Arial" w:cs="Arial"/>
+                <w:bCs/>
+                <w:sz w:val="20"/>
+              </w:rPr>
+              <w:t>s</w:t>
+            </w:r>
+            <w:r>
+              <w:rPr>
+                <w:rFonts w:ascii="Arial" w:hAnsi="Arial" w:cs="Arial"/>
+                <w:bCs/>
+                <w:sz w:val="20"/>
+              </w:rPr>
+              <w:t>auvegarde configuration du matériel réseau)</w:t>
             </w:r>
           </w:p>
           <w:p>
@@ -6548,15 +6752,79 @@
                 <w:bCs/>
                 <w:sz w:val="20"/>
               </w:rPr>
-              <w:t>Accès via le web à l’hyperviseur sur l’adresse IP suivante depuis le Wi-Fi LABO ou en Ethernet : http://</w:t>
-            </w:r>
-            <w:r>
-              <w:rPr>
-                <w:rFonts w:ascii="Arial" w:hAnsi="Arial" w:cs="Arial"/>
-                <w:bCs/>
-                <w:sz w:val="20"/>
-              </w:rPr>
-              <w:t>172</w:t>
+              <w:t>Accès via le web à l’hyperviseur sur l’adresse IP suivante depuis le</w:t>
+            </w:r>
+            <w:r>
+              <w:rPr>
+                <w:rFonts w:ascii="Arial" w:hAnsi="Arial" w:cs="Arial"/>
+                <w:bCs/>
+                <w:sz w:val="20"/>
+              </w:rPr>
+              <w:t xml:space="preserve"> VLAN 223</w:t>
+            </w:r>
+            <w:r>
+              <w:rPr>
+                <w:rFonts w:ascii="Arial" w:hAnsi="Arial" w:cs="Arial"/>
+                <w:bCs/>
+                <w:sz w:val="20"/>
+              </w:rPr>
+              <w:t xml:space="preserve"> </w:t>
+            </w:r>
+            <w:r>
+              <w:rPr>
+                <w:rFonts w:ascii="Arial" w:hAnsi="Arial" w:cs="Arial"/>
+                <w:bCs/>
+                <w:sz w:val="20"/>
+              </w:rPr>
+              <w:t xml:space="preserve">ou </w:t>
+            </w:r>
+            <w:r>
+              <w:rPr>
+                <w:rFonts w:ascii="Arial" w:hAnsi="Arial" w:cs="Arial"/>
+                <w:bCs/>
+                <w:sz w:val="20"/>
+              </w:rPr>
+              <w:t xml:space="preserve">en </w:t>
+            </w:r>
+            <w:r>
+              <w:rPr>
+                <w:rFonts w:ascii="Arial" w:hAnsi="Arial" w:cs="Arial"/>
+                <w:bCs/>
+                <w:sz w:val="20"/>
+              </w:rPr>
+              <w:t>VPN</w:t>
+            </w:r>
+            <w:r>
+              <w:rPr>
+                <w:rFonts w:ascii="Arial" w:hAnsi="Arial" w:cs="Arial"/>
+                <w:bCs/>
+                <w:sz w:val="20"/>
+              </w:rPr>
+              <w:t xml:space="preserve"> </w:t>
+            </w:r>
+            <w:r>
+              <w:rPr>
+                <w:rFonts w:ascii="Arial" w:hAnsi="Arial" w:cs="Arial"/>
+                <w:bCs/>
+                <w:sz w:val="20"/>
+              </w:rPr>
+              <w:t>: http://</w:t>
+            </w:r>
+            <w:r>
+              <w:rPr>
+                <w:rFonts w:ascii="Arial" w:hAnsi="Arial" w:cs="Arial"/>
+                <w:bCs/>
+                <w:sz w:val="20"/>
+              </w:rPr>
+              <w:t>1</w:t>
+            </w:r>
+            <w:r>
+              <w:rPr>
+                <w:rFonts w:ascii="Arial" w:hAnsi="Arial" w:cs="Arial"/>
+                <w:bCs/>
+                <w:sz w:val="20"/>
+              </w:rPr>
+              <w:t>92</w:t>
             </w:r>
             <w:r>
               <w:rPr>
@@ -6580,7 +6848,31 @@
                 <w:bCs/>
                 <w:sz w:val="20"/>
               </w:rPr>
-              <w:t>.1.</w:t>
+              <w:t>8</w:t>
+            </w:r>
+            <w:r>
+              <w:rPr>
+                <w:rFonts w:ascii="Arial" w:hAnsi="Arial" w:cs="Arial"/>
+                <w:bCs/>
+                <w:sz w:val="20"/>
+              </w:rPr>
+              <w:t>.</w:t>
+            </w:r>
+            <w:r>
+              <w:rPr>
+                <w:rFonts w:ascii="Arial" w:hAnsi="Arial" w:cs="Arial"/>
+                <w:bCs/>
+                <w:sz w:val="20"/>
+              </w:rPr>
+              <w:t>223</w:t>
+            </w:r>
+            <w:r>
+              <w:rPr>
+                <w:rFonts w:ascii="Arial" w:hAnsi="Arial" w:cs="Arial"/>
+                <w:bCs/>
+                <w:sz w:val="20"/>
+              </w:rPr>
+              <w:t>.</w:t>
             </w:r>
             <w:r>
               <w:rPr>
@@ -6697,7 +6989,55 @@
                 <w:bCs/>
                 <w:sz w:val="20"/>
               </w:rPr>
-              <w:t xml:space="preserve">cessible sur 172.16.1.2 depuis le </w:t>
+              <w:t>cessible sur 1</w:t>
+            </w:r>
+            <w:r>
+              <w:rPr>
+                <w:rFonts w:ascii="Arial" w:hAnsi="Arial" w:cs="Arial"/>
+                <w:bCs/>
+                <w:sz w:val="20"/>
+              </w:rPr>
+              <w:t>92</w:t>
+            </w:r>
+            <w:r>
+              <w:rPr>
+                <w:rFonts w:ascii="Arial" w:hAnsi="Arial" w:cs="Arial"/>
+                <w:bCs/>
+                <w:sz w:val="20"/>
+              </w:rPr>
+              <w:t>.16</w:t>
+            </w:r>
+            <w:r>
+              <w:rPr>
+                <w:rFonts w:ascii="Arial" w:hAnsi="Arial" w:cs="Arial"/>
+                <w:bCs/>
+                <w:sz w:val="20"/>
+              </w:rPr>
+              <w:t>8</w:t>
+            </w:r>
+            <w:r>
+              <w:rPr>
+                <w:rFonts w:ascii="Arial" w:hAnsi="Arial" w:cs="Arial"/>
+                <w:bCs/>
+                <w:sz w:val="20"/>
+              </w:rPr>
+              <w:t>.</w:t>
+            </w:r>
+            <w:r>
+              <w:rPr>
+                <w:rFonts w:ascii="Arial" w:hAnsi="Arial" w:cs="Arial"/>
+                <w:bCs/>
+                <w:sz w:val="20"/>
+              </w:rPr>
+              <w:t>223</w:t>
+            </w:r>
+            <w:r>
+              <w:rPr>
+                <w:rFonts w:ascii="Arial" w:hAnsi="Arial" w:cs="Arial"/>
+                <w:bCs/>
+                <w:sz w:val="20"/>
+              </w:rPr>
+              <w:t xml:space="preserve">.2 depuis le </w:t>
             </w:r>
             <w:r>
               <w:rPr>
@@ -6985,18 +7325,16 @@
                 <w:bCs/>
                 <w:sz w:val="20"/>
               </w:rPr>
-              <w:t>à SRV-</w:t>
-            </w:r>
-            <w:proofErr w:type="gramStart"/>
-            <w:r>
-              <w:rPr>
-                <w:rFonts w:ascii="Arial" w:hAnsi="Arial" w:cs="Arial"/>
-                <w:bCs/>
-                <w:sz w:val="20"/>
-              </w:rPr>
-              <w:t>AD ,</w:t>
-            </w:r>
-            <w:proofErr w:type="gramEnd"/>
+              <w:t>à SRV-AD</w:t>
+            </w:r>
+            <w:r>
+              <w:rPr>
+                <w:rFonts w:ascii="Arial" w:hAnsi="Arial" w:cs="Arial"/>
+                <w:bCs/>
+                <w:sz w:val="20"/>
+              </w:rPr>
+              <w:t>,</w:t>
+            </w:r>
             <w:r>
               <w:rPr>
                 <w:rFonts w:ascii="Arial" w:hAnsi="Arial" w:cs="Arial"/>
@@ -7146,16 +7484,29 @@
                 <w:rFonts w:ascii="Arial" w:hAnsi="Arial" w:cs="Arial"/>
                 <w:bCs/>
                 <w:sz w:val="20"/>
-              </w:rPr>
-            </w:pPr>
-            <w:r>
-              <w:rPr>
-                <w:rFonts w:ascii="Arial" w:hAnsi="Arial" w:cs="Arial"/>
-                <w:bCs/>
-                <w:sz w:val="20"/>
-              </w:rPr>
-              <w:t>LAB\Administrateur</w:t>
-            </w:r>
+                <w:lang w:val="es-ES"/>
+              </w:rPr>
+            </w:pPr>
+            <w:r>
+              <w:rPr>
+                <w:rFonts w:ascii="Arial" w:hAnsi="Arial" w:cs="Arial"/>
+                <w:bCs/>
+                <w:sz w:val="20"/>
+                <w:lang w:val="es-ES"/>
+              </w:rPr>
+              <w:t>LAB\</w:t>
+            </w:r>
+            <w:proofErr w:type="spellStart"/>
+            <w:r>
+              <w:rPr>
+                <w:rFonts w:ascii="Arial" w:hAnsi="Arial" w:cs="Arial"/>
+                <w:bCs/>
+                <w:sz w:val="20"/>
+                <w:lang w:val="es-ES"/>
+              </w:rPr>
+              <w:t>Administrateur</w:t>
+            </w:r>
+            <w:proofErr w:type="spellEnd"/>
           </w:p>
           <w:p>
             <w:pPr>
@@ -7165,13 +7516,15 @@
                 <w:rFonts w:ascii="Arial" w:hAnsi="Arial" w:cs="Arial"/>
                 <w:bCs/>
                 <w:sz w:val="20"/>
-              </w:rPr>
-            </w:pPr>
-            <w:r>
-              <w:rPr>
-                <w:rFonts w:ascii="Arial" w:hAnsi="Arial" w:cs="Arial"/>
-                <w:bCs/>
-                <w:sz w:val="20"/>
+                <w:lang w:val="es-ES"/>
+              </w:rPr>
+            </w:pPr>
+            <w:r>
+              <w:rPr>
+                <w:rFonts w:ascii="Arial" w:hAnsi="Arial" w:cs="Arial"/>
+                <w:bCs/>
+                <w:sz w:val="20"/>
+                <w:lang w:val="es-ES"/>
               </w:rPr>
               <w:t>T3ch92750@ci</w:t>
             </w:r>
@@ -7184,6 +7537,7 @@
                 <w:rFonts w:ascii="Arial" w:hAnsi="Arial" w:cs="Arial"/>
                 <w:bCs/>
                 <w:sz w:val="20"/>
+                <w:lang w:val="es-ES"/>
               </w:rPr>
             </w:pPr>
           </w:p>
@@ -7195,31 +7549,66 @@
                 <w:rFonts w:ascii="Arial" w:hAnsi="Arial" w:cs="Arial"/>
                 <w:bCs/>
                 <w:sz w:val="20"/>
-              </w:rPr>
-            </w:pPr>
-            <w:r>
-              <w:rPr>
-                <w:rFonts w:ascii="Arial" w:hAnsi="Arial" w:cs="Arial"/>
-                <w:bCs/>
-                <w:sz w:val="20"/>
-              </w:rPr>
-              <w:t>Accès à DEBIAN-GLPI</w:t>
-            </w:r>
-            <w:r>
-              <w:rPr>
-                <w:rFonts w:ascii="Arial" w:hAnsi="Arial" w:cs="Arial"/>
-                <w:bCs/>
-                <w:sz w:val="20"/>
-              </w:rPr>
-              <w:t>, Debian 13</w:t>
-            </w:r>
-            <w:r>
-              <w:rPr>
-                <w:rFonts w:ascii="Arial" w:hAnsi="Arial" w:cs="Arial"/>
-                <w:bCs/>
-                <w:sz w:val="20"/>
-              </w:rPr>
-              <w:t xml:space="preserve"> : </w:t>
+                <w:lang w:val="es-ES"/>
+              </w:rPr>
+            </w:pPr>
+            <w:proofErr w:type="spellStart"/>
+            <w:r>
+              <w:rPr>
+                <w:rFonts w:ascii="Arial" w:hAnsi="Arial" w:cs="Arial"/>
+                <w:bCs/>
+                <w:sz w:val="20"/>
+                <w:lang w:val="es-ES"/>
+              </w:rPr>
+              <w:t>Accès</w:t>
+            </w:r>
+            <w:proofErr w:type="spellEnd"/>
+            <w:r>
+              <w:rPr>
+                <w:rFonts w:ascii="Arial" w:hAnsi="Arial" w:cs="Arial"/>
+                <w:bCs/>
+                <w:sz w:val="20"/>
+                <w:lang w:val="es-ES"/>
+              </w:rPr>
+              <w:t xml:space="preserve"> à DEBIAN-GLPI</w:t>
+            </w:r>
+            <w:r>
+              <w:rPr>
+                <w:rFonts w:ascii="Arial" w:hAnsi="Arial" w:cs="Arial"/>
+                <w:bCs/>
+                <w:sz w:val="20"/>
+                <w:lang w:val="es-ES"/>
+              </w:rPr>
+              <w:t xml:space="preserve">, Debian </w:t>
+            </w:r>
+            <w:proofErr w:type="gramStart"/>
+            <w:r>
+              <w:rPr>
+                <w:rFonts w:ascii="Arial" w:hAnsi="Arial" w:cs="Arial"/>
+                <w:bCs/>
+                <w:sz w:val="20"/>
+                <w:lang w:val="es-ES"/>
+              </w:rPr>
+              <w:t>13</w:t>
+            </w:r>
+            <w:r>
+              <w:rPr>
+                <w:rFonts w:ascii="Arial" w:hAnsi="Arial" w:cs="Arial"/>
+                <w:bCs/>
+                <w:sz w:val="20"/>
+                <w:lang w:val="es-ES"/>
+              </w:rPr>
+              <w:t xml:space="preserve"> :</w:t>
+            </w:r>
+            <w:proofErr w:type="gramEnd"/>
+            <w:r>
+              <w:rPr>
+                <w:rFonts w:ascii="Arial" w:hAnsi="Arial" w:cs="Arial"/>
+                <w:bCs/>
+                <w:sz w:val="20"/>
+                <w:lang w:val="es-ES"/>
+              </w:rPr>
+              <w:t> </w:t>
             </w:r>
           </w:p>
           <w:p>
@@ -7285,6 +7674,94 @@
               </w:rPr>
               <w:t> </w:t>
             </w:r>
+          </w:p>
+          <w:p>
+            <w:pPr>
+              <w:snapToGrid w:val="0"/>
+              <w:jc w:val="both"/>
+              <w:rPr>
+                <w:rFonts w:ascii="Arial" w:hAnsi="Arial" w:cs="Arial"/>
+                <w:bCs/>
+                <w:sz w:val="20"/>
+              </w:rPr>
+            </w:pPr>
+          </w:p>
+          <w:p>
+            <w:pPr>
+              <w:snapToGrid w:val="0"/>
+              <w:jc w:val="both"/>
+              <w:rPr>
+                <w:rFonts w:ascii="Arial" w:hAnsi="Arial" w:cs="Arial"/>
+                <w:bCs/>
+                <w:sz w:val="20"/>
+              </w:rPr>
+            </w:pPr>
+            <w:r>
+              <w:rPr>
+                <w:rFonts w:ascii="Arial" w:hAnsi="Arial" w:cs="Arial"/>
+                <w:bCs/>
+                <w:sz w:val="20"/>
+              </w:rPr>
+              <w:t xml:space="preserve">Accès à DEBIAN-VPN : </w:t>
+            </w:r>
+          </w:p>
+          <w:p>
+            <w:pPr>
+              <w:snapToGrid w:val="0"/>
+              <w:jc w:val="both"/>
+              <w:rPr>
+                <w:rFonts w:ascii="Arial" w:hAnsi="Arial" w:cs="Arial"/>
+                <w:bCs/>
+                <w:sz w:val="20"/>
+              </w:rPr>
+            </w:pPr>
+            <w:r>
+              <w:rPr>
+                <w:rFonts w:ascii="Arial" w:hAnsi="Arial" w:cs="Arial"/>
+                <w:bCs/>
+                <w:sz w:val="20"/>
+              </w:rPr>
+              <w:t>Utilisateur : Adrien</w:t>
+            </w:r>
+          </w:p>
+          <w:p>
+            <w:pPr>
+              <w:snapToGrid w:val="0"/>
+              <w:jc w:val="both"/>
+              <w:rPr>
+                <w:rFonts w:ascii="Arial" w:hAnsi="Arial" w:cs="Arial"/>
+                <w:bCs/>
+                <w:sz w:val="20"/>
+              </w:rPr>
+            </w:pPr>
+            <w:r>
+              <w:rPr>
+                <w:rFonts w:ascii="Arial" w:hAnsi="Arial" w:cs="Arial"/>
+                <w:bCs/>
+                <w:sz w:val="20"/>
+              </w:rPr>
+              <w:t>Mot de passe</w:t>
+            </w:r>
+            <w:proofErr w:type="gramStart"/>
+            <w:r>
+              <w:rPr>
+                <w:rFonts w:ascii="Arial" w:hAnsi="Arial" w:cs="Arial"/>
+                <w:bCs/>
+                <w:sz w:val="20"/>
+              </w:rPr>
+              <w:t> :</w:t>
+            </w:r>
+            <w:proofErr w:type="spellStart"/>
+            <w:r>
+              <w:rPr>
+                <w:rFonts w:ascii="Arial" w:hAnsi="Arial" w:cs="Arial"/>
+                <w:bCs/>
+                <w:sz w:val="20"/>
+              </w:rPr>
+              <w:t>adrien</w:t>
+            </w:r>
+            <w:proofErr w:type="spellEnd"/>
+            <w:proofErr w:type="gramEnd"/>
           </w:p>
           <w:p>
             <w:pPr>
@@ -8033,7 +8510,25 @@
                 <w:sz w:val="20"/>
                 <w:szCs w:val="20"/>
               </w:rPr>
-              <w:t xml:space="preserve">Voici le plan d’adressage des VLANs : </w:t>
+              <w:t xml:space="preserve">Voici le plan d’adressage </w:t>
+            </w:r>
+            <w:r>
+              <w:rPr>
+                <w:rFonts w:ascii="Arial" w:hAnsi="Arial"/>
+                <w:bCs/>
+                <w:sz w:val="20"/>
+                <w:szCs w:val="20"/>
+              </w:rPr>
+              <w:t xml:space="preserve">IP </w:t>
+            </w:r>
+            <w:r>
+              <w:rPr>
+                <w:rFonts w:ascii="Arial" w:hAnsi="Arial"/>
+                <w:bCs/>
+                <w:sz w:val="20"/>
+                <w:szCs w:val="20"/>
+              </w:rPr>
+              <w:t xml:space="preserve">des VLANs : </w:t>
             </w:r>
           </w:p>
           <w:p>
@@ -8064,15 +8559,14 @@
               <w:rPr>
                 <w:rFonts w:ascii="Arial" w:hAnsi="Arial"/>
                 <w:bCs/>
-                <w:noProof/>
                 <w:sz w:val="20"/>
                 <w:szCs w:val="20"/>
               </w:rPr>
               <w:drawing>
-                <wp:inline distT="0" distB="0" distL="0" distR="0" wp14:anchorId="21F152B1" wp14:editId="689C59EA">
-                  <wp:extent cx="6027420" cy="825707"/>
-                  <wp:effectExtent l="0" t="0" r="0" b="0"/>
-                  <wp:docPr id="1124586251" name="Picture 1"/>
+                <wp:inline distT="0" distB="0" distL="0" distR="0" wp14:anchorId="4B8A744A" wp14:editId="2F90568D">
+                  <wp:extent cx="6149947" cy="843733"/>
+                  <wp:effectExtent l="0" t="0" r="3810" b="0"/>
+                  <wp:docPr id="1775512322" name="Picture 1"/>
                   <wp:cNvGraphicFramePr>
                     <a:graphicFrameLocks xmlns:a="http://schemas.openxmlformats.org/drawingml/2006/main" noChangeAspect="1"/>
                   </wp:cNvGraphicFramePr>
@@ -8080,7 +8574,7 @@
                     <a:graphicData uri="http://schemas.openxmlformats.org/drawingml/2006/picture">
                       <pic:pic xmlns:pic="http://schemas.openxmlformats.org/drawingml/2006/picture">
                         <pic:nvPicPr>
-                          <pic:cNvPr id="1124586251" name=""/>
+                          <pic:cNvPr id="1775512322" name=""/>
                           <pic:cNvPicPr/>
                         </pic:nvPicPr>
                         <pic:blipFill>
@@ -8092,7 +8586,7 @@
                         <pic:spPr>
                           <a:xfrm>
                             <a:off x="0" y="0"/>
-                            <a:ext cx="6029311" cy="825966"/>
+                            <a:ext cx="6159778" cy="845082"/>
                           </a:xfrm>
                           <a:prstGeom prst="rect">
                             <a:avLst/>
@@ -8147,7 +8641,43 @@
                 <w:sz w:val="20"/>
                 <w:szCs w:val="20"/>
               </w:rPr>
-              <w:t xml:space="preserve">Voici les adressages IP de toutes les machines utilisées sur le projet : </w:t>
+              <w:t xml:space="preserve">Voici les </w:t>
+            </w:r>
+            <w:r>
+              <w:rPr>
+                <w:rFonts w:ascii="Arial" w:hAnsi="Arial"/>
+                <w:bCs/>
+                <w:sz w:val="20"/>
+                <w:szCs w:val="20"/>
+              </w:rPr>
+              <w:t>adresses</w:t>
+            </w:r>
+            <w:r>
+              <w:rPr>
+                <w:rFonts w:ascii="Arial" w:hAnsi="Arial"/>
+                <w:bCs/>
+                <w:sz w:val="20"/>
+                <w:szCs w:val="20"/>
+              </w:rPr>
+              <w:t xml:space="preserve"> IP </w:t>
+            </w:r>
+            <w:r>
+              <w:rPr>
+                <w:rFonts w:ascii="Arial" w:hAnsi="Arial"/>
+                <w:bCs/>
+                <w:sz w:val="20"/>
+                <w:szCs w:val="20"/>
+              </w:rPr>
+              <w:t>des serveurs &amp; PC</w:t>
+            </w:r>
+            <w:r>
+              <w:rPr>
+                <w:rFonts w:ascii="Arial" w:hAnsi="Arial"/>
+                <w:bCs/>
+                <w:sz w:val="20"/>
+                <w:szCs w:val="20"/>
+              </w:rPr>
+              <w:t xml:space="preserve"> utilisés sur le projet : </w:t>
             </w:r>
           </w:p>
           <w:p>
@@ -8178,15 +8708,14 @@
               <w:rPr>
                 <w:rFonts w:ascii="Arial" w:hAnsi="Arial"/>
                 <w:bCs/>
-                <w:noProof/>
                 <w:sz w:val="20"/>
                 <w:szCs w:val="20"/>
               </w:rPr>
               <w:drawing>
-                <wp:inline distT="0" distB="0" distL="0" distR="0" wp14:anchorId="12C55234" wp14:editId="3ADCB544">
-                  <wp:extent cx="6071529" cy="1245175"/>
-                  <wp:effectExtent l="0" t="0" r="5715" b="0"/>
-                  <wp:docPr id="1045735188" name="Picture 1"/>
+                <wp:inline distT="0" distB="0" distL="0" distR="0" wp14:anchorId="04038316" wp14:editId="1A4C8FEB">
+                  <wp:extent cx="6127109" cy="1463633"/>
+                  <wp:effectExtent l="0" t="0" r="7620" b="3810"/>
+                  <wp:docPr id="1031131528" name="Picture 1"/>
                   <wp:cNvGraphicFramePr>
                     <a:graphicFrameLocks xmlns:a="http://schemas.openxmlformats.org/drawingml/2006/main" noChangeAspect="1"/>
                   </wp:cNvGraphicFramePr>
@@ -8194,7 +8723,7 @@
                     <a:graphicData uri="http://schemas.openxmlformats.org/drawingml/2006/picture">
                       <pic:pic xmlns:pic="http://schemas.openxmlformats.org/drawingml/2006/picture">
                         <pic:nvPicPr>
-                          <pic:cNvPr id="1045735188" name=""/>
+                          <pic:cNvPr id="1031131528" name=""/>
                           <pic:cNvPicPr/>
                         </pic:nvPicPr>
                         <pic:blipFill>
@@ -8206,7 +8735,7 @@
                         <pic:spPr>
                           <a:xfrm>
                             <a:off x="0" y="0"/>
-                            <a:ext cx="6103584" cy="1251749"/>
+                            <a:ext cx="6147538" cy="1468513"/>
                           </a:xfrm>
                           <a:prstGeom prst="rect">
                             <a:avLst/>
@@ -8284,10 +8813,10 @@
                 <w:szCs w:val="20"/>
               </w:rPr>
               <w:drawing>
-                <wp:inline distT="0" distB="0" distL="0" distR="0" wp14:anchorId="7CB03899" wp14:editId="42D75FEE">
-                  <wp:extent cx="6116782" cy="3765218"/>
-                  <wp:effectExtent l="0" t="0" r="0" b="6985"/>
-                  <wp:docPr id="269259775" name="Picture 1"/>
+                <wp:inline distT="0" distB="0" distL="0" distR="0" wp14:anchorId="00B253C7" wp14:editId="73AF7418">
+                  <wp:extent cx="6175110" cy="3789286"/>
+                  <wp:effectExtent l="0" t="0" r="0" b="1905"/>
+                  <wp:docPr id="2060732970" name="Picture 1"/>
                   <wp:cNvGraphicFramePr>
                     <a:graphicFrameLocks xmlns:a="http://schemas.openxmlformats.org/drawingml/2006/main" noChangeAspect="1"/>
                   </wp:cNvGraphicFramePr>
@@ -8295,7 +8824,7 @@
                     <a:graphicData uri="http://schemas.openxmlformats.org/drawingml/2006/picture">
                       <pic:pic xmlns:pic="http://schemas.openxmlformats.org/drawingml/2006/picture">
                         <pic:nvPicPr>
-                          <pic:cNvPr id="269259775" name=""/>
+                          <pic:cNvPr id="2060732970" name=""/>
                           <pic:cNvPicPr/>
                         </pic:nvPicPr>
                         <pic:blipFill>
@@ -8307,7 +8836,7 @@
                         <pic:spPr>
                           <a:xfrm>
                             <a:off x="0" y="0"/>
-                            <a:ext cx="6126018" cy="3770903"/>
+                            <a:ext cx="6180459" cy="3792568"/>
                           </a:xfrm>
                           <a:prstGeom prst="rect">
                             <a:avLst/>
@@ -8433,33 +8962,293 @@
             <w:r>
               <w:t xml:space="preserve"> à l’aide d’un câble console.</w:t>
             </w:r>
+            <w:r>
+              <w:t xml:space="preserve"> Une sauvegarde de la configuration du Switch et du Routeur a été effectuée avant et après les modifications avec le logiciel TFTP</w:t>
+            </w:r>
+            <w:r>
+              <w:t xml:space="preserve"> pour le transfert de fichier</w:t>
+            </w:r>
+            <w:r>
+              <w:t>.</w:t>
+            </w:r>
           </w:p>
           <w:p>
             <w:pPr>
               <w:snapToGrid w:val="0"/>
               <w:spacing w:line="276" w:lineRule="auto"/>
             </w:pPr>
-            <w:r>
-              <w:t xml:space="preserve">Les commandes ont ensuite été saisies en CLI </w:t>
-            </w:r>
-            <w:r>
-              <w:t>pour la configuration.</w:t>
-            </w:r>
           </w:p>
           <w:p>
             <w:pPr>
               <w:snapToGrid w:val="0"/>
               <w:spacing w:line="276" w:lineRule="auto"/>
             </w:pPr>
-          </w:p>
-          <w:p>
-            <w:pPr>
+            <w:r>
+              <w:t>Ce projet utilisera donc 3 VLANs :</w:t>
+            </w:r>
+          </w:p>
+          <w:p>
+            <w:pPr>
+              <w:pStyle w:val="ListParagraph"/>
+              <w:numPr>
+                <w:ilvl w:val="0"/>
+                <w:numId w:val="11"/>
+              </w:numPr>
               <w:snapToGrid w:val="0"/>
               <w:spacing w:line="276" w:lineRule="auto"/>
             </w:pPr>
             <w:r>
-              <w:lastRenderedPageBreak/>
-              <w:t xml:space="preserve">Concernant le service DNS &amp; DHCP, ils ont été mis en place sur le serveur Windows 2025 principal gérant l’Active Directory. </w:t>
+              <w:t xml:space="preserve">Le </w:t>
+            </w:r>
+            <w:r>
+              <w:t>VLAN </w:t>
+            </w:r>
+            <w:r>
+              <w:t xml:space="preserve">223 – IT pour tous les serveurs de </w:t>
+            </w:r>
+            <w:proofErr w:type="spellStart"/>
+            <w:r>
+              <w:t>NetCorp</w:t>
+            </w:r>
+            <w:proofErr w:type="spellEnd"/>
+            <w:r>
+              <w:t xml:space="preserve"> (</w:t>
+            </w:r>
+            <w:proofErr w:type="gramStart"/>
+            <w:r>
+              <w:t>AD,DNS</w:t>
+            </w:r>
+            <w:proofErr w:type="gramEnd"/>
+            <w:r>
+              <w:t>,</w:t>
+            </w:r>
+            <w:proofErr w:type="gramStart"/>
+            <w:r>
+              <w:t>DHCP,GLPI</w:t>
+            </w:r>
+            <w:proofErr w:type="gramEnd"/>
+            <w:r>
+              <w:t>,FICHIERS).</w:t>
+            </w:r>
+          </w:p>
+          <w:p>
+            <w:pPr>
+              <w:pStyle w:val="ListParagraph"/>
+              <w:numPr>
+                <w:ilvl w:val="0"/>
+                <w:numId w:val="11"/>
+              </w:numPr>
+              <w:snapToGrid w:val="0"/>
+              <w:spacing w:line="276" w:lineRule="auto"/>
+            </w:pPr>
+            <w:r>
+              <w:t xml:space="preserve">Le VLAN 222 – Direction pour le service Direction de </w:t>
+            </w:r>
+            <w:proofErr w:type="spellStart"/>
+            <w:r>
+              <w:t>NetCorp</w:t>
+            </w:r>
+            <w:proofErr w:type="spellEnd"/>
+          </w:p>
+          <w:p>
+            <w:pPr>
+              <w:pStyle w:val="ListParagraph"/>
+              <w:numPr>
+                <w:ilvl w:val="0"/>
+                <w:numId w:val="11"/>
+              </w:numPr>
+              <w:snapToGrid w:val="0"/>
+              <w:spacing w:line="276" w:lineRule="auto"/>
+            </w:pPr>
+            <w:r>
+              <w:t xml:space="preserve">Le VLAN 221 – RH pour le service RH de </w:t>
+            </w:r>
+            <w:proofErr w:type="spellStart"/>
+            <w:r>
+              <w:t>NetCorp</w:t>
+            </w:r>
+            <w:proofErr w:type="spellEnd"/>
+          </w:p>
+          <w:p>
+            <w:pPr>
+              <w:pStyle w:val="ListParagraph"/>
+              <w:numPr>
+                <w:ilvl w:val="0"/>
+                <w:numId w:val="11"/>
+              </w:numPr>
+              <w:snapToGrid w:val="0"/>
+              <w:spacing w:line="276" w:lineRule="auto"/>
+            </w:pPr>
+          </w:p>
+          <w:p>
+            <w:pPr>
+              <w:snapToGrid w:val="0"/>
+              <w:spacing w:line="276" w:lineRule="auto"/>
+            </w:pPr>
+            <w:r>
+              <w:t xml:space="preserve">Des Access Control </w:t>
+            </w:r>
+            <w:proofErr w:type="spellStart"/>
+            <w:r>
+              <w:t>Lists</w:t>
+            </w:r>
+            <w:proofErr w:type="spellEnd"/>
+            <w:r>
+              <w:t xml:space="preserve"> ont été mises en place afin de limiter chaque réseau et sécuriser l’infrastructure.</w:t>
+            </w:r>
+          </w:p>
+          <w:p>
+            <w:pPr>
+              <w:snapToGrid w:val="0"/>
+              <w:spacing w:line="276" w:lineRule="auto"/>
+            </w:pPr>
+            <w:r>
+              <w:t xml:space="preserve">Création de 3 </w:t>
+            </w:r>
+            <w:proofErr w:type="spellStart"/>
+            <w:r>
+              <w:t>ACLs</w:t>
+            </w:r>
+            <w:proofErr w:type="spellEnd"/>
+            <w:r>
+              <w:t xml:space="preserve"> : </w:t>
+            </w:r>
+          </w:p>
+          <w:p>
+            <w:pPr>
+              <w:snapToGrid w:val="0"/>
+              <w:spacing w:line="276" w:lineRule="auto"/>
+            </w:pPr>
+          </w:p>
+          <w:p>
+            <w:pPr>
+              <w:pStyle w:val="ListParagraph"/>
+              <w:numPr>
+                <w:ilvl w:val="0"/>
+                <w:numId w:val="11"/>
+              </w:numPr>
+              <w:snapToGrid w:val="0"/>
+              <w:spacing w:line="276" w:lineRule="auto"/>
+            </w:pPr>
+            <w:r>
+              <w:t>ACL_IT_ADRIEN</w:t>
+            </w:r>
+            <w:r>
+              <w:t> : Accès complet – Administration de tous les VLANs</w:t>
+            </w:r>
+          </w:p>
+          <w:p>
+            <w:pPr>
+              <w:snapToGrid w:val="0"/>
+              <w:spacing w:line="276" w:lineRule="auto"/>
+            </w:pPr>
+          </w:p>
+          <w:p>
+            <w:pPr>
+              <w:pStyle w:val="ListParagraph"/>
+              <w:numPr>
+                <w:ilvl w:val="0"/>
+                <w:numId w:val="11"/>
+              </w:numPr>
+              <w:snapToGrid w:val="0"/>
+              <w:spacing w:line="276" w:lineRule="auto"/>
+            </w:pPr>
+            <w:r>
+              <w:t>ACL_DIRECTION_ADRIEN</w:t>
+            </w:r>
+            <w:r>
+              <w:t xml:space="preserve"> : Accès à Internet, aux services </w:t>
+            </w:r>
+            <w:proofErr w:type="gramStart"/>
+            <w:r>
+              <w:t>DNS,DHCP</w:t>
+            </w:r>
+            <w:proofErr w:type="gramEnd"/>
+            <w:r>
+              <w:t>,</w:t>
+            </w:r>
+            <w:proofErr w:type="gramStart"/>
+            <w:r>
+              <w:t>SMB,LDAP</w:t>
+            </w:r>
+            <w:proofErr w:type="gramEnd"/>
+            <w:r>
+              <w:t xml:space="preserve"> | Pas d’accès au VLAN IT et VLAN RH</w:t>
+            </w:r>
+            <w:r>
+              <w:t>.</w:t>
+            </w:r>
+          </w:p>
+          <w:p>
+            <w:pPr>
+              <w:snapToGrid w:val="0"/>
+              <w:spacing w:line="276" w:lineRule="auto"/>
+            </w:pPr>
+          </w:p>
+          <w:p>
+            <w:pPr>
+              <w:pStyle w:val="ListParagraph"/>
+              <w:numPr>
+                <w:ilvl w:val="0"/>
+                <w:numId w:val="11"/>
+              </w:numPr>
+              <w:snapToGrid w:val="0"/>
+              <w:spacing w:line="276" w:lineRule="auto"/>
+            </w:pPr>
+            <w:r>
+              <w:t>ACL_RH_ADRIEN</w:t>
+            </w:r>
+            <w:r>
+              <w:t xml:space="preserve"> : </w:t>
+            </w:r>
+            <w:r>
+              <w:t xml:space="preserve">Accès à Internet, aux services </w:t>
+            </w:r>
+            <w:proofErr w:type="gramStart"/>
+            <w:r>
+              <w:t>DNS,DHCP</w:t>
+            </w:r>
+            <w:proofErr w:type="gramEnd"/>
+            <w:r>
+              <w:t>,</w:t>
+            </w:r>
+            <w:proofErr w:type="gramStart"/>
+            <w:r>
+              <w:t>SMB,LDAP</w:t>
+            </w:r>
+            <w:proofErr w:type="gramEnd"/>
+            <w:r>
+              <w:t xml:space="preserve"> | Pas d’accès au VLAN IT et VLAN</w:t>
+            </w:r>
+            <w:r>
+              <w:t xml:space="preserve"> Direction.</w:t>
+            </w:r>
+          </w:p>
+          <w:p>
+            <w:pPr>
+              <w:snapToGrid w:val="0"/>
+              <w:spacing w:line="276" w:lineRule="auto"/>
+            </w:pPr>
+          </w:p>
+          <w:p>
+            <w:pPr>
+              <w:snapToGrid w:val="0"/>
+              <w:spacing w:line="276" w:lineRule="auto"/>
+            </w:pPr>
+            <w:r>
+              <w:t>Concernant le</w:t>
+            </w:r>
+            <w:r>
+              <w:t>s</w:t>
+            </w:r>
+            <w:r>
+              <w:t xml:space="preserve"> service</w:t>
+            </w:r>
+            <w:r>
+              <w:t>s</w:t>
+            </w:r>
+            <w:r>
+              <w:t xml:space="preserve"> DNS &amp; DHCP, ils ont été mis en place sur le serveur Windows 2025 principal gérant l’Active Directory. </w:t>
             </w:r>
           </w:p>
           <w:p>
@@ -8575,21 +9364,35 @@
               <w:snapToGrid w:val="0"/>
               <w:spacing w:line="276" w:lineRule="auto"/>
             </w:pPr>
+            <w:r>
+              <w:t xml:space="preserve">Le domaine </w:t>
+            </w:r>
+            <w:proofErr w:type="spellStart"/>
+            <w:r>
+              <w:t>LAB.local</w:t>
+            </w:r>
+            <w:proofErr w:type="spellEnd"/>
+            <w:r>
+              <w:t xml:space="preserve"> </w:t>
+            </w:r>
+            <w:r>
+              <w:t>est accessible pour les clients connectés sur le réseau, les postes sont</w:t>
+            </w:r>
+            <w:r>
+              <w:t xml:space="preserve"> dans le </w:t>
+            </w:r>
+            <w:r>
+              <w:t>domaine</w:t>
+            </w:r>
+            <w:r>
+              <w:t>.</w:t>
+            </w:r>
           </w:p>
           <w:p>
             <w:pPr>
               <w:snapToGrid w:val="0"/>
               <w:spacing w:line="276" w:lineRule="auto"/>
-              <w:rPr>
-                <w:u w:val="single"/>
-              </w:rPr>
-            </w:pPr>
-            <w:r>
-              <w:rPr>
-                <w:u w:val="single"/>
-              </w:rPr>
-              <w:t xml:space="preserve">Adresses IP via DHCP : </w:t>
-            </w:r>
+            </w:pPr>
           </w:p>
           <w:p>
             <w:pPr>
@@ -8599,27 +9402,42 @@
                 <w:u w:val="single"/>
               </w:rPr>
             </w:pPr>
+            <w:r>
+              <w:rPr>
+                <w:u w:val="single"/>
+              </w:rPr>
+              <w:t xml:space="preserve">Adresses IP via DHCP : </w:t>
+            </w:r>
           </w:p>
           <w:p>
             <w:pPr>
               <w:snapToGrid w:val="0"/>
               <w:spacing w:line="276" w:lineRule="auto"/>
-            </w:pPr>
-            <w:r>
-              <w:t xml:space="preserve"> Pour le VLAN </w:t>
-            </w:r>
-            <w:r>
-              <w:t>21</w:t>
-            </w:r>
-            <w:r>
-              <w:t xml:space="preserve"> – RH : </w:t>
-            </w:r>
+              <w:rPr>
+                <w:u w:val="single"/>
+              </w:rPr>
+            </w:pPr>
           </w:p>
           <w:p>
             <w:pPr>
               <w:snapToGrid w:val="0"/>
               <w:spacing w:line="276" w:lineRule="auto"/>
             </w:pPr>
+            <w:r>
+              <w:t xml:space="preserve"> Pour le VLAN </w:t>
+            </w:r>
+            <w:r>
+              <w:t>2</w:t>
+            </w:r>
+            <w:r>
+              <w:t>2</w:t>
+            </w:r>
+            <w:r>
+              <w:t>1</w:t>
+            </w:r>
+            <w:r>
+              <w:t xml:space="preserve"> – RH : </w:t>
+            </w:r>
           </w:p>
           <w:p>
             <w:pPr>
@@ -8635,47 +9453,60 @@
               <w:t>Etendue de 192.168.</w:t>
             </w:r>
             <w:r>
-              <w:t>21</w:t>
+              <w:t>2</w:t>
+            </w:r>
+            <w:r>
+              <w:t>2</w:t>
+            </w:r>
+            <w:r>
+              <w:t>1</w:t>
             </w:r>
             <w:r>
               <w:t>.100</w:t>
             </w:r>
             <w:r>
-              <w:t xml:space="preserve"> à </w:t>
+              <w:t xml:space="preserve"> à 192.168.221.</w:t>
             </w:r>
             <w:r>
               <w:t>200 pour les machines clientes</w:t>
             </w:r>
             <w:r>
-              <w:t xml:space="preserve"> RH</w:t>
-            </w:r>
-          </w:p>
-          <w:p>
-            <w:pPr>
+              <w:t xml:space="preserve"> </w:t>
+            </w:r>
+            <w:r>
+              <w:t xml:space="preserve">du service </w:t>
+            </w:r>
+            <w:r>
+              <w:t>RH</w:t>
+            </w:r>
+          </w:p>
+          <w:p>
+            <w:pPr>
+              <w:pStyle w:val="ListParagraph"/>
               <w:snapToGrid w:val="0"/>
               <w:spacing w:line="276" w:lineRule="auto"/>
             </w:pPr>
-            <w:r>
-              <w:t xml:space="preserve">Pour le VLAN </w:t>
-            </w:r>
-            <w:r>
-              <w:t>31</w:t>
-            </w:r>
-            <w:r>
-              <w:t xml:space="preserve"> – </w:t>
-            </w:r>
-            <w:r>
-              <w:t>Direction</w:t>
-            </w:r>
-            <w:r>
-              <w:t xml:space="preserve"> : </w:t>
-            </w:r>
           </w:p>
           <w:p>
             <w:pPr>
               <w:snapToGrid w:val="0"/>
               <w:spacing w:line="276" w:lineRule="auto"/>
             </w:pPr>
+            <w:r>
+              <w:t xml:space="preserve">Pour le VLAN </w:t>
+            </w:r>
+            <w:r>
+              <w:t>222</w:t>
+            </w:r>
+            <w:r>
+              <w:t xml:space="preserve"> – </w:t>
+            </w:r>
+            <w:r>
+              <w:t>Direction</w:t>
+            </w:r>
+            <w:r>
+              <w:t xml:space="preserve"> : </w:t>
+            </w:r>
           </w:p>
           <w:p>
             <w:pPr>
@@ -8691,7 +9522,7 @@
               <w:t>Etendue de 192.168.</w:t>
             </w:r>
             <w:r>
-              <w:t>31</w:t>
+              <w:t>222</w:t>
             </w:r>
             <w:r>
               <w:t>.100</w:t>
@@ -8700,134 +9531,131 @@
               <w:t xml:space="preserve"> à </w:t>
             </w:r>
             <w:r>
+              <w:t>192.168.222.</w:t>
+            </w:r>
+            <w:r>
               <w:t xml:space="preserve">200 pour les machines clientes </w:t>
             </w:r>
             <w:r>
+              <w:t xml:space="preserve">du service </w:t>
+            </w:r>
+            <w:r>
               <w:t>Direction</w:t>
             </w:r>
           </w:p>
           <w:p>
             <w:pPr>
+              <w:pStyle w:val="ListParagraph"/>
               <w:snapToGrid w:val="0"/>
               <w:spacing w:line="276" w:lineRule="auto"/>
             </w:pPr>
-            <w:r>
-              <w:t>Pour le VLAN 61 :</w:t>
-            </w:r>
           </w:p>
           <w:p>
             <w:pPr>
               <w:snapToGrid w:val="0"/>
               <w:spacing w:line="276" w:lineRule="auto"/>
             </w:pPr>
+            <w:r>
+              <w:t xml:space="preserve">Pour le VLAN </w:t>
+            </w:r>
+            <w:r>
+              <w:t>223</w:t>
+            </w:r>
+            <w:r>
+              <w:t> :</w:t>
+            </w:r>
           </w:p>
           <w:p>
             <w:pPr>
               <w:snapToGrid w:val="0"/>
               <w:spacing w:line="276" w:lineRule="auto"/>
             </w:pPr>
-            <w:r>
-              <w:t>L</w:t>
-            </w:r>
-            <w:r>
-              <w:t>es serveurs ont des adresses IP statiques pour garantir la disponibilité des services</w:t>
-            </w:r>
-            <w:r>
-              <w:t xml:space="preserve"> et les configurations effectuées.</w:t>
-            </w:r>
           </w:p>
           <w:p>
             <w:pPr>
               <w:snapToGrid w:val="0"/>
               <w:spacing w:line="276" w:lineRule="auto"/>
             </w:pPr>
+            <w:r>
+              <w:t>L</w:t>
+            </w:r>
+            <w:r>
+              <w:t>es serveurs ont des adresses IP statiques pour garantir la disponibilité des services</w:t>
+            </w:r>
+            <w:r>
+              <w:t xml:space="preserve"> et </w:t>
+            </w:r>
+            <w:r>
+              <w:t xml:space="preserve">ne pas changer </w:t>
+            </w:r>
+            <w:r>
+              <w:t>les configurations</w:t>
+            </w:r>
+            <w:r>
+              <w:t>.</w:t>
+            </w:r>
           </w:p>
           <w:p>
             <w:pPr>
               <w:snapToGrid w:val="0"/>
               <w:spacing w:line="276" w:lineRule="auto"/>
-            </w:pPr>
-            <w:r>
-              <w:t xml:space="preserve">Le domaine </w:t>
-            </w:r>
-            <w:proofErr w:type="spellStart"/>
-            <w:r>
-              <w:t>LAB.local</w:t>
-            </w:r>
-            <w:proofErr w:type="spellEnd"/>
-            <w:r>
-              <w:t xml:space="preserve"> </w:t>
-            </w:r>
-            <w:r>
-              <w:t>et l’adresse « </w:t>
-            </w:r>
-            <w:proofErr w:type="spellStart"/>
-            <w:proofErr w:type="gramStart"/>
-            <w:r>
-              <w:t>glpi.lab.local</w:t>
-            </w:r>
-            <w:proofErr w:type="spellEnd"/>
-            <w:proofErr w:type="gramEnd"/>
-            <w:r>
-              <w:t xml:space="preserve"> » sont </w:t>
-            </w:r>
-            <w:r>
-              <w:t>accessible</w:t>
-            </w:r>
-            <w:r>
-              <w:t>s</w:t>
-            </w:r>
-            <w:r>
-              <w:t xml:space="preserve"> </w:t>
-            </w:r>
-            <w:r>
-              <w:t>pour</w:t>
-            </w:r>
-            <w:r>
-              <w:t xml:space="preserve"> les machines clientes si</w:t>
-            </w:r>
-            <w:r>
-              <w:t xml:space="preserve"> et seulement si</w:t>
-            </w:r>
-            <w:r>
-              <w:t xml:space="preserve"> elles ont le serveur </w:t>
-            </w:r>
-            <w:r>
-              <w:t>SRV-</w:t>
-            </w:r>
-            <w:r>
-              <w:t xml:space="preserve">AD </w:t>
-            </w:r>
-            <w:r>
-              <w:t>(192.168.61.10)</w:t>
-            </w:r>
-            <w:r>
-              <w:t xml:space="preserve"> </w:t>
-            </w:r>
-            <w:r>
-              <w:t xml:space="preserve">configuré en </w:t>
-            </w:r>
-            <w:r>
-              <w:t xml:space="preserve">serveur </w:t>
-            </w:r>
-            <w:r>
-              <w:t>DNS</w:t>
-            </w:r>
-            <w:r>
-              <w:t>.</w:t>
-            </w:r>
+              <w:rPr>
+                <w:rFonts w:ascii="Arial" w:hAnsi="Arial"/>
+                <w:bCs/>
+                <w:sz w:val="20"/>
+                <w:szCs w:val="20"/>
+                <w:u w:val="single"/>
+              </w:rPr>
+            </w:pPr>
           </w:p>
           <w:p>
             <w:pPr>
               <w:snapToGrid w:val="0"/>
               <w:spacing w:line="276" w:lineRule="auto"/>
               <w:rPr>
-                <w:rFonts w:ascii="Arial" w:hAnsi="Arial"/>
-                <w:bCs/>
-                <w:sz w:val="20"/>
-                <w:szCs w:val="20"/>
-              </w:rPr>
-            </w:pPr>
+                <w:bCs/>
+                <w:u w:val="single"/>
+              </w:rPr>
+            </w:pPr>
+            <w:r>
+              <w:rPr>
+                <w:bCs/>
+                <w:u w:val="single"/>
+              </w:rPr>
+              <w:t xml:space="preserve">Mise en place du VPN </w:t>
+            </w:r>
+            <w:proofErr w:type="spellStart"/>
+            <w:r>
+              <w:rPr>
+                <w:bCs/>
+                <w:u w:val="single"/>
+              </w:rPr>
+              <w:t>TailScale</w:t>
+            </w:r>
+            <w:proofErr w:type="spellEnd"/>
+            <w:r>
+              <w:rPr>
+                <w:bCs/>
+                <w:u w:val="single"/>
+              </w:rPr>
+              <w:t xml:space="preserve"> sur l’hyperviseur </w:t>
+            </w:r>
+            <w:proofErr w:type="spellStart"/>
+            <w:r>
+              <w:rPr>
+                <w:bCs/>
+                <w:u w:val="single"/>
+              </w:rPr>
+              <w:t>Proxmox</w:t>
+            </w:r>
+            <w:proofErr w:type="spellEnd"/>
+            <w:r>
+              <w:rPr>
+                <w:bCs/>
+                <w:u w:val="single"/>
+              </w:rPr>
+              <w:t xml:space="preserve"> : </w:t>
+            </w:r>
           </w:p>
           <w:p>
             <w:pPr>
@@ -8838,45 +9666,6 @@
                 <w:u w:val="single"/>
               </w:rPr>
             </w:pPr>
-            <w:r>
-              <w:rPr>
-                <w:bCs/>
-                <w:u w:val="single"/>
-              </w:rPr>
-              <w:t xml:space="preserve">Mise en place du VPN </w:t>
-            </w:r>
-            <w:proofErr w:type="spellStart"/>
-            <w:r>
-              <w:rPr>
-                <w:bCs/>
-                <w:u w:val="single"/>
-              </w:rPr>
-              <w:t>TailScale</w:t>
-            </w:r>
-            <w:proofErr w:type="spellEnd"/>
-            <w:r>
-              <w:rPr>
-                <w:bCs/>
-                <w:u w:val="single"/>
-              </w:rPr>
-              <w:t xml:space="preserve"> sur l’hyperviseur </w:t>
-            </w:r>
-            <w:proofErr w:type="spellStart"/>
-            <w:r>
-              <w:rPr>
-                <w:bCs/>
-                <w:u w:val="single"/>
-              </w:rPr>
-              <w:t>Proxmox</w:t>
-            </w:r>
-            <w:proofErr w:type="spellEnd"/>
-            <w:r>
-              <w:rPr>
-                <w:bCs/>
-                <w:u w:val="single"/>
-              </w:rPr>
-              <w:t xml:space="preserve"> : </w:t>
-            </w:r>
           </w:p>
           <w:p>
             <w:pPr>
@@ -8884,9 +9673,43 @@
               <w:spacing w:line="276" w:lineRule="auto"/>
               <w:rPr>
                 <w:bCs/>
-                <w:u w:val="single"/>
-              </w:rPr>
-            </w:pPr>
+              </w:rPr>
+            </w:pPr>
+            <w:r>
+              <w:rPr>
+                <w:bCs/>
+              </w:rPr>
+              <w:lastRenderedPageBreak/>
+              <w:t xml:space="preserve">Le VPN est mis en place sur la VM DEBIAN-VPN. Nous avons créé une VM uniquement pour le VPN et non directement sur le serveur </w:t>
+            </w:r>
+            <w:proofErr w:type="spellStart"/>
+            <w:r>
+              <w:rPr>
+                <w:bCs/>
+              </w:rPr>
+              <w:t>Proxmox</w:t>
+            </w:r>
+            <w:proofErr w:type="spellEnd"/>
+            <w:r>
+              <w:rPr>
+                <w:bCs/>
+              </w:rPr>
+              <w:t xml:space="preserve"> afin de ne pas donner un accès direct au serveur </w:t>
+            </w:r>
+            <w:proofErr w:type="spellStart"/>
+            <w:r>
+              <w:rPr>
+                <w:bCs/>
+              </w:rPr>
+              <w:t>Proxmox</w:t>
+            </w:r>
+            <w:proofErr w:type="spellEnd"/>
+            <w:r>
+              <w:rPr>
+                <w:bCs/>
+              </w:rPr>
+              <w:t xml:space="preserve"> en cas d’attaque.</w:t>
+            </w:r>
           </w:p>
           <w:p>
             <w:pPr>
@@ -8894,7 +9717,6 @@
               <w:spacing w:line="276" w:lineRule="auto"/>
               <w:rPr>
                 <w:bCs/>
-                <w:u w:val="single"/>
               </w:rPr>
             </w:pPr>
           </w:p>
@@ -8903,106 +9725,57 @@
               <w:snapToGrid w:val="0"/>
               <w:spacing w:line="276" w:lineRule="auto"/>
               <w:rPr>
-                <w:bCs/>
-                <w:u w:val="single"/>
-              </w:rPr>
-            </w:pPr>
-          </w:p>
-          <w:p>
-            <w:pPr>
-              <w:snapToGrid w:val="0"/>
-              <w:spacing w:line="276" w:lineRule="auto"/>
-              <w:rPr>
                 <w:rFonts w:ascii="Arial" w:hAnsi="Arial"/>
                 <w:bCs/>
                 <w:sz w:val="20"/>
                 <w:szCs w:val="20"/>
-              </w:rPr>
-            </w:pPr>
-          </w:p>
-          <w:p>
-            <w:pPr>
-              <w:snapToGrid w:val="0"/>
-              <w:spacing w:line="276" w:lineRule="auto"/>
+                <w:lang w:val="en-US"/>
+              </w:rPr>
+            </w:pPr>
+            <w:r>
               <w:rPr>
                 <w:rFonts w:ascii="Arial" w:hAnsi="Arial"/>
                 <w:bCs/>
                 <w:sz w:val="20"/>
                 <w:szCs w:val="20"/>
-              </w:rPr>
-            </w:pPr>
-          </w:p>
-          <w:p>
-            <w:pPr>
-              <w:snapToGrid w:val="0"/>
-              <w:spacing w:line="276" w:lineRule="auto"/>
+                <w:lang w:val="en-US"/>
+              </w:rPr>
+              <w:t>curl -</w:t>
+            </w:r>
+            <w:proofErr w:type="spellStart"/>
+            <w:r>
               <w:rPr>
                 <w:rFonts w:ascii="Arial" w:hAnsi="Arial"/>
                 <w:bCs/>
                 <w:sz w:val="20"/>
                 <w:szCs w:val="20"/>
-              </w:rPr>
-            </w:pPr>
-          </w:p>
-          <w:p>
-            <w:pPr>
-              <w:snapToGrid w:val="0"/>
-              <w:spacing w:line="276" w:lineRule="auto"/>
+                <w:lang w:val="en-US"/>
+              </w:rPr>
+              <w:t>fsSL</w:t>
+            </w:r>
+            <w:proofErr w:type="spellEnd"/>
+            <w:r>
               <w:rPr>
                 <w:rFonts w:ascii="Arial" w:hAnsi="Arial"/>
                 <w:bCs/>
                 <w:sz w:val="20"/>
                 <w:szCs w:val="20"/>
-              </w:rPr>
-            </w:pPr>
-          </w:p>
-          <w:p>
-            <w:pPr>
-              <w:snapToGrid w:val="0"/>
-              <w:spacing w:line="276" w:lineRule="auto"/>
+                <w:lang w:val="en-US"/>
+              </w:rPr>
+              <w:t xml:space="preserve"> https://tailscale.com/install.sh | </w:t>
+            </w:r>
+            <w:proofErr w:type="spellStart"/>
+            <w:r>
               <w:rPr>
                 <w:rFonts w:ascii="Arial" w:hAnsi="Arial"/>
                 <w:bCs/>
                 <w:sz w:val="20"/>
                 <w:szCs w:val="20"/>
-              </w:rPr>
-            </w:pPr>
-          </w:p>
-          <w:p>
-            <w:pPr>
-              <w:snapToGrid w:val="0"/>
-              <w:spacing w:line="276" w:lineRule="auto"/>
-              <w:rPr>
-                <w:rFonts w:ascii="Arial" w:hAnsi="Arial"/>
-                <w:bCs/>
-                <w:sz w:val="20"/>
-                <w:szCs w:val="20"/>
-              </w:rPr>
-            </w:pPr>
-          </w:p>
-          <w:p>
-            <w:pPr>
-              <w:snapToGrid w:val="0"/>
-              <w:spacing w:line="276" w:lineRule="auto"/>
-              <w:rPr>
-                <w:rFonts w:ascii="Arial" w:hAnsi="Arial"/>
-                <w:bCs/>
-                <w:sz w:val="20"/>
-                <w:szCs w:val="20"/>
-              </w:rPr>
-            </w:pPr>
-          </w:p>
-          <w:p>
-            <w:pPr>
-              <w:snapToGrid w:val="0"/>
-              <w:spacing w:line="276" w:lineRule="auto"/>
-              <w:rPr>
-                <w:rFonts w:ascii="Arial" w:hAnsi="Arial"/>
-                <w:bCs/>
-                <w:sz w:val="20"/>
-                <w:szCs w:val="20"/>
-              </w:rPr>
-            </w:pPr>
+                <w:lang w:val="en-US"/>
+              </w:rPr>
+              <w:t>sh</w:t>
+            </w:r>
+            <w:proofErr w:type="spellEnd"/>
           </w:p>
         </w:tc>
       </w:tr>
@@ -9031,6 +9804,7 @@
                 <w:b/>
                 <w:sz w:val="20"/>
                 <w:szCs w:val="20"/>
+                <w:lang w:val="en-US"/>
               </w:rPr>
             </w:pPr>
           </w:p>
@@ -9046,6 +9820,7 @@
           <w:bCs/>
           <w:sz w:val="22"/>
           <w:szCs w:val="22"/>
+          <w:lang w:val="en-US"/>
         </w:rPr>
       </w:pPr>
       <w:r>
@@ -9055,6 +9830,7 @@
           <w:bCs/>
           <w:sz w:val="22"/>
           <w:szCs w:val="22"/>
+          <w:lang w:val="en-US"/>
         </w:rPr>
         <w:br w:type="page"/>
       </w:r>

--- a/Epreuve - E6/Projet_NetCorp_BTS_Adrien_D/RealisationReseau/ANNEXE_VII_projet_adrien_d_reseau.docx
+++ b/Epreuve - E6/Projet_NetCorp_BTS_Adrien_D/RealisationReseau/ANNEXE_VII_projet_adrien_d_reseau.docx
@@ -5145,6 +5145,18 @@
             <w:proofErr w:type="spellEnd"/>
           </w:p>
           <w:p>
+            <w:pPr>
+              <w:pStyle w:val="ListParagraph"/>
+              <w:numPr>
+                <w:ilvl w:val="0"/>
+                <w:numId w:val="11"/>
+              </w:numPr>
+            </w:pPr>
+            <w:r>
+              <w:t>Borne Wi-Fi Aruba</w:t>
+            </w:r>
+          </w:p>
+          <w:p>
             <w:r>
               <w:t xml:space="preserve">      -     </w:t>
             </w:r>
@@ -5956,17 +5968,6 @@
           </w:p>
           <w:p>
             <w:pPr>
-              <w:snapToGrid w:val="0"/>
-              <w:jc w:val="both"/>
-              <w:rPr>
-                <w:rFonts w:ascii="Arial" w:hAnsi="Arial" w:cs="Arial"/>
-                <w:bCs/>
-                <w:sz w:val="20"/>
-              </w:rPr>
-            </w:pPr>
-          </w:p>
-          <w:p>
-            <w:pPr>
               <w:pStyle w:val="ListParagraph"/>
               <w:numPr>
                 <w:ilvl w:val="0"/>
@@ -6030,51 +6031,21 @@
               <w:rPr>
                 <w:lang w:val="en-US"/>
               </w:rPr>
-              <w:t xml:space="preserve"> </w:t>
-            </w:r>
+              <w:t xml:space="preserve"> 1To | RAM 25 Go | </w:t>
+            </w:r>
+            <w:proofErr w:type="gramStart"/>
             <w:r>
               <w:rPr>
                 <w:lang w:val="en-US"/>
               </w:rPr>
-              <w:t xml:space="preserve">1To </w:t>
-            </w:r>
+              <w:t>CPU :</w:t>
+            </w:r>
+            <w:proofErr w:type="gramEnd"/>
             <w:r>
               <w:rPr>
                 <w:lang w:val="en-US"/>
               </w:rPr>
-              <w:t xml:space="preserve">| </w:t>
-            </w:r>
-            <w:r>
-              <w:rPr>
-                <w:lang w:val="en-US"/>
-              </w:rPr>
-              <w:t>RAM</w:t>
-            </w:r>
-            <w:r>
-              <w:rPr>
-                <w:lang w:val="en-US"/>
-              </w:rPr>
-              <w:t xml:space="preserve"> 25 Go | </w:t>
-            </w:r>
-            <w:proofErr w:type="gramStart"/>
-            <w:r>
-              <w:rPr>
-                <w:lang w:val="en-US"/>
-              </w:rPr>
-              <w:t>CPU :</w:t>
-            </w:r>
-            <w:proofErr w:type="gramEnd"/>
-            <w:r>
-              <w:rPr>
-                <w:lang w:val="en-US"/>
-              </w:rPr>
-              <w:t xml:space="preserve"> Intel </w:t>
-            </w:r>
-            <w:r>
-              <w:rPr>
-                <w:lang w:val="en-US"/>
-              </w:rPr>
-              <w:t>i5</w:t>
+              <w:t xml:space="preserve"> Intel i5</w:t>
             </w:r>
           </w:p>
           <w:p>
@@ -6928,7 +6899,23 @@
                 <w:bCs/>
                 <w:sz w:val="20"/>
               </w:rPr>
-              <w:t xml:space="preserve"> avec 3 </w:t>
+              <w:t xml:space="preserve"> avec </w:t>
+            </w:r>
+            <w:r>
+              <w:rPr>
+                <w:rFonts w:ascii="Arial" w:hAnsi="Arial" w:cs="Arial"/>
+                <w:bCs/>
+                <w:sz w:val="20"/>
+              </w:rPr>
+              <w:t>4</w:t>
+            </w:r>
+            <w:r>
+              <w:rPr>
+                <w:rFonts w:ascii="Arial" w:hAnsi="Arial" w:cs="Arial"/>
+                <w:bCs/>
+                <w:sz w:val="20"/>
+              </w:rPr>
+              <w:t xml:space="preserve"> </w:t>
             </w:r>
             <w:proofErr w:type="spellStart"/>
             <w:r>
@@ -7570,8 +7557,9 @@
                 <w:sz w:val="20"/>
                 <w:lang w:val="es-ES"/>
               </w:rPr>
-              <w:t xml:space="preserve"> à DEBIAN-GLPI</w:t>
-            </w:r>
+              <w:t xml:space="preserve"> à DEBIAN-</w:t>
+            </w:r>
+            <w:proofErr w:type="gramStart"/>
             <w:r>
               <w:rPr>
                 <w:rFonts w:ascii="Arial" w:hAnsi="Arial" w:cs="Arial"/>
@@ -7579,9 +7567,8 @@
                 <w:sz w:val="20"/>
                 <w:lang w:val="es-ES"/>
               </w:rPr>
-              <w:t xml:space="preserve">, Debian </w:t>
-            </w:r>
-            <w:proofErr w:type="gramStart"/>
+              <w:t>GLPI</w:t>
+            </w:r>
             <w:r>
               <w:rPr>
                 <w:rFonts w:ascii="Arial" w:hAnsi="Arial" w:cs="Arial"/>
@@ -7589,7 +7576,7 @@
                 <w:sz w:val="20"/>
                 <w:lang w:val="es-ES"/>
               </w:rPr>
-              <w:t>13</w:t>
+              <w:t xml:space="preserve"> </w:t>
             </w:r>
             <w:r>
               <w:rPr>
@@ -7598,7 +7585,7 @@
                 <w:sz w:val="20"/>
                 <w:lang w:val="es-ES"/>
               </w:rPr>
-              <w:t xml:space="preserve"> :</w:t>
+              <w:t>:</w:t>
             </w:r>
             <w:proofErr w:type="gramEnd"/>
             <w:r>
@@ -7781,7 +7768,6 @@
               <w:rPr>
                 <w:rFonts w:ascii="Arial" w:hAnsi="Arial" w:cs="Arial"/>
                 <w:bCs/>
-                <w:sz w:val="20"/>
                 <w:u w:val="single"/>
               </w:rPr>
             </w:pPr>
@@ -7789,7 +7775,6 @@
               <w:rPr>
                 <w:rFonts w:ascii="Arial" w:hAnsi="Arial" w:cs="Arial"/>
                 <w:bCs/>
-                <w:sz w:val="20"/>
                 <w:u w:val="single"/>
               </w:rPr>
               <w:t xml:space="preserve">Accès à la documentation du projet </w:t>
@@ -7798,7 +7783,6 @@
               <w:rPr>
                 <w:rFonts w:ascii="Arial" w:hAnsi="Arial" w:cs="Arial"/>
                 <w:bCs/>
-                <w:sz w:val="20"/>
               </w:rPr>
               <w:t>: </w:t>
             </w:r>
@@ -7821,38 +7805,46 @@
               <w:jc w:val="both"/>
               <w:rPr>
                 <w:rFonts w:ascii="Arial" w:hAnsi="Arial" w:cs="Arial"/>
-                <w:b/>
-                <w:sz w:val="20"/>
-              </w:rPr>
-            </w:pPr>
-            <w:r>
-              <w:rPr>
-                <w:rFonts w:ascii="Arial" w:hAnsi="Arial" w:cs="Arial"/>
-                <w:b/>
-                <w:sz w:val="20"/>
-              </w:rPr>
-              <w:t>Livrable Projet</w:t>
-            </w:r>
-            <w:r>
-              <w:rPr>
-                <w:rFonts w:ascii="Arial" w:hAnsi="Arial" w:cs="Arial"/>
-                <w:b/>
-                <w:sz w:val="20"/>
-              </w:rPr>
-              <w:t> </w:t>
-            </w:r>
-            <w:r>
-              <w:rPr>
-                <w:rFonts w:ascii="Arial" w:hAnsi="Arial" w:cs="Arial"/>
-                <w:b/>
-                <w:sz w:val="20"/>
-              </w:rPr>
-              <w:t xml:space="preserve">Réalisation 1 Réseau </w:t>
-            </w:r>
-            <w:r>
-              <w:rPr>
-                <w:rFonts w:ascii="Arial" w:hAnsi="Arial" w:cs="Arial"/>
-                <w:b/>
+                <w:bCs/>
+                <w:sz w:val="20"/>
+              </w:rPr>
+            </w:pPr>
+            <w:r>
+              <w:rPr>
+                <w:rFonts w:ascii="Arial" w:hAnsi="Arial" w:cs="Arial"/>
+                <w:bCs/>
+                <w:sz w:val="20"/>
+              </w:rPr>
+              <w:t xml:space="preserve">Documentation </w:t>
+            </w:r>
+            <w:r>
+              <w:rPr>
+                <w:rFonts w:ascii="Arial" w:hAnsi="Arial" w:cs="Arial"/>
+                <w:bCs/>
+                <w:sz w:val="20"/>
+              </w:rPr>
+              <w:t>c</w:t>
+            </w:r>
+            <w:r>
+              <w:rPr>
+                <w:rFonts w:ascii="Arial" w:hAnsi="Arial" w:cs="Arial"/>
+                <w:bCs/>
+                <w:sz w:val="20"/>
+              </w:rPr>
+              <w:t>omplète de la réalisation</w:t>
+            </w:r>
+            <w:r>
+              <w:rPr>
+                <w:rFonts w:ascii="Arial" w:hAnsi="Arial" w:cs="Arial"/>
+                <w:bCs/>
+                <w:sz w:val="20"/>
+              </w:rPr>
+              <w:t xml:space="preserve"> </w:t>
+            </w:r>
+            <w:r>
+              <w:rPr>
+                <w:rFonts w:ascii="Arial" w:hAnsi="Arial" w:cs="Arial"/>
+                <w:bCs/>
                 <w:sz w:val="20"/>
               </w:rPr>
               <w:t>:</w:t>
@@ -7864,27 +7856,100 @@
               <w:jc w:val="both"/>
               <w:rPr>
                 <w:rFonts w:ascii="Arial" w:hAnsi="Arial" w:cs="Arial"/>
-                <w:bCs/>
-                <w:sz w:val="20"/>
-              </w:rPr>
-            </w:pPr>
-            <w:r>
-              <w:rPr>
-                <w:rFonts w:ascii="Arial" w:hAnsi="Arial" w:cs="Arial"/>
-                <w:b/>
-                <w:sz w:val="20"/>
-              </w:rPr>
-              <w:t xml:space="preserve"> </w:t>
-            </w:r>
+                <w:b/>
+                <w:sz w:val="20"/>
+              </w:rPr>
+            </w:pPr>
+          </w:p>
+          <w:p>
+            <w:pPr>
+              <w:snapToGrid w:val="0"/>
+              <w:jc w:val="both"/>
+              <w:rPr>
+                <w:rFonts w:ascii="Arial" w:hAnsi="Arial" w:cs="Arial"/>
+                <w:bCs/>
+                <w:sz w:val="20"/>
+              </w:rPr>
+            </w:pPr>
+            <w:r>
+              <w:rPr>
+                <w:rFonts w:ascii="Arial" w:hAnsi="Arial" w:cs="Arial"/>
+                <w:b/>
+                <w:sz w:val="20"/>
+              </w:rPr>
+              <w:t>https://github.com/adriendemange/DEMANGE/blob/main/Epreuve%20-%20E6/Projet_NetCorp_BTS_Adrien_D/RealisationReseau/netcorp_reseau_rendu.docx</w:t>
+            </w:r>
+          </w:p>
+          <w:p>
+            <w:pPr>
+              <w:snapToGrid w:val="0"/>
+              <w:jc w:val="both"/>
+              <w:rPr>
+                <w:rFonts w:ascii="Arial" w:hAnsi="Arial" w:cs="Arial"/>
+                <w:b/>
+                <w:sz w:val="20"/>
+              </w:rPr>
+            </w:pPr>
+          </w:p>
+          <w:p>
+            <w:pPr>
+              <w:snapToGrid w:val="0"/>
+              <w:jc w:val="both"/>
+              <w:rPr>
+                <w:rFonts w:ascii="Arial" w:hAnsi="Arial" w:cs="Arial"/>
+                <w:bCs/>
+                <w:sz w:val="20"/>
+              </w:rPr>
+            </w:pPr>
+            <w:r>
+              <w:rPr>
+                <w:rFonts w:ascii="Arial" w:hAnsi="Arial" w:cs="Arial"/>
+                <w:bCs/>
+                <w:sz w:val="20"/>
+              </w:rPr>
+              <w:t xml:space="preserve">Maquette Réseau Cisco </w:t>
+            </w:r>
+            <w:proofErr w:type="spellStart"/>
+            <w:r>
+              <w:rPr>
+                <w:rFonts w:ascii="Arial" w:hAnsi="Arial" w:cs="Arial"/>
+                <w:bCs/>
+                <w:sz w:val="20"/>
+              </w:rPr>
+              <w:t>Packet</w:t>
+            </w:r>
+            <w:proofErr w:type="spellEnd"/>
+            <w:r>
+              <w:rPr>
+                <w:rFonts w:ascii="Arial" w:hAnsi="Arial" w:cs="Arial"/>
+                <w:bCs/>
+                <w:sz w:val="20"/>
+              </w:rPr>
+              <w:t xml:space="preserve"> Tracer : </w:t>
+            </w:r>
+          </w:p>
+          <w:p>
+            <w:pPr>
+              <w:snapToGrid w:val="0"/>
+              <w:jc w:val="both"/>
+              <w:rPr>
+                <w:rFonts w:ascii="Arial" w:hAnsi="Arial" w:cs="Arial"/>
+                <w:bCs/>
+                <w:sz w:val="20"/>
+              </w:rPr>
+            </w:pPr>
+          </w:p>
+          <w:p>
+            <w:pPr>
+              <w:snapToGrid w:val="0"/>
+              <w:jc w:val="both"/>
+            </w:pPr>
             <w:hyperlink r:id="rId9" w:history="1">
               <w:r>
                 <w:rPr>
                   <w:rStyle w:val="Hyperlink"/>
-                  <w:rFonts w:ascii="Arial" w:hAnsi="Arial" w:cs="Arial"/>
-                  <w:bCs/>
-                  <w:sz w:val="20"/>
                 </w:rPr>
-                <w:t>https://github.com/adriendemange/DEMANGE/blob/main/Projet_NetCorp_BTS_Adrien_D/RealisationReseau/netcorp_reseau_documentation.docx</w:t>
+                <w:t>https://github.com/adriendemange/DEMANGE/blob/main/Epreuve%20-%20E6/Projet_NetCorp_BTS_Adrien_D/RealisationReseau/netcorp_reseau_maquette.pkt</w:t>
               </w:r>
             </w:hyperlink>
           </w:p>
@@ -7905,35 +7970,33 @@
               <w:jc w:val="both"/>
               <w:rPr>
                 <w:rFonts w:ascii="Arial" w:hAnsi="Arial" w:cs="Arial"/>
-                <w:b/>
-                <w:sz w:val="20"/>
-              </w:rPr>
-            </w:pPr>
-            <w:r>
-              <w:rPr>
-                <w:rFonts w:ascii="Arial" w:hAnsi="Arial" w:cs="Arial"/>
-                <w:b/>
-                <w:sz w:val="20"/>
-              </w:rPr>
-              <w:t xml:space="preserve">Maquette Réseau Cisco </w:t>
-            </w:r>
-            <w:proofErr w:type="spellStart"/>
-            <w:r>
-              <w:rPr>
-                <w:rFonts w:ascii="Arial" w:hAnsi="Arial" w:cs="Arial"/>
-                <w:b/>
-                <w:sz w:val="20"/>
-              </w:rPr>
-              <w:t>Packet</w:t>
-            </w:r>
-            <w:proofErr w:type="spellEnd"/>
-            <w:r>
-              <w:rPr>
-                <w:rFonts w:ascii="Arial" w:hAnsi="Arial" w:cs="Arial"/>
-                <w:b/>
-                <w:sz w:val="20"/>
-              </w:rPr>
-              <w:t xml:space="preserve"> Tracer : </w:t>
+                <w:bCs/>
+                <w:sz w:val="20"/>
+              </w:rPr>
+            </w:pPr>
+            <w:r>
+              <w:rPr>
+                <w:rFonts w:ascii="Arial" w:hAnsi="Arial" w:cs="Arial"/>
+                <w:bCs/>
+                <w:sz w:val="20"/>
+              </w:rPr>
+              <w:t>Schéma</w:t>
+            </w:r>
+            <w:r>
+              <w:rPr>
+                <w:rFonts w:ascii="Arial" w:hAnsi="Arial" w:cs="Arial"/>
+                <w:bCs/>
+                <w:sz w:val="20"/>
+              </w:rPr>
+              <w:t xml:space="preserve"> </w:t>
+            </w:r>
+            <w:r>
+              <w:rPr>
+                <w:rFonts w:ascii="Arial" w:hAnsi="Arial" w:cs="Arial"/>
+                <w:bCs/>
+                <w:sz w:val="20"/>
+              </w:rPr>
+              <w:t xml:space="preserve">Réseau : </w:t>
             </w:r>
           </w:p>
           <w:p>
@@ -7951,100 +8014,13 @@
             <w:pPr>
               <w:snapToGrid w:val="0"/>
               <w:jc w:val="both"/>
-              <w:rPr>
-                <w:rFonts w:ascii="Arial" w:hAnsi="Arial" w:cs="Arial"/>
-                <w:bCs/>
-                <w:sz w:val="20"/>
-              </w:rPr>
             </w:pPr>
             <w:hyperlink r:id="rId10" w:history="1">
               <w:r>
                 <w:rPr>
                   <w:rStyle w:val="Hyperlink"/>
-                  <w:rFonts w:ascii="Arial" w:hAnsi="Arial" w:cs="Arial"/>
-                  <w:bCs/>
-                  <w:sz w:val="20"/>
                 </w:rPr>
-                <w:t>https://github.com/adriendemange/DEMANGE/blob/main/Projet_NetCorp_BTS_Adrien_D/RealisationReseau/netcorp_reseau_maquette.pkt</w:t>
-              </w:r>
-            </w:hyperlink>
-          </w:p>
-          <w:p>
-            <w:pPr>
-              <w:snapToGrid w:val="0"/>
-              <w:jc w:val="both"/>
-              <w:rPr>
-                <w:rFonts w:ascii="Arial" w:hAnsi="Arial" w:cs="Arial"/>
-                <w:b/>
-                <w:sz w:val="20"/>
-              </w:rPr>
-            </w:pPr>
-          </w:p>
-          <w:p>
-            <w:pPr>
-              <w:snapToGrid w:val="0"/>
-              <w:jc w:val="both"/>
-              <w:rPr>
-                <w:rFonts w:ascii="Arial" w:hAnsi="Arial" w:cs="Arial"/>
-                <w:b/>
-                <w:sz w:val="20"/>
-              </w:rPr>
-            </w:pPr>
-            <w:r>
-              <w:rPr>
-                <w:rFonts w:ascii="Arial" w:hAnsi="Arial" w:cs="Arial"/>
-                <w:b/>
-                <w:sz w:val="20"/>
-              </w:rPr>
-              <w:t>Schéma</w:t>
-            </w:r>
-            <w:r>
-              <w:rPr>
-                <w:rFonts w:ascii="Arial" w:hAnsi="Arial" w:cs="Arial"/>
-                <w:b/>
-                <w:sz w:val="20"/>
-              </w:rPr>
-              <w:t xml:space="preserve"> </w:t>
-            </w:r>
-            <w:r>
-              <w:rPr>
-                <w:rFonts w:ascii="Arial" w:hAnsi="Arial" w:cs="Arial"/>
-                <w:b/>
-                <w:sz w:val="20"/>
-              </w:rPr>
-              <w:t xml:space="preserve">Réseau : </w:t>
-            </w:r>
-          </w:p>
-          <w:p>
-            <w:pPr>
-              <w:snapToGrid w:val="0"/>
-              <w:jc w:val="both"/>
-              <w:rPr>
-                <w:rFonts w:ascii="Arial" w:hAnsi="Arial" w:cs="Arial"/>
-                <w:bCs/>
-                <w:sz w:val="20"/>
-              </w:rPr>
-            </w:pPr>
-          </w:p>
-          <w:p>
-            <w:pPr>
-              <w:snapToGrid w:val="0"/>
-              <w:jc w:val="both"/>
-              <w:rPr>
-                <w:rFonts w:ascii="Arial" w:hAnsi="Arial" w:cs="Arial"/>
-                <w:bCs/>
-                <w:sz w:val="20"/>
-              </w:rPr>
-            </w:pPr>
-            <w:hyperlink r:id="rId11" w:history="1">
-              <w:r>
-                <w:rPr>
-                  <w:rStyle w:val="Hyperlink"/>
-                  <w:rFonts w:ascii="Arial" w:hAnsi="Arial" w:cs="Arial"/>
-                  <w:bCs/>
-                  <w:sz w:val="20"/>
-                </w:rPr>
-                <w:t>https://github.com/adriendemange/DEMANGE/blob/main/Projet_NetCorp_BTS_Adrien_D/RealisationReseau/netcorp_reseau_schema.pdf</w:t>
+                <w:t>https://github.com/adriendemange/DEMANGE/blob/main/Epreuve%20-%20E6/Projet_NetCorp_BTS_Adrien_D/RealisationReseau/netcorp_reseau_schema.pdf</w:t>
               </w:r>
             </w:hyperlink>
           </w:p>
@@ -8510,6 +8486,68 @@
                 <w:sz w:val="20"/>
                 <w:szCs w:val="20"/>
               </w:rPr>
+              <w:t xml:space="preserve">Le réseau de </w:t>
+            </w:r>
+            <w:proofErr w:type="spellStart"/>
+            <w:r>
+              <w:rPr>
+                <w:rFonts w:ascii="Arial" w:hAnsi="Arial"/>
+                <w:bCs/>
+                <w:sz w:val="20"/>
+                <w:szCs w:val="20"/>
+              </w:rPr>
+              <w:t>NetCorp</w:t>
+            </w:r>
+            <w:proofErr w:type="spellEnd"/>
+            <w:r>
+              <w:rPr>
+                <w:rFonts w:ascii="Arial" w:hAnsi="Arial"/>
+                <w:bCs/>
+                <w:sz w:val="20"/>
+                <w:szCs w:val="20"/>
+              </w:rPr>
+              <w:t xml:space="preserve"> est segmenté en 3 VLANs distincts, chacun correspondant à un service de l'entreprise. Le routage inter-VLAN est assuré par le routeur Cisco C8200L via des sous-interfaces (router-on-a-stick)</w:t>
+            </w:r>
+            <w:r>
+              <w:rPr>
+                <w:rFonts w:ascii="Arial" w:hAnsi="Arial"/>
+                <w:bCs/>
+                <w:sz w:val="20"/>
+                <w:szCs w:val="20"/>
+              </w:rPr>
+              <w:t> :</w:t>
+            </w:r>
+          </w:p>
+          <w:p>
+            <w:pPr>
+              <w:snapToGrid w:val="0"/>
+              <w:spacing w:line="276" w:lineRule="auto"/>
+              <w:rPr>
+                <w:rFonts w:ascii="Arial" w:hAnsi="Arial"/>
+                <w:bCs/>
+                <w:sz w:val="20"/>
+                <w:szCs w:val="20"/>
+              </w:rPr>
+            </w:pPr>
+          </w:p>
+          <w:p>
+            <w:pPr>
+              <w:snapToGrid w:val="0"/>
+              <w:spacing w:line="276" w:lineRule="auto"/>
+              <w:rPr>
+                <w:rFonts w:ascii="Arial" w:hAnsi="Arial"/>
+                <w:bCs/>
+                <w:sz w:val="20"/>
+                <w:szCs w:val="20"/>
+              </w:rPr>
+            </w:pPr>
+            <w:r>
+              <w:rPr>
+                <w:rFonts w:ascii="Arial" w:hAnsi="Arial"/>
+                <w:bCs/>
+                <w:sz w:val="20"/>
+                <w:szCs w:val="20"/>
+              </w:rPr>
               <w:t xml:space="preserve">Voici le plan d’adressage </w:t>
             </w:r>
             <w:r>
@@ -8578,7 +8616,7 @@
                           <pic:cNvPicPr/>
                         </pic:nvPicPr>
                         <pic:blipFill>
-                          <a:blip r:embed="rId12"/>
+                          <a:blip r:embed="rId11"/>
                           <a:stretch>
                             <a:fillRect/>
                           </a:stretch>
@@ -8677,7 +8715,36 @@
                 <w:sz w:val="20"/>
                 <w:szCs w:val="20"/>
               </w:rPr>
-              <w:t xml:space="preserve"> utilisés sur le projet : </w:t>
+              <w:t xml:space="preserve"> </w:t>
+            </w:r>
+            <w:r>
+              <w:rPr>
+                <w:rFonts w:ascii="Arial" w:hAnsi="Arial"/>
+                <w:bCs/>
+                <w:sz w:val="20"/>
+                <w:szCs w:val="20"/>
+              </w:rPr>
+              <w:t xml:space="preserve">du réseau de </w:t>
+            </w:r>
+            <w:proofErr w:type="spellStart"/>
+            <w:r>
+              <w:rPr>
+                <w:rFonts w:ascii="Arial" w:hAnsi="Arial"/>
+                <w:bCs/>
+                <w:sz w:val="20"/>
+                <w:szCs w:val="20"/>
+              </w:rPr>
+              <w:t>NetCorp</w:t>
+            </w:r>
+            <w:proofErr w:type="spellEnd"/>
+            <w:r>
+              <w:rPr>
+                <w:rFonts w:ascii="Arial" w:hAnsi="Arial"/>
+                <w:bCs/>
+                <w:sz w:val="20"/>
+                <w:szCs w:val="20"/>
+              </w:rPr>
+              <w:t xml:space="preserve"> : </w:t>
             </w:r>
           </w:p>
           <w:p>
@@ -8727,7 +8794,7 @@
                           <pic:cNvPicPr/>
                         </pic:nvPicPr>
                         <pic:blipFill>
-                          <a:blip r:embed="rId13"/>
+                          <a:blip r:embed="rId12"/>
                           <a:stretch>
                             <a:fillRect/>
                           </a:stretch>
@@ -8778,7 +8845,45 @@
                 <w:sz w:val="20"/>
                 <w:szCs w:val="20"/>
               </w:rPr>
-              <w:t xml:space="preserve">Voici le schéma réseau du projet mis en place : </w:t>
+              <w:t xml:space="preserve">Voici le schéma réseau </w:t>
+            </w:r>
+            <w:r>
+              <w:rPr>
+                <w:rFonts w:ascii="Arial" w:hAnsi="Arial"/>
+                <w:bCs/>
+                <w:sz w:val="20"/>
+                <w:szCs w:val="20"/>
+              </w:rPr>
+              <w:t xml:space="preserve">de </w:t>
+            </w:r>
+            <w:proofErr w:type="spellStart"/>
+            <w:r>
+              <w:rPr>
+                <w:rFonts w:ascii="Arial" w:hAnsi="Arial"/>
+                <w:bCs/>
+                <w:sz w:val="20"/>
+                <w:szCs w:val="20"/>
+              </w:rPr>
+              <w:t>NetCorp</w:t>
+            </w:r>
+            <w:proofErr w:type="spellEnd"/>
+            <w:r>
+              <w:rPr>
+                <w:rFonts w:ascii="Arial" w:hAnsi="Arial"/>
+                <w:bCs/>
+                <w:sz w:val="20"/>
+                <w:szCs w:val="20"/>
+              </w:rPr>
+              <w:t xml:space="preserve"> </w:t>
+            </w:r>
+            <w:r>
+              <w:rPr>
+                <w:rFonts w:ascii="Arial" w:hAnsi="Arial"/>
+                <w:bCs/>
+                <w:sz w:val="20"/>
+                <w:szCs w:val="20"/>
+              </w:rPr>
+              <w:t xml:space="preserve">: </w:t>
             </w:r>
           </w:p>
           <w:p>
@@ -8828,7 +8933,7 @@
                           <pic:cNvPicPr/>
                         </pic:nvPicPr>
                         <pic:blipFill>
-                          <a:blip r:embed="rId14"/>
+                          <a:blip r:embed="rId13"/>
                           <a:stretch>
                             <a:fillRect/>
                           </a:stretch>
@@ -8935,6 +9040,7 @@
                 <w:sz w:val="20"/>
                 <w:szCs w:val="20"/>
               </w:rPr>
+              <w:lastRenderedPageBreak/>
               <w:t>ainsi</w:t>
             </w:r>
             <w:proofErr w:type="gramEnd"/>
@@ -9071,6 +9177,45 @@
           </w:p>
           <w:p>
             <w:pPr>
+              <w:snapToGrid w:val="0"/>
+              <w:spacing w:line="276" w:lineRule="auto"/>
+              <w:ind w:left="360"/>
+            </w:pPr>
+          </w:p>
+          <w:p>
+            <w:pPr>
+              <w:snapToGrid w:val="0"/>
+              <w:spacing w:line="276" w:lineRule="auto"/>
+            </w:pPr>
+            <w:r>
+              <w:t xml:space="preserve">Des </w:t>
+            </w:r>
+            <w:r>
+              <w:t>listes de contrôle d’accès (</w:t>
+            </w:r>
+            <w:proofErr w:type="spellStart"/>
+            <w:r>
+              <w:t>ACLs</w:t>
+            </w:r>
+            <w:proofErr w:type="spellEnd"/>
+            <w:r>
+              <w:t>)</w:t>
+            </w:r>
+            <w:r>
+              <w:t xml:space="preserve"> ont été mises en place afin de limiter chaque réseau et sécuriser l’infrastructure</w:t>
+            </w:r>
+            <w:r>
+              <w:t> :</w:t>
+            </w:r>
+          </w:p>
+          <w:p>
+            <w:pPr>
+              <w:snapToGrid w:val="0"/>
+              <w:spacing w:line="276" w:lineRule="auto"/>
+            </w:pPr>
+          </w:p>
+          <w:p>
+            <w:pPr>
               <w:pStyle w:val="ListParagraph"/>
               <w:numPr>
                 <w:ilvl w:val="0"/>
@@ -9079,39 +9224,11 @@
               <w:snapToGrid w:val="0"/>
               <w:spacing w:line="276" w:lineRule="auto"/>
             </w:pPr>
-          </w:p>
-          <w:p>
-            <w:pPr>
-              <w:snapToGrid w:val="0"/>
-              <w:spacing w:line="276" w:lineRule="auto"/>
-            </w:pPr>
-            <w:r>
-              <w:t xml:space="preserve">Des Access Control </w:t>
-            </w:r>
-            <w:proofErr w:type="spellStart"/>
-            <w:r>
-              <w:t>Lists</w:t>
-            </w:r>
-            <w:proofErr w:type="spellEnd"/>
-            <w:r>
-              <w:t xml:space="preserve"> ont été mises en place afin de limiter chaque réseau et sécuriser l’infrastructure.</w:t>
-            </w:r>
-          </w:p>
-          <w:p>
-            <w:pPr>
-              <w:snapToGrid w:val="0"/>
-              <w:spacing w:line="276" w:lineRule="auto"/>
-            </w:pPr>
-            <w:r>
-              <w:t xml:space="preserve">Création de 3 </w:t>
-            </w:r>
-            <w:proofErr w:type="spellStart"/>
-            <w:r>
-              <w:t>ACLs</w:t>
-            </w:r>
-            <w:proofErr w:type="spellEnd"/>
-            <w:r>
-              <w:t xml:space="preserve"> : </w:t>
+            <w:r>
+              <w:t>ACL_IT_ADRIEN</w:t>
+            </w:r>
+            <w:r>
+              <w:t> : Accès complet – Administration de tous les VLANs</w:t>
             </w:r>
           </w:p>
           <w:p>
@@ -9131,10 +9248,29 @@
               <w:spacing w:line="276" w:lineRule="auto"/>
             </w:pPr>
             <w:r>
-              <w:t>ACL_IT_ADRIEN</w:t>
-            </w:r>
-            <w:r>
-              <w:t> : Accès complet – Administration de tous les VLANs</w:t>
+              <w:t>ACL_DIRECTION_ADRIEN</w:t>
+            </w:r>
+            <w:r>
+              <w:t xml:space="preserve"> : Accès à Internet, aux services </w:t>
+            </w:r>
+            <w:proofErr w:type="gramStart"/>
+            <w:r>
+              <w:t>DNS,DHCP</w:t>
+            </w:r>
+            <w:proofErr w:type="gramEnd"/>
+            <w:r>
+              <w:t>,</w:t>
+            </w:r>
+            <w:proofErr w:type="gramStart"/>
+            <w:r>
+              <w:t>SMB,LDAP</w:t>
+            </w:r>
+            <w:proofErr w:type="gramEnd"/>
+            <w:r>
+              <w:t xml:space="preserve"> | Pas d’accès au VLAN IT et VLAN RH</w:t>
+            </w:r>
+            <w:r>
+              <w:t>.</w:t>
             </w:r>
           </w:p>
           <w:p>
@@ -9154,10 +9290,13 @@
               <w:spacing w:line="276" w:lineRule="auto"/>
             </w:pPr>
             <w:r>
-              <w:t>ACL_DIRECTION_ADRIEN</w:t>
-            </w:r>
-            <w:r>
-              <w:t xml:space="preserve"> : Accès à Internet, aux services </w:t>
+              <w:t>ACL_RH_ADRIEN</w:t>
+            </w:r>
+            <w:r>
+              <w:t xml:space="preserve"> : </w:t>
+            </w:r>
+            <w:r>
+              <w:t xml:space="preserve">Accès à Internet, aux services </w:t>
             </w:r>
             <w:proofErr w:type="gramStart"/>
             <w:r>
@@ -9173,16 +9312,69 @@
             </w:r>
             <w:proofErr w:type="gramEnd"/>
             <w:r>
-              <w:t xml:space="preserve"> | Pas d’accès au VLAN IT et VLAN RH</w:t>
-            </w:r>
-            <w:r>
-              <w:t>.</w:t>
+              <w:t xml:space="preserve"> | Pas d’accès au VLAN IT et VLAN</w:t>
+            </w:r>
+            <w:r>
+              <w:t xml:space="preserve"> Direction.</w:t>
             </w:r>
           </w:p>
           <w:p>
             <w:pPr>
               <w:snapToGrid w:val="0"/>
               <w:spacing w:line="276" w:lineRule="auto"/>
+            </w:pPr>
+          </w:p>
+          <w:p>
+            <w:pPr>
+              <w:snapToGrid w:val="0"/>
+              <w:spacing w:line="276" w:lineRule="auto"/>
+            </w:pPr>
+            <w:r>
+              <w:t xml:space="preserve">Les services DNS et DHCP sont hébergés sur le serveur SRV-AD (Windows Server 2025) joint au domaine </w:t>
+            </w:r>
+            <w:proofErr w:type="spellStart"/>
+            <w:r>
+              <w:t>LAB.local</w:t>
+            </w:r>
+            <w:proofErr w:type="spellEnd"/>
+            <w:r>
+              <w:t>. Le relais DHCP</w:t>
+            </w:r>
+            <w:r>
+              <w:t xml:space="preserve"> </w:t>
+            </w:r>
+            <w:r>
+              <w:t>est configuré sur le routeur pour chaque sous-interface VLAN.</w:t>
+            </w:r>
+          </w:p>
+          <w:p>
+            <w:pPr>
+              <w:snapToGrid w:val="0"/>
+              <w:spacing w:line="276" w:lineRule="auto"/>
+            </w:pPr>
+          </w:p>
+          <w:p>
+            <w:pPr>
+              <w:snapToGrid w:val="0"/>
+              <w:spacing w:line="276" w:lineRule="auto"/>
+              <w:rPr>
+                <w:u w:val="single"/>
+              </w:rPr>
+            </w:pPr>
+            <w:r>
+              <w:rPr>
+                <w:u w:val="single"/>
+              </w:rPr>
+              <w:t xml:space="preserve">Zones DNS : </w:t>
+            </w:r>
+          </w:p>
+          <w:p>
+            <w:pPr>
+              <w:snapToGrid w:val="0"/>
+              <w:spacing w:line="276" w:lineRule="auto"/>
+              <w:rPr>
+                <w:u w:val="single"/>
+              </w:rPr>
             </w:pPr>
           </w:p>
           <w:p>
@@ -9195,91 +9387,20 @@
               <w:snapToGrid w:val="0"/>
               <w:spacing w:line="276" w:lineRule="auto"/>
             </w:pPr>
-            <w:r>
-              <w:t>ACL_RH_ADRIEN</w:t>
-            </w:r>
-            <w:r>
-              <w:t xml:space="preserve"> : </w:t>
-            </w:r>
-            <w:r>
-              <w:t xml:space="preserve">Accès à Internet, aux services </w:t>
-            </w:r>
-            <w:proofErr w:type="gramStart"/>
-            <w:r>
-              <w:t>DNS,DHCP</w:t>
-            </w:r>
-            <w:proofErr w:type="gramEnd"/>
-            <w:r>
-              <w:t>,</w:t>
-            </w:r>
-            <w:proofErr w:type="gramStart"/>
-            <w:r>
-              <w:t>SMB,LDAP</w:t>
-            </w:r>
-            <w:proofErr w:type="gramEnd"/>
-            <w:r>
-              <w:t xml:space="preserve"> | Pas d’accès au VLAN IT et VLAN</w:t>
-            </w:r>
-            <w:r>
-              <w:t xml:space="preserve"> Direction.</w:t>
-            </w:r>
-          </w:p>
-          <w:p>
-            <w:pPr>
-              <w:snapToGrid w:val="0"/>
-              <w:spacing w:line="276" w:lineRule="auto"/>
-            </w:pPr>
-          </w:p>
-          <w:p>
-            <w:pPr>
-              <w:snapToGrid w:val="0"/>
-              <w:spacing w:line="276" w:lineRule="auto"/>
-            </w:pPr>
-            <w:r>
-              <w:t>Concernant le</w:t>
-            </w:r>
-            <w:r>
-              <w:t>s</w:t>
-            </w:r>
-            <w:r>
-              <w:t xml:space="preserve"> service</w:t>
-            </w:r>
-            <w:r>
-              <w:t>s</w:t>
-            </w:r>
-            <w:r>
-              <w:t xml:space="preserve"> DNS &amp; DHCP, ils ont été mis en place sur le serveur Windows 2025 principal gérant l’Active Directory. </w:t>
-            </w:r>
-          </w:p>
-          <w:p>
-            <w:pPr>
-              <w:snapToGrid w:val="0"/>
-              <w:spacing w:line="276" w:lineRule="auto"/>
-            </w:pPr>
-          </w:p>
-          <w:p>
-            <w:pPr>
-              <w:snapToGrid w:val="0"/>
-              <w:spacing w:line="276" w:lineRule="auto"/>
-              <w:rPr>
-                <w:u w:val="single"/>
-              </w:rPr>
-            </w:pPr>
-            <w:r>
-              <w:rPr>
-                <w:u w:val="single"/>
-              </w:rPr>
-              <w:t xml:space="preserve">Zones DNS : </w:t>
-            </w:r>
-          </w:p>
-          <w:p>
-            <w:pPr>
-              <w:snapToGrid w:val="0"/>
-              <w:spacing w:line="276" w:lineRule="auto"/>
-              <w:rPr>
-                <w:u w:val="single"/>
-              </w:rPr>
-            </w:pPr>
+            <w:proofErr w:type="spellStart"/>
+            <w:r>
+              <w:t>LAB.local</w:t>
+            </w:r>
+            <w:proofErr w:type="spellEnd"/>
+            <w:r>
+              <w:t xml:space="preserve"> -&gt; 192.168.</w:t>
+            </w:r>
+            <w:r>
+              <w:t>223</w:t>
+            </w:r>
+            <w:r>
+              <w:t>.10</w:t>
+            </w:r>
           </w:p>
           <w:p>
             <w:pPr>
@@ -9292,18 +9413,123 @@
               <w:spacing w:line="276" w:lineRule="auto"/>
             </w:pPr>
             <w:proofErr w:type="spellStart"/>
+            <w:proofErr w:type="gramStart"/>
+            <w:r>
+              <w:t>glpi.lab.local</w:t>
+            </w:r>
+            <w:proofErr w:type="spellEnd"/>
+            <w:proofErr w:type="gramEnd"/>
+            <w:r>
+              <w:t xml:space="preserve"> -&gt; 192.168.</w:t>
+            </w:r>
+            <w:r>
+              <w:t>223</w:t>
+            </w:r>
+            <w:r>
+              <w:t>.30</w:t>
+            </w:r>
+            <w:r>
+              <w:t xml:space="preserve"> (accès GLPI via </w:t>
+            </w:r>
+            <w:r>
+              <w:t>l’adresse </w:t>
+            </w:r>
+            <w:hyperlink r:id="rId14" w:history="1">
+              <w:r>
+                <w:rPr>
+                  <w:rStyle w:val="Hyperlink"/>
+                </w:rPr>
+                <w:t>http://glpi.lab.local</w:t>
+              </w:r>
+            </w:hyperlink>
+            <w:r>
+              <w:t>)</w:t>
+            </w:r>
+          </w:p>
+          <w:p>
+            <w:pPr>
+              <w:snapToGrid w:val="0"/>
+              <w:spacing w:line="276" w:lineRule="auto"/>
+            </w:pPr>
+          </w:p>
+          <w:p>
+            <w:pPr>
+              <w:snapToGrid w:val="0"/>
+              <w:spacing w:line="276" w:lineRule="auto"/>
+            </w:pPr>
+            <w:r>
+              <w:t xml:space="preserve">Le domaine </w:t>
+            </w:r>
+            <w:proofErr w:type="spellStart"/>
             <w:r>
               <w:t>LAB.local</w:t>
             </w:r>
             <w:proofErr w:type="spellEnd"/>
             <w:r>
-              <w:t xml:space="preserve"> -&gt; 192.168.6</w:t>
+              <w:t xml:space="preserve"> </w:t>
+            </w:r>
+            <w:r>
+              <w:t>est accessible pour les clients connectés sur le réseau, les postes sont</w:t>
+            </w:r>
+            <w:r>
+              <w:t xml:space="preserve"> dans le </w:t>
+            </w:r>
+            <w:r>
+              <w:t>domaine</w:t>
+            </w:r>
+            <w:r>
+              <w:t>.</w:t>
+            </w:r>
+          </w:p>
+          <w:p>
+            <w:pPr>
+              <w:snapToGrid w:val="0"/>
+              <w:spacing w:line="276" w:lineRule="auto"/>
+            </w:pPr>
+          </w:p>
+          <w:p>
+            <w:pPr>
+              <w:snapToGrid w:val="0"/>
+              <w:spacing w:line="276" w:lineRule="auto"/>
+              <w:rPr>
+                <w:u w:val="single"/>
+              </w:rPr>
+            </w:pPr>
+            <w:r>
+              <w:rPr>
+                <w:u w:val="single"/>
+              </w:rPr>
+              <w:t xml:space="preserve">Adresses IP via DHCP : </w:t>
+            </w:r>
+          </w:p>
+          <w:p>
+            <w:pPr>
+              <w:snapToGrid w:val="0"/>
+              <w:spacing w:line="276" w:lineRule="auto"/>
+              <w:rPr>
+                <w:u w:val="single"/>
+              </w:rPr>
+            </w:pPr>
+          </w:p>
+          <w:p>
+            <w:pPr>
+              <w:snapToGrid w:val="0"/>
+              <w:spacing w:line="276" w:lineRule="auto"/>
+            </w:pPr>
+            <w:r>
+              <w:t xml:space="preserve"> Pour le VLAN </w:t>
+            </w:r>
+            <w:r>
+              <w:t>2</w:t>
+            </w:r>
+            <w:r>
+              <w:t>2</w:t>
             </w:r>
             <w:r>
               <w:t>1</w:t>
             </w:r>
             <w:r>
-              <w:t>.10</w:t>
+              <w:t xml:space="preserve"> – RH : </w:t>
             </w:r>
           </w:p>
           <w:p>
@@ -9316,25 +9542,40 @@
               <w:snapToGrid w:val="0"/>
               <w:spacing w:line="276" w:lineRule="auto"/>
             </w:pPr>
-            <w:proofErr w:type="spellStart"/>
-            <w:proofErr w:type="gramStart"/>
-            <w:r>
-              <w:t>glpi.lab.local</w:t>
-            </w:r>
-            <w:proofErr w:type="spellEnd"/>
-            <w:proofErr w:type="gramEnd"/>
-            <w:r>
-              <w:t xml:space="preserve"> -&gt; 192.168.6</w:t>
+            <w:r>
+              <w:t>Etendue de 192.168.</w:t>
+            </w:r>
+            <w:r>
+              <w:t>2</w:t>
+            </w:r>
+            <w:r>
+              <w:t>2</w:t>
             </w:r>
             <w:r>
               <w:t>1</w:t>
             </w:r>
             <w:r>
-              <w:t>.30</w:t>
-            </w:r>
-          </w:p>
-          <w:p>
-            <w:pPr>
+              <w:t>.100</w:t>
+            </w:r>
+            <w:r>
+              <w:t xml:space="preserve"> à 192.168.221.</w:t>
+            </w:r>
+            <w:r>
+              <w:t>200 pour les machines clientes</w:t>
+            </w:r>
+            <w:r>
+              <w:t xml:space="preserve"> </w:t>
+            </w:r>
+            <w:r>
+              <w:t xml:space="preserve">du service </w:t>
+            </w:r>
+            <w:r>
+              <w:t>RH</w:t>
+            </w:r>
+          </w:p>
+          <w:p>
+            <w:pPr>
+              <w:pStyle w:val="ListParagraph"/>
               <w:snapToGrid w:val="0"/>
               <w:spacing w:line="276" w:lineRule="auto"/>
             </w:pPr>
@@ -9345,98 +9586,19 @@
               <w:spacing w:line="276" w:lineRule="auto"/>
             </w:pPr>
             <w:r>
-              <w:t>Pour les utilisateurs l’accès à GLPI peut se faire sur l’adresse </w:t>
-            </w:r>
-            <w:hyperlink r:id="rId15" w:history="1">
-              <w:r>
-                <w:rPr>
-                  <w:rStyle w:val="Hyperlink"/>
-                </w:rPr>
-                <w:t>http://glpi.lab.local</w:t>
-              </w:r>
-            </w:hyperlink>
-            <w:r>
-              <w:t>.</w:t>
-            </w:r>
-          </w:p>
-          <w:p>
-            <w:pPr>
-              <w:snapToGrid w:val="0"/>
-              <w:spacing w:line="276" w:lineRule="auto"/>
-            </w:pPr>
-            <w:r>
-              <w:t xml:space="preserve">Le domaine </w:t>
-            </w:r>
-            <w:proofErr w:type="spellStart"/>
-            <w:r>
-              <w:t>LAB.local</w:t>
-            </w:r>
-            <w:proofErr w:type="spellEnd"/>
-            <w:r>
-              <w:t xml:space="preserve"> </w:t>
-            </w:r>
-            <w:r>
-              <w:t>est accessible pour les clients connectés sur le réseau, les postes sont</w:t>
-            </w:r>
-            <w:r>
-              <w:t xml:space="preserve"> dans le </w:t>
-            </w:r>
-            <w:r>
-              <w:t>domaine</w:t>
-            </w:r>
-            <w:r>
-              <w:t>.</w:t>
-            </w:r>
-          </w:p>
-          <w:p>
-            <w:pPr>
-              <w:snapToGrid w:val="0"/>
-              <w:spacing w:line="276" w:lineRule="auto"/>
-            </w:pPr>
-          </w:p>
-          <w:p>
-            <w:pPr>
-              <w:snapToGrid w:val="0"/>
-              <w:spacing w:line="276" w:lineRule="auto"/>
-              <w:rPr>
-                <w:u w:val="single"/>
-              </w:rPr>
-            </w:pPr>
-            <w:r>
-              <w:rPr>
-                <w:u w:val="single"/>
-              </w:rPr>
-              <w:t xml:space="preserve">Adresses IP via DHCP : </w:t>
-            </w:r>
-          </w:p>
-          <w:p>
-            <w:pPr>
-              <w:snapToGrid w:val="0"/>
-              <w:spacing w:line="276" w:lineRule="auto"/>
-              <w:rPr>
-                <w:u w:val="single"/>
-              </w:rPr>
-            </w:pPr>
-          </w:p>
-          <w:p>
-            <w:pPr>
-              <w:snapToGrid w:val="0"/>
-              <w:spacing w:line="276" w:lineRule="auto"/>
-            </w:pPr>
-            <w:r>
-              <w:t xml:space="preserve"> Pour le VLAN </w:t>
-            </w:r>
-            <w:r>
-              <w:t>2</w:t>
-            </w:r>
-            <w:r>
-              <w:t>2</w:t>
-            </w:r>
-            <w:r>
-              <w:t>1</w:t>
-            </w:r>
-            <w:r>
-              <w:t xml:space="preserve"> – RH : </w:t>
+              <w:t xml:space="preserve">Pour le VLAN </w:t>
+            </w:r>
+            <w:r>
+              <w:t>222</w:t>
+            </w:r>
+            <w:r>
+              <w:t xml:space="preserve"> – </w:t>
+            </w:r>
+            <w:r>
+              <w:t>Direction</w:t>
+            </w:r>
+            <w:r>
+              <w:t xml:space="preserve"> : </w:t>
             </w:r>
           </w:p>
           <w:p>
@@ -9453,31 +9615,25 @@
               <w:t>Etendue de 192.168.</w:t>
             </w:r>
             <w:r>
-              <w:t>2</w:t>
-            </w:r>
-            <w:r>
-              <w:t>2</w:t>
-            </w:r>
-            <w:r>
-              <w:t>1</w:t>
+              <w:t>222</w:t>
             </w:r>
             <w:r>
               <w:t>.100</w:t>
             </w:r>
             <w:r>
-              <w:t xml:space="preserve"> à 192.168.221.</w:t>
-            </w:r>
-            <w:r>
-              <w:t>200 pour les machines clientes</w:t>
-            </w:r>
-            <w:r>
-              <w:t xml:space="preserve"> </w:t>
+              <w:t xml:space="preserve"> à </w:t>
+            </w:r>
+            <w:r>
+              <w:t>192.168.222.</w:t>
+            </w:r>
+            <w:r>
+              <w:t xml:space="preserve">200 pour les machines clientes </w:t>
             </w:r>
             <w:r>
               <w:t xml:space="preserve">du service </w:t>
             </w:r>
             <w:r>
-              <w:t>RH</w:t>
+              <w:t>Direction</w:t>
             </w:r>
           </w:p>
           <w:p>
@@ -9496,16 +9652,10 @@
               <w:t xml:space="preserve">Pour le VLAN </w:t>
             </w:r>
             <w:r>
-              <w:t>222</w:t>
-            </w:r>
-            <w:r>
-              <w:t xml:space="preserve"> – </w:t>
-            </w:r>
-            <w:r>
-              <w:t>Direction</w:t>
-            </w:r>
-            <w:r>
-              <w:t xml:space="preserve"> : </w:t>
+              <w:t>223</w:t>
+            </w:r>
+            <w:r>
+              <w:t> :</w:t>
             </w:r>
           </w:p>
           <w:p>
@@ -9519,116 +9669,360 @@
               <w:spacing w:line="276" w:lineRule="auto"/>
             </w:pPr>
             <w:r>
-              <w:t>Etendue de 192.168.</w:t>
-            </w:r>
-            <w:r>
-              <w:t>222</w:t>
-            </w:r>
-            <w:r>
-              <w:t>.100</w:t>
-            </w:r>
-            <w:r>
-              <w:t xml:space="preserve"> à </w:t>
-            </w:r>
-            <w:r>
-              <w:t>192.168.222.</w:t>
-            </w:r>
-            <w:r>
-              <w:t xml:space="preserve">200 pour les machines clientes </w:t>
-            </w:r>
-            <w:r>
-              <w:t xml:space="preserve">du service </w:t>
-            </w:r>
-            <w:r>
-              <w:t>Direction</w:t>
-            </w:r>
-          </w:p>
-          <w:p>
-            <w:pPr>
-              <w:pStyle w:val="ListParagraph"/>
+              <w:t>L</w:t>
+            </w:r>
+            <w:r>
+              <w:t>es serveurs ont des adresses IP statiques pour garantir la disponibilité des services</w:t>
+            </w:r>
+            <w:r>
+              <w:t xml:space="preserve"> et </w:t>
+            </w:r>
+            <w:r>
+              <w:t xml:space="preserve">ne pas changer </w:t>
+            </w:r>
+            <w:r>
+              <w:t>les configurations</w:t>
+            </w:r>
+            <w:r>
+              <w:t>.</w:t>
+            </w:r>
+          </w:p>
+          <w:p>
+            <w:pPr>
               <w:snapToGrid w:val="0"/>
               <w:spacing w:line="276" w:lineRule="auto"/>
+              <w:rPr>
+                <w:rFonts w:ascii="Arial" w:hAnsi="Arial"/>
+                <w:bCs/>
+                <w:sz w:val="20"/>
+                <w:szCs w:val="20"/>
+                <w:u w:val="single"/>
+              </w:rPr>
             </w:pPr>
           </w:p>
           <w:p>
             <w:pPr>
               <w:snapToGrid w:val="0"/>
               <w:spacing w:line="276" w:lineRule="auto"/>
-            </w:pPr>
-            <w:r>
-              <w:t xml:space="preserve">Pour le VLAN </w:t>
-            </w:r>
-            <w:r>
-              <w:t>223</w:t>
-            </w:r>
-            <w:r>
-              <w:t> :</w:t>
+              <w:rPr>
+                <w:bCs/>
+                <w:u w:val="single"/>
+              </w:rPr>
+            </w:pPr>
+            <w:r>
+              <w:rPr>
+                <w:bCs/>
+                <w:u w:val="single"/>
+              </w:rPr>
+              <w:t xml:space="preserve">Mise en place du VPN </w:t>
+            </w:r>
+            <w:proofErr w:type="spellStart"/>
+            <w:r>
+              <w:rPr>
+                <w:bCs/>
+                <w:u w:val="single"/>
+              </w:rPr>
+              <w:t>TailScale</w:t>
+            </w:r>
+            <w:proofErr w:type="spellEnd"/>
+            <w:r>
+              <w:rPr>
+                <w:bCs/>
+                <w:u w:val="single"/>
+              </w:rPr>
+              <w:t xml:space="preserve"> sur l’hyperviseur </w:t>
+            </w:r>
+            <w:proofErr w:type="spellStart"/>
+            <w:r>
+              <w:rPr>
+                <w:bCs/>
+                <w:u w:val="single"/>
+              </w:rPr>
+              <w:t>Proxmox</w:t>
+            </w:r>
+            <w:proofErr w:type="spellEnd"/>
+            <w:r>
+              <w:rPr>
+                <w:bCs/>
+                <w:u w:val="single"/>
+              </w:rPr>
+              <w:t xml:space="preserve"> : </w:t>
             </w:r>
           </w:p>
           <w:p>
             <w:pPr>
               <w:snapToGrid w:val="0"/>
               <w:spacing w:line="276" w:lineRule="auto"/>
+              <w:rPr>
+                <w:bCs/>
+                <w:u w:val="single"/>
+              </w:rPr>
+            </w:pPr>
+          </w:p>
+          <w:p>
+            <w:pPr>
+              <w:rPr>
+                <w:bCs/>
+              </w:rPr>
+            </w:pPr>
+            <w:r>
+              <w:rPr>
+                <w:bCs/>
+              </w:rPr>
+              <w:lastRenderedPageBreak/>
+              <w:t xml:space="preserve">Afin de permettre l'administration à distance sécurisée de l'infrastructure </w:t>
+            </w:r>
+            <w:proofErr w:type="spellStart"/>
+            <w:r>
+              <w:rPr>
+                <w:bCs/>
+              </w:rPr>
+              <w:t>NetCorp</w:t>
+            </w:r>
+            <w:proofErr w:type="spellEnd"/>
+            <w:r>
+              <w:rPr>
+                <w:bCs/>
+              </w:rPr>
+              <w:t xml:space="preserve">, un accès VPN a été mis en place via </w:t>
+            </w:r>
+            <w:proofErr w:type="spellStart"/>
+            <w:r>
+              <w:rPr>
+                <w:bCs/>
+              </w:rPr>
+              <w:t>TailScale</w:t>
+            </w:r>
+            <w:proofErr w:type="spellEnd"/>
+            <w:r>
+              <w:rPr>
+                <w:bCs/>
+              </w:rPr>
+              <w:t xml:space="preserve">. Par choix de sécurité, </w:t>
+            </w:r>
+            <w:proofErr w:type="spellStart"/>
+            <w:r>
+              <w:rPr>
+                <w:bCs/>
+              </w:rPr>
+              <w:t>TailScale</w:t>
+            </w:r>
+            <w:proofErr w:type="spellEnd"/>
+            <w:r>
+              <w:rPr>
+                <w:bCs/>
+              </w:rPr>
+              <w:t xml:space="preserve"> n'a pas été installé directement sur l'hyperviseur </w:t>
+            </w:r>
+            <w:proofErr w:type="spellStart"/>
+            <w:r>
+              <w:rPr>
+                <w:bCs/>
+              </w:rPr>
+              <w:t>Proxmox</w:t>
+            </w:r>
+            <w:proofErr w:type="spellEnd"/>
+            <w:r>
+              <w:rPr>
+                <w:bCs/>
+              </w:rPr>
+              <w:t>, mais sur une VM dédiée nommée DEBIAN-VPN, tournant sous Debian.</w:t>
+            </w:r>
+          </w:p>
+          <w:p>
+            <w:pPr>
+              <w:rPr>
+                <w:bCs/>
+              </w:rPr>
+            </w:pPr>
+          </w:p>
+          <w:p>
+            <w:pPr>
+              <w:rPr>
+                <w:bCs/>
+              </w:rPr>
+            </w:pPr>
+            <w:r>
+              <w:rPr>
+                <w:bCs/>
+              </w:rPr>
+              <w:t xml:space="preserve">Cela </w:t>
+            </w:r>
+            <w:r>
+              <w:rPr>
+                <w:bCs/>
+              </w:rPr>
+              <w:t>permet</w:t>
+            </w:r>
+            <w:r>
+              <w:rPr>
+                <w:bCs/>
+              </w:rPr>
+              <w:t xml:space="preserve"> d’assurer </w:t>
+            </w:r>
+            <w:r>
+              <w:rPr>
+                <w:bCs/>
+              </w:rPr>
+              <w:t xml:space="preserve">les points suivants </w:t>
+            </w:r>
+            <w:r>
+              <w:rPr>
+                <w:bCs/>
+              </w:rPr>
+              <w:t>:</w:t>
+            </w:r>
+          </w:p>
+          <w:p>
+            <w:pPr>
+              <w:rPr>
+                <w:bCs/>
+              </w:rPr>
+            </w:pPr>
+          </w:p>
+          <w:p>
+            <w:pPr>
+              <w:pStyle w:val="ListParagraph"/>
+              <w:numPr>
+                <w:ilvl w:val="0"/>
+                <w:numId w:val="11"/>
+              </w:numPr>
+              <w:rPr>
+                <w:bCs/>
+              </w:rPr>
+            </w:pPr>
+            <w:r>
+              <w:rPr>
+                <w:bCs/>
+              </w:rPr>
+              <w:t xml:space="preserve">Isolation : en cas de compromission du VPN, l'attaquant accède uniquement à la VM DEBIAN-VPN et non à l'hyperviseur </w:t>
+            </w:r>
+            <w:proofErr w:type="spellStart"/>
+            <w:r>
+              <w:rPr>
+                <w:bCs/>
+              </w:rPr>
+              <w:t>Proxmox</w:t>
+            </w:r>
+            <w:proofErr w:type="spellEnd"/>
+            <w:r>
+              <w:rPr>
+                <w:bCs/>
+              </w:rPr>
+              <w:t>.</w:t>
+            </w:r>
+          </w:p>
+          <w:p>
+            <w:pPr>
+              <w:rPr>
+                <w:bCs/>
+              </w:rPr>
+            </w:pPr>
+          </w:p>
+          <w:p>
+            <w:pPr>
+              <w:pStyle w:val="ListParagraph"/>
+              <w:numPr>
+                <w:ilvl w:val="0"/>
+                <w:numId w:val="11"/>
+              </w:numPr>
+              <w:rPr>
+                <w:bCs/>
+              </w:rPr>
+            </w:pPr>
+            <w:r>
+              <w:rPr>
+                <w:bCs/>
+              </w:rPr>
+              <w:t xml:space="preserve">Principe du moindre privilège : la VM n'a pas accès aux ressources de gestion de </w:t>
+            </w:r>
+            <w:proofErr w:type="spellStart"/>
+            <w:r>
+              <w:rPr>
+                <w:bCs/>
+              </w:rPr>
+              <w:t>Proxmox</w:t>
+            </w:r>
+            <w:proofErr w:type="spellEnd"/>
+            <w:r>
+              <w:rPr>
+                <w:bCs/>
+              </w:rPr>
+              <w:t xml:space="preserve"> (API, interface web).</w:t>
+            </w:r>
+          </w:p>
+          <w:p>
+            <w:pPr>
+              <w:pStyle w:val="ListParagraph"/>
+              <w:rPr>
+                <w:bCs/>
+              </w:rPr>
+            </w:pPr>
+          </w:p>
+          <w:p>
+            <w:pPr>
+              <w:rPr>
+                <w:bCs/>
+              </w:rPr>
+            </w:pPr>
+          </w:p>
+          <w:p>
+            <w:pPr>
+              <w:pStyle w:val="ListParagraph"/>
+              <w:numPr>
+                <w:ilvl w:val="0"/>
+                <w:numId w:val="11"/>
+              </w:numPr>
+              <w:rPr>
+                <w:bCs/>
+              </w:rPr>
+            </w:pPr>
+            <w:r>
+              <w:rPr>
+                <w:bCs/>
+              </w:rPr>
+              <w:t>Facilité de maintenance : la VM peut être stoppée, reconfigurée ou recréée sans impacter l'hyperviseur.</w:t>
+            </w:r>
+          </w:p>
+          <w:p>
+            <w:pPr>
+              <w:rPr>
+                <w:bCs/>
+              </w:rPr>
             </w:pPr>
           </w:p>
           <w:p>
             <w:pPr>
               <w:snapToGrid w:val="0"/>
               <w:spacing w:line="276" w:lineRule="auto"/>
-            </w:pPr>
-            <w:r>
-              <w:t>L</w:t>
-            </w:r>
-            <w:r>
-              <w:t>es serveurs ont des adresses IP statiques pour garantir la disponibilité des services</w:t>
-            </w:r>
-            <w:r>
-              <w:t xml:space="preserve"> et </w:t>
-            </w:r>
-            <w:r>
-              <w:t xml:space="preserve">ne pas changer </w:t>
-            </w:r>
-            <w:r>
-              <w:t>les configurations</w:t>
-            </w:r>
-            <w:r>
-              <w:t>.</w:t>
-            </w:r>
-          </w:p>
-          <w:p>
-            <w:pPr>
-              <w:snapToGrid w:val="0"/>
-              <w:spacing w:line="276" w:lineRule="auto"/>
-              <w:rPr>
-                <w:rFonts w:ascii="Arial" w:hAnsi="Arial"/>
-                <w:bCs/>
-                <w:sz w:val="20"/>
-                <w:szCs w:val="20"/>
-                <w:u w:val="single"/>
-              </w:rPr>
-            </w:pPr>
-          </w:p>
-          <w:p>
-            <w:pPr>
-              <w:snapToGrid w:val="0"/>
-              <w:spacing w:line="276" w:lineRule="auto"/>
-              <w:rPr>
-                <w:bCs/>
-                <w:u w:val="single"/>
-              </w:rPr>
-            </w:pPr>
-            <w:r>
-              <w:rPr>
-                <w:bCs/>
-                <w:u w:val="single"/>
-              </w:rPr>
-              <w:t xml:space="preserve">Mise en place du VPN </w:t>
+              <w:rPr>
+                <w:bCs/>
+              </w:rPr>
+            </w:pPr>
+            <w:r>
+              <w:rPr>
+                <w:bCs/>
+              </w:rPr>
+              <w:t xml:space="preserve">La VM DEBIAN-VPN est configurée en tant que </w:t>
             </w:r>
             <w:proofErr w:type="spellStart"/>
             <w:r>
               <w:rPr>
                 <w:bCs/>
-                <w:u w:val="single"/>
+              </w:rPr>
+              <w:t>subnet</w:t>
+            </w:r>
+            <w:proofErr w:type="spellEnd"/>
+            <w:r>
+              <w:rPr>
+                <w:bCs/>
+              </w:rPr>
+              <w:t xml:space="preserve"> router </w:t>
+            </w:r>
+            <w:proofErr w:type="spellStart"/>
+            <w:r>
+              <w:rPr>
+                <w:bCs/>
               </w:rPr>
               <w:t>TailScale</w:t>
             </w:r>
@@ -9636,15 +10030,27 @@
             <w:r>
               <w:rPr>
                 <w:bCs/>
-                <w:u w:val="single"/>
-              </w:rPr>
-              <w:t xml:space="preserve"> sur l’hyperviseur </w:t>
+              </w:rPr>
+              <w:t xml:space="preserve">, ce qui lui permet d'exposer l'ensemble du sous-réseau 192.168.223.0/24 aux administrateurs connectés au réseau </w:t>
             </w:r>
             <w:proofErr w:type="spellStart"/>
             <w:r>
               <w:rPr>
                 <w:bCs/>
-                <w:u w:val="single"/>
+              </w:rPr>
+              <w:t>TailScale</w:t>
+            </w:r>
+            <w:proofErr w:type="spellEnd"/>
+            <w:r>
+              <w:rPr>
+                <w:bCs/>
+              </w:rPr>
+              <w:t xml:space="preserve">, sans exposer </w:t>
+            </w:r>
+            <w:proofErr w:type="spellStart"/>
+            <w:r>
+              <w:rPr>
+                <w:bCs/>
               </w:rPr>
               <w:t>Proxmox</w:t>
             </w:r>
@@ -9652,130 +10058,9 @@
             <w:r>
               <w:rPr>
                 <w:bCs/>
-                <w:u w:val="single"/>
-              </w:rPr>
-              <w:t xml:space="preserve"> : </w:t>
-            </w:r>
-          </w:p>
-          <w:p>
-            <w:pPr>
-              <w:snapToGrid w:val="0"/>
-              <w:spacing w:line="276" w:lineRule="auto"/>
-              <w:rPr>
-                <w:bCs/>
-                <w:u w:val="single"/>
-              </w:rPr>
-            </w:pPr>
-          </w:p>
-          <w:p>
-            <w:pPr>
-              <w:snapToGrid w:val="0"/>
-              <w:spacing w:line="276" w:lineRule="auto"/>
-              <w:rPr>
-                <w:bCs/>
-              </w:rPr>
-            </w:pPr>
-            <w:r>
-              <w:rPr>
-                <w:bCs/>
-              </w:rPr>
-              <w:lastRenderedPageBreak/>
-              <w:t xml:space="preserve">Le VPN est mis en place sur la VM DEBIAN-VPN. Nous avons créé une VM uniquement pour le VPN et non directement sur le serveur </w:t>
-            </w:r>
-            <w:proofErr w:type="spellStart"/>
-            <w:r>
-              <w:rPr>
-                <w:bCs/>
-              </w:rPr>
-              <w:t>Proxmox</w:t>
-            </w:r>
-            <w:proofErr w:type="spellEnd"/>
-            <w:r>
-              <w:rPr>
-                <w:bCs/>
-              </w:rPr>
-              <w:t xml:space="preserve"> afin de ne pas donner un accès direct au serveur </w:t>
-            </w:r>
-            <w:proofErr w:type="spellStart"/>
-            <w:r>
-              <w:rPr>
-                <w:bCs/>
-              </w:rPr>
-              <w:t>Proxmox</w:t>
-            </w:r>
-            <w:proofErr w:type="spellEnd"/>
-            <w:r>
-              <w:rPr>
-                <w:bCs/>
-              </w:rPr>
-              <w:t xml:space="preserve"> en cas d’attaque.</w:t>
-            </w:r>
-          </w:p>
-          <w:p>
-            <w:pPr>
-              <w:snapToGrid w:val="0"/>
-              <w:spacing w:line="276" w:lineRule="auto"/>
-              <w:rPr>
-                <w:bCs/>
-              </w:rPr>
-            </w:pPr>
-          </w:p>
-          <w:p>
-            <w:pPr>
-              <w:snapToGrid w:val="0"/>
-              <w:spacing w:line="276" w:lineRule="auto"/>
-              <w:rPr>
-                <w:rFonts w:ascii="Arial" w:hAnsi="Arial"/>
-                <w:bCs/>
-                <w:sz w:val="20"/>
-                <w:szCs w:val="20"/>
-                <w:lang w:val="en-US"/>
-              </w:rPr>
-            </w:pPr>
-            <w:r>
-              <w:rPr>
-                <w:rFonts w:ascii="Arial" w:hAnsi="Arial"/>
-                <w:bCs/>
-                <w:sz w:val="20"/>
-                <w:szCs w:val="20"/>
-                <w:lang w:val="en-US"/>
-              </w:rPr>
-              <w:t>curl -</w:t>
-            </w:r>
-            <w:proofErr w:type="spellStart"/>
-            <w:r>
-              <w:rPr>
-                <w:rFonts w:ascii="Arial" w:hAnsi="Arial"/>
-                <w:bCs/>
-                <w:sz w:val="20"/>
-                <w:szCs w:val="20"/>
-                <w:lang w:val="en-US"/>
-              </w:rPr>
-              <w:t>fsSL</w:t>
-            </w:r>
-            <w:proofErr w:type="spellEnd"/>
-            <w:r>
-              <w:rPr>
-                <w:rFonts w:ascii="Arial" w:hAnsi="Arial"/>
-                <w:bCs/>
-                <w:sz w:val="20"/>
-                <w:szCs w:val="20"/>
-                <w:lang w:val="en-US"/>
-              </w:rPr>
-              <w:t xml:space="preserve"> https://tailscale.com/install.sh | </w:t>
-            </w:r>
-            <w:proofErr w:type="spellStart"/>
-            <w:r>
-              <w:rPr>
-                <w:rFonts w:ascii="Arial" w:hAnsi="Arial"/>
-                <w:bCs/>
-                <w:sz w:val="20"/>
-                <w:szCs w:val="20"/>
-                <w:lang w:val="en-US"/>
-              </w:rPr>
-              <w:t>sh</w:t>
-            </w:r>
-            <w:proofErr w:type="spellEnd"/>
+              </w:rPr>
+              <w:t xml:space="preserve"> directement sur internet.</w:t>
+            </w:r>
           </w:p>
         </w:tc>
       </w:tr>
@@ -9804,7 +10089,6 @@
                 <w:b/>
                 <w:sz w:val="20"/>
                 <w:szCs w:val="20"/>
-                <w:lang w:val="en-US"/>
               </w:rPr>
             </w:pPr>
           </w:p>
@@ -9820,7 +10104,6 @@
           <w:bCs/>
           <w:sz w:val="22"/>
           <w:szCs w:val="22"/>
-          <w:lang w:val="en-US"/>
         </w:rPr>
       </w:pPr>
       <w:r>
@@ -9830,7 +10113,6 @@
           <w:bCs/>
           <w:sz w:val="22"/>
           <w:szCs w:val="22"/>
-          <w:lang w:val="en-US"/>
         </w:rPr>
         <w:br w:type="page"/>
       </w:r>
@@ -17118,7 +17400,7 @@
           <w:szCs w:val="22"/>
         </w:rPr>
         <w:sectPr>
-          <w:footerReference w:type="default" r:id="rId16"/>
+          <w:footerReference w:type="default" r:id="rId15"/>
           <w:pgSz w:w="11900" w:h="16840"/>
           <w:pgMar w:top="851" w:right="1134" w:bottom="851" w:left="1134" w:header="709" w:footer="709" w:gutter="0"/>
           <w:cols w:space="708"/>
@@ -53455,7 +53737,7 @@
   <w:style w:type="paragraph" w:default="1" w:styleId="Normal">
     <w:name w:val="Normal"/>
     <w:qFormat/>
-    <w:rsid w:val="003B19E5"/>
+    <w:rsid w:val="00E27AA0"/>
     <w:pPr>
       <w:suppressAutoHyphens/>
     </w:pPr>

--- a/Epreuve - E6/Projet_NetCorp_BTS_Adrien_D/RealisationReseau/ANNEXE_VII_projet_adrien_d_reseau.docx
+++ b/Epreuve - E6/Projet_NetCorp_BTS_Adrien_D/RealisationReseau/ANNEXE_VII_projet_adrien_d_reseau.docx
@@ -417,7 +417,6 @@
           <w:szCs w:val="20"/>
         </w:rPr>
       </w:pPr>
-      <w:proofErr w:type="gramStart"/>
       <w:r>
         <w:rPr>
           <w:rFonts w:ascii="Arial" w:hAnsi="Arial" w:cs="Arial"/>
@@ -425,17 +424,7 @@
           <w:sz w:val="20"/>
           <w:szCs w:val="20"/>
         </w:rPr>
-        <w:t>des</w:t>
-      </w:r>
-      <w:proofErr w:type="gramEnd"/>
-      <w:r>
-        <w:rPr>
-          <w:rFonts w:ascii="Arial" w:hAnsi="Arial" w:cs="Arial"/>
-          <w:color w:val="000000"/>
-          <w:sz w:val="20"/>
-          <w:szCs w:val="20"/>
-        </w:rPr>
-        <w:t xml:space="preserve"> fiches descriptives des deux réalisations professionnelles intégrant les modalités d’accès aux éléments techniques. Ces fiches sont décrites à l’aide du modèle de fiche présenté </w:t>
+        <w:t xml:space="preserve">des fiches descriptives des deux réalisations professionnelles intégrant les modalités d’accès aux éléments techniques. Ces fiches sont décrites à l’aide du modèle de fiche présenté </w:t>
       </w:r>
       <w:r>
         <w:rPr>
@@ -615,7 +604,6 @@
           <w:szCs w:val="20"/>
         </w:rPr>
       </w:pPr>
-      <w:proofErr w:type="gramStart"/>
       <w:r>
         <w:rPr>
           <w:rFonts w:ascii="Arial" w:hAnsi="Arial" w:cs="Arial"/>
@@ -623,17 +611,7 @@
           <w:sz w:val="20"/>
           <w:szCs w:val="20"/>
         </w:rPr>
-        <w:t>des</w:t>
-      </w:r>
-      <w:proofErr w:type="gramEnd"/>
-      <w:r>
-        <w:rPr>
-          <w:rFonts w:ascii="Arial" w:hAnsi="Arial" w:cs="Arial"/>
-          <w:color w:val="000000"/>
-          <w:sz w:val="20"/>
-          <w:szCs w:val="20"/>
-        </w:rPr>
-        <w:t xml:space="preserve"> éléments constitutifs de chaque réalisation professionnelle mise en œuvre par la personne candidate : description des ressources matérielles et logicielles utilisées, schémas explicatifs ou encore documentation utile.</w:t>
+        <w:t>des éléments constitutifs de chaque réalisation professionnelle mise en œuvre par la personne candidate : description des ressources matérielles et logicielles utilisées, schémas explicatifs ou encore documentation utile.</w:t>
       </w:r>
     </w:p>
     <w:p>
@@ -693,23 +671,13 @@
           <w:szCs w:val="20"/>
         </w:rPr>
       </w:pPr>
-      <w:proofErr w:type="gramStart"/>
       <w:r>
         <w:rPr>
           <w:rFonts w:ascii="Arial" w:hAnsi="Arial"/>
           <w:sz w:val="20"/>
           <w:szCs w:val="20"/>
         </w:rPr>
-        <w:t>la</w:t>
-      </w:r>
-      <w:proofErr w:type="gramEnd"/>
-      <w:r>
-        <w:rPr>
-          <w:rFonts w:ascii="Arial" w:hAnsi="Arial"/>
-          <w:sz w:val="20"/>
-          <w:szCs w:val="20"/>
-        </w:rPr>
-        <w:t xml:space="preserve"> </w:t>
+        <w:t xml:space="preserve">la </w:t>
       </w:r>
       <w:r>
         <w:rPr>
@@ -742,23 +710,13 @@
           <w:szCs w:val="20"/>
         </w:rPr>
       </w:pPr>
-      <w:proofErr w:type="gramStart"/>
       <w:r>
         <w:rPr>
           <w:rFonts w:ascii="Arial" w:hAnsi="Arial"/>
           <w:sz w:val="20"/>
           <w:szCs w:val="20"/>
         </w:rPr>
-        <w:t>l’expression</w:t>
-      </w:r>
-      <w:proofErr w:type="gramEnd"/>
-      <w:r>
-        <w:rPr>
-          <w:rFonts w:ascii="Arial" w:hAnsi="Arial"/>
-          <w:sz w:val="20"/>
-          <w:szCs w:val="20"/>
-        </w:rPr>
-        <w:t xml:space="preserve"> des besoins qui sera remise </w:t>
+        <w:t xml:space="preserve">l’expression des besoins qui sera remise </w:t>
       </w:r>
       <w:r>
         <w:rPr>
@@ -2485,25 +2443,7 @@
           <w:sz w:val="20"/>
           <w:szCs w:val="20"/>
         </w:rPr>
-        <w:t xml:space="preserve">Seuls les candidats ayant préparé le brevet de technicien supérieur par la voie scolaire dans un établissement public ou privé sous contrat, par la voie de la formation professionnelle </w:t>
-      </w:r>
-      <w:proofErr w:type="gramStart"/>
-      <w:r>
-        <w:rPr>
-          <w:rFonts w:ascii="Arial" w:hAnsi="Arial"/>
-          <w:sz w:val="20"/>
-          <w:szCs w:val="20"/>
-        </w:rPr>
-        <w:t>continue</w:t>
-      </w:r>
-      <w:proofErr w:type="gramEnd"/>
-      <w:r>
-        <w:rPr>
-          <w:rFonts w:ascii="Arial" w:hAnsi="Arial"/>
-          <w:sz w:val="20"/>
-          <w:szCs w:val="20"/>
-        </w:rPr>
-        <w:t xml:space="preserve"> dans un établissement public habilité ou bien par la voie de l'apprentissage dans un centre de formation d'apprentis habilité ou une section d'apprentissage habilitée, peuvent </w:t>
+        <w:t xml:space="preserve">Seuls les candidats ayant préparé le brevet de technicien supérieur par la voie scolaire dans un établissement public ou privé sous contrat, par la voie de la formation professionnelle continue dans un établissement public habilité ou bien par la voie de l'apprentissage dans un centre de formation d'apprentis habilité ou une section d'apprentissage habilitée, peuvent </w:t>
       </w:r>
       <w:r>
         <w:rPr>
@@ -3812,7 +3752,6 @@
                 <w:b/>
                 <w:sz w:val="20"/>
                 <w:szCs w:val="21"/>
-                <w:highlight w:val="yellow"/>
               </w:rPr>
               <w:fldChar w:fldCharType="begin">
                 <w:ffData>
@@ -3821,7 +3760,7 @@
                   <w:calcOnExit w:val="0"/>
                   <w:checkBox>
                     <w:sizeAuto/>
-                    <w:default w:val="0"/>
+                    <w:default w:val="1"/>
                   </w:checkBox>
                 </w:ffData>
               </w:fldChar>
@@ -3832,7 +3771,6 @@
                 <w:b/>
                 <w:sz w:val="20"/>
                 <w:szCs w:val="21"/>
-                <w:highlight w:val="yellow"/>
               </w:rPr>
               <w:instrText xml:space="preserve"> FORMCHECKBOX </w:instrText>
             </w:r>
@@ -3842,7 +3780,6 @@
                 <w:b/>
                 <w:sz w:val="20"/>
                 <w:szCs w:val="21"/>
-                <w:highlight w:val="yellow"/>
               </w:rPr>
             </w:r>
             <w:r>
@@ -3851,7 +3788,6 @@
                 <w:b/>
                 <w:sz w:val="20"/>
                 <w:szCs w:val="21"/>
-                <w:highlight w:val="yellow"/>
               </w:rPr>
               <w:fldChar w:fldCharType="separate"/>
             </w:r>
@@ -3861,7 +3797,6 @@
                 <w:b/>
                 <w:sz w:val="20"/>
                 <w:szCs w:val="21"/>
-                <w:highlight w:val="yellow"/>
               </w:rPr>
               <w:fldChar w:fldCharType="end"/>
             </w:r>
@@ -4003,7 +3938,39 @@
                 <w:sz w:val="20"/>
                 <w:szCs w:val="20"/>
               </w:rPr>
-              <w:t>...... / ...... /............</w:t>
+              <w:t>12</w:t>
+            </w:r>
+            <w:r>
+              <w:rPr>
+                <w:rFonts w:ascii="Arial" w:hAnsi="Arial" w:cs="Arial"/>
+                <w:sz w:val="20"/>
+                <w:szCs w:val="20"/>
+              </w:rPr>
+              <w:t>/</w:t>
+            </w:r>
+            <w:r>
+              <w:rPr>
+                <w:rFonts w:ascii="Arial" w:hAnsi="Arial" w:cs="Arial"/>
+                <w:sz w:val="20"/>
+                <w:szCs w:val="20"/>
+              </w:rPr>
+              <w:t>06</w:t>
+            </w:r>
+            <w:r>
+              <w:rPr>
+                <w:rFonts w:ascii="Arial" w:hAnsi="Arial" w:cs="Arial"/>
+                <w:sz w:val="20"/>
+                <w:szCs w:val="20"/>
+              </w:rPr>
+              <w:t>/</w:t>
+            </w:r>
+            <w:r>
+              <w:rPr>
+                <w:rFonts w:ascii="Arial" w:hAnsi="Arial" w:cs="Arial"/>
+                <w:sz w:val="20"/>
+                <w:szCs w:val="20"/>
+              </w:rPr>
+              <w:t>2026</w:t>
             </w:r>
           </w:p>
         </w:tc>
@@ -4271,21 +4238,42 @@
                 <w:rFonts w:ascii="Arial" w:hAnsi="Arial" w:cs="Arial"/>
                 <w:sz w:val="20"/>
               </w:rPr>
-              <w:t xml:space="preserve"> sur un serveur</w:t>
-            </w:r>
-            <w:r>
-              <w:rPr>
-                <w:rFonts w:ascii="Arial" w:hAnsi="Arial" w:cs="Arial"/>
-                <w:sz w:val="20"/>
-              </w:rPr>
-              <w:t xml:space="preserve"> Windows</w:t>
-            </w:r>
-            <w:r>
-              <w:rPr>
-                <w:rFonts w:ascii="Arial" w:hAnsi="Arial" w:cs="Arial"/>
-                <w:sz w:val="20"/>
-              </w:rPr>
-              <w:t xml:space="preserve"> et un VPN</w:t>
+              <w:t xml:space="preserve"> </w:t>
+            </w:r>
+            <w:r>
+              <w:rPr>
+                <w:rFonts w:ascii="Arial" w:hAnsi="Arial" w:cs="Arial"/>
+                <w:sz w:val="20"/>
+              </w:rPr>
+              <w:t xml:space="preserve">et </w:t>
+            </w:r>
+            <w:r>
+              <w:rPr>
+                <w:rFonts w:ascii="Arial" w:hAnsi="Arial" w:cs="Arial"/>
+                <w:sz w:val="20"/>
+              </w:rPr>
+              <w:t>d’</w:t>
+            </w:r>
+            <w:r>
+              <w:rPr>
+                <w:rFonts w:ascii="Arial" w:hAnsi="Arial" w:cs="Arial"/>
+                <w:sz w:val="20"/>
+              </w:rPr>
+              <w:t xml:space="preserve">un </w:t>
+            </w:r>
+            <w:r>
+              <w:rPr>
+                <w:rFonts w:ascii="Arial" w:hAnsi="Arial" w:cs="Arial"/>
+                <w:sz w:val="20"/>
+              </w:rPr>
+              <w:t xml:space="preserve">accès </w:t>
+            </w:r>
+            <w:r>
+              <w:rPr>
+                <w:rFonts w:ascii="Arial" w:hAnsi="Arial" w:cs="Arial"/>
+                <w:sz w:val="20"/>
+              </w:rPr>
+              <w:t>VPN</w:t>
             </w:r>
             <w:r>
               <w:rPr>
@@ -4461,7 +4449,88 @@
                 <w:b/>
                 <w:sz w:val="20"/>
                 <w:szCs w:val="24"/>
-                <w:highlight w:val="yellow"/>
+              </w:rPr>
+              <w:fldChar w:fldCharType="begin">
+                <w:ffData>
+                  <w:name w:val=""/>
+                  <w:enabled/>
+                  <w:calcOnExit w:val="0"/>
+                  <w:checkBox>
+                    <w:sizeAuto/>
+                    <w:default w:val="1"/>
+                  </w:checkBox>
+                </w:ffData>
+              </w:fldChar>
+            </w:r>
+            <w:r>
+              <w:rPr>
+                <w:b/>
+                <w:sz w:val="20"/>
+                <w:szCs w:val="24"/>
+              </w:rPr>
+              <w:instrText xml:space="preserve"> FORMCHECKBOX </w:instrText>
+            </w:r>
+            <w:r>
+              <w:rPr>
+                <w:b/>
+                <w:sz w:val="20"/>
+                <w:szCs w:val="24"/>
+              </w:rPr>
+            </w:r>
+            <w:r>
+              <w:rPr>
+                <w:b/>
+                <w:sz w:val="20"/>
+                <w:szCs w:val="24"/>
+              </w:rPr>
+              <w:fldChar w:fldCharType="separate"/>
+            </w:r>
+            <w:r>
+              <w:rPr>
+                <w:b/>
+                <w:sz w:val="20"/>
+                <w:szCs w:val="24"/>
+              </w:rPr>
+              <w:fldChar w:fldCharType="end"/>
+            </w:r>
+            <w:r>
+              <w:rPr>
+                <w:b/>
+                <w:sz w:val="20"/>
+                <w:szCs w:val="24"/>
+              </w:rPr>
+              <w:t xml:space="preserve">  Seul</w:t>
+            </w:r>
+            <w:bookmarkStart w:id="0" w:name="CheckBox"/>
+            <w:r>
+              <w:rPr>
+                <w:b/>
+                <w:sz w:val="20"/>
+                <w:szCs w:val="24"/>
+              </w:rPr>
+              <w:t>(e)</w:t>
+            </w:r>
+            <w:r>
+              <w:rPr>
+                <w:b/>
+                <w:sz w:val="20"/>
+                <w:szCs w:val="24"/>
+              </w:rPr>
+              <w:tab/>
+            </w:r>
+            <w:r>
+              <w:rPr>
+                <w:b/>
+                <w:sz w:val="20"/>
+                <w:szCs w:val="24"/>
+              </w:rPr>
+              <w:tab/>
+            </w:r>
+            <w:r>
+              <w:rPr>
+                <w:b/>
+                <w:sz w:val="20"/>
+                <w:szCs w:val="24"/>
               </w:rPr>
               <w:fldChar w:fldCharType="begin">
                 <w:ffData>
@@ -4480,92 +4549,6 @@
                 <w:b/>
                 <w:sz w:val="20"/>
                 <w:szCs w:val="24"/>
-                <w:highlight w:val="yellow"/>
-              </w:rPr>
-              <w:instrText xml:space="preserve"> FORMCHECKBOX </w:instrText>
-            </w:r>
-            <w:r>
-              <w:rPr>
-                <w:b/>
-                <w:sz w:val="20"/>
-                <w:szCs w:val="24"/>
-                <w:highlight w:val="yellow"/>
-              </w:rPr>
-            </w:r>
-            <w:r>
-              <w:rPr>
-                <w:b/>
-                <w:sz w:val="20"/>
-                <w:szCs w:val="24"/>
-                <w:highlight w:val="yellow"/>
-              </w:rPr>
-              <w:fldChar w:fldCharType="separate"/>
-            </w:r>
-            <w:r>
-              <w:rPr>
-                <w:b/>
-                <w:sz w:val="20"/>
-                <w:szCs w:val="24"/>
-                <w:highlight w:val="yellow"/>
-              </w:rPr>
-              <w:fldChar w:fldCharType="end"/>
-            </w:r>
-            <w:r>
-              <w:rPr>
-                <w:b/>
-                <w:sz w:val="20"/>
-                <w:szCs w:val="24"/>
-              </w:rPr>
-              <w:t xml:space="preserve">  Seul</w:t>
-            </w:r>
-            <w:bookmarkStart w:id="0" w:name="CheckBox"/>
-            <w:r>
-              <w:rPr>
-                <w:b/>
-                <w:sz w:val="20"/>
-                <w:szCs w:val="24"/>
-              </w:rPr>
-              <w:t>(e)</w:t>
-            </w:r>
-            <w:r>
-              <w:rPr>
-                <w:b/>
-                <w:sz w:val="20"/>
-                <w:szCs w:val="24"/>
-              </w:rPr>
-              <w:tab/>
-            </w:r>
-            <w:r>
-              <w:rPr>
-                <w:b/>
-                <w:sz w:val="20"/>
-                <w:szCs w:val="24"/>
-              </w:rPr>
-              <w:tab/>
-            </w:r>
-            <w:r>
-              <w:rPr>
-                <w:b/>
-                <w:sz w:val="20"/>
-                <w:szCs w:val="24"/>
-              </w:rPr>
-              <w:fldChar w:fldCharType="begin">
-                <w:ffData>
-                  <w:name w:val="CheckBox"/>
-                  <w:enabled/>
-                  <w:calcOnExit w:val="0"/>
-                  <w:checkBox>
-                    <w:sizeAuto/>
-                    <w:default w:val="0"/>
-                  </w:checkBox>
-                </w:ffData>
-              </w:fldChar>
-            </w:r>
-            <w:r>
-              <w:rPr>
-                <w:b/>
-                <w:sz w:val="20"/>
-                <w:szCs w:val="24"/>
               </w:rPr>
               <w:instrText xml:space="preserve"> FORMCHECKBOX </w:instrText>
             </w:r>
@@ -4666,16 +4649,15 @@
                 <w:rFonts w:ascii="Arial" w:hAnsi="Arial" w:cs="Arial"/>
                 <w:b/>
                 <w:sz w:val="20"/>
-                <w:highlight w:val="yellow"/>
               </w:rPr>
               <w:fldChar w:fldCharType="begin">
                 <w:ffData>
-                  <w:name w:val="CheckBox"/>
+                  <w:name w:val=""/>
                   <w:enabled/>
                   <w:calcOnExit w:val="0"/>
                   <w:checkBox>
                     <w:sizeAuto/>
-                    <w:default w:val="0"/>
+                    <w:default w:val="1"/>
                   </w:checkBox>
                 </w:ffData>
               </w:fldChar>
@@ -4685,7 +4667,6 @@
                 <w:rFonts w:ascii="Arial" w:hAnsi="Arial" w:cs="Arial"/>
                 <w:b/>
                 <w:sz w:val="20"/>
-                <w:highlight w:val="yellow"/>
               </w:rPr>
               <w:instrText xml:space="preserve"> FORMCHECKBOX </w:instrText>
             </w:r>
@@ -4694,15 +4675,13 @@
                 <w:rFonts w:ascii="Arial" w:hAnsi="Arial" w:cs="Arial"/>
                 <w:b/>
                 <w:sz w:val="20"/>
-                <w:highlight w:val="yellow"/>
-              </w:rPr>
-            </w:r>
-            <w:r>
-              <w:rPr>
-                <w:rFonts w:ascii="Arial" w:hAnsi="Arial" w:cs="Arial"/>
-                <w:b/>
-                <w:sz w:val="20"/>
-                <w:highlight w:val="yellow"/>
+              </w:rPr>
+            </w:r>
+            <w:r>
+              <w:rPr>
+                <w:rFonts w:ascii="Arial" w:hAnsi="Arial" w:cs="Arial"/>
+                <w:b/>
+                <w:sz w:val="20"/>
               </w:rPr>
               <w:fldChar w:fldCharType="separate"/>
             </w:r>
@@ -4711,7 +4690,6 @@
                 <w:rFonts w:ascii="Arial" w:hAnsi="Arial" w:cs="Arial"/>
                 <w:b/>
                 <w:sz w:val="20"/>
-                <w:highlight w:val="yellow"/>
               </w:rPr>
               <w:fldChar w:fldCharType="end"/>
             </w:r>
@@ -4755,16 +4733,15 @@
                 <w:rFonts w:ascii="Arial" w:hAnsi="Arial" w:cs="Arial"/>
                 <w:b/>
                 <w:sz w:val="20"/>
-                <w:highlight w:val="yellow"/>
               </w:rPr>
               <w:fldChar w:fldCharType="begin">
                 <w:ffData>
-                  <w:name w:val="CheckBox"/>
+                  <w:name w:val=""/>
                   <w:enabled/>
                   <w:calcOnExit w:val="0"/>
                   <w:checkBox>
                     <w:sizeAuto/>
-                    <w:default w:val="0"/>
+                    <w:default w:val="1"/>
                   </w:checkBox>
                 </w:ffData>
               </w:fldChar>
@@ -4774,7 +4751,6 @@
                 <w:rFonts w:ascii="Arial" w:hAnsi="Arial" w:cs="Arial"/>
                 <w:b/>
                 <w:sz w:val="20"/>
-                <w:highlight w:val="yellow"/>
               </w:rPr>
               <w:instrText xml:space="preserve"> FORMCHECKBOX </w:instrText>
             </w:r>
@@ -4783,15 +4759,13 @@
                 <w:rFonts w:ascii="Arial" w:hAnsi="Arial" w:cs="Arial"/>
                 <w:b/>
                 <w:sz w:val="20"/>
-                <w:highlight w:val="yellow"/>
-              </w:rPr>
-            </w:r>
-            <w:r>
-              <w:rPr>
-                <w:rFonts w:ascii="Arial" w:hAnsi="Arial" w:cs="Arial"/>
-                <w:b/>
-                <w:sz w:val="20"/>
-                <w:highlight w:val="yellow"/>
+              </w:rPr>
+            </w:r>
+            <w:r>
+              <w:rPr>
+                <w:rFonts w:ascii="Arial" w:hAnsi="Arial" w:cs="Arial"/>
+                <w:b/>
+                <w:sz w:val="20"/>
               </w:rPr>
               <w:fldChar w:fldCharType="separate"/>
             </w:r>
@@ -4800,7 +4774,6 @@
                 <w:rFonts w:ascii="Arial" w:hAnsi="Arial" w:cs="Arial"/>
                 <w:b/>
                 <w:sz w:val="20"/>
-                <w:highlight w:val="yellow"/>
               </w:rPr>
               <w:fldChar w:fldCharType="end"/>
             </w:r>
@@ -4843,16 +4816,15 @@
                 <w:rFonts w:ascii="Arial" w:hAnsi="Arial" w:cs="Arial"/>
                 <w:b/>
                 <w:sz w:val="20"/>
-                <w:highlight w:val="yellow"/>
               </w:rPr>
               <w:fldChar w:fldCharType="begin">
                 <w:ffData>
-                  <w:name w:val="CheckBox"/>
+                  <w:name w:val=""/>
                   <w:enabled/>
                   <w:calcOnExit w:val="0"/>
                   <w:checkBox>
                     <w:sizeAuto/>
-                    <w:default w:val="0"/>
+                    <w:default w:val="1"/>
                   </w:checkBox>
                 </w:ffData>
               </w:fldChar>
@@ -4862,7 +4834,6 @@
                 <w:rFonts w:ascii="Arial" w:hAnsi="Arial" w:cs="Arial"/>
                 <w:b/>
                 <w:sz w:val="20"/>
-                <w:highlight w:val="yellow"/>
               </w:rPr>
               <w:instrText xml:space="preserve"> FORMCHECKBOX </w:instrText>
             </w:r>
@@ -4871,15 +4842,13 @@
                 <w:rFonts w:ascii="Arial" w:hAnsi="Arial" w:cs="Arial"/>
                 <w:b/>
                 <w:sz w:val="20"/>
-                <w:highlight w:val="yellow"/>
-              </w:rPr>
-            </w:r>
-            <w:r>
-              <w:rPr>
-                <w:rFonts w:ascii="Arial" w:hAnsi="Arial" w:cs="Arial"/>
-                <w:b/>
-                <w:sz w:val="20"/>
-                <w:highlight w:val="yellow"/>
+              </w:rPr>
+            </w:r>
+            <w:r>
+              <w:rPr>
+                <w:rFonts w:ascii="Arial" w:hAnsi="Arial" w:cs="Arial"/>
+                <w:b/>
+                <w:sz w:val="20"/>
               </w:rPr>
               <w:fldChar w:fldCharType="separate"/>
             </w:r>
@@ -4888,7 +4857,6 @@
                 <w:rFonts w:ascii="Arial" w:hAnsi="Arial" w:cs="Arial"/>
                 <w:b/>
                 <w:sz w:val="20"/>
-                <w:highlight w:val="yellow"/>
               </w:rPr>
               <w:fldChar w:fldCharType="end"/>
             </w:r>
@@ -5051,59 +5019,31 @@
               <w:rPr>
                 <w:lang w:val="en-US"/>
               </w:rPr>
-              <w:t xml:space="preserve">. </w:t>
-            </w:r>
-            <w:proofErr w:type="gramStart"/>
+              <w:t xml:space="preserve">. Stockage : </w:t>
+            </w:r>
             <w:r>
               <w:rPr>
                 <w:lang w:val="en-US"/>
               </w:rPr>
-              <w:t>Stockage :</w:t>
-            </w:r>
-            <w:proofErr w:type="gramEnd"/>
+              <w:t xml:space="preserve">1To </w:t>
+            </w:r>
             <w:r>
               <w:rPr>
                 <w:lang w:val="en-US"/>
               </w:rPr>
-              <w:t xml:space="preserve"> </w:t>
+              <w:t xml:space="preserve">| </w:t>
             </w:r>
             <w:r>
               <w:rPr>
                 <w:lang w:val="en-US"/>
               </w:rPr>
-              <w:t xml:space="preserve">1To </w:t>
+              <w:t>RAM</w:t>
             </w:r>
             <w:r>
               <w:rPr>
                 <w:lang w:val="en-US"/>
               </w:rPr>
-              <w:t xml:space="preserve">| </w:t>
-            </w:r>
-            <w:r>
-              <w:rPr>
-                <w:lang w:val="en-US"/>
-              </w:rPr>
-              <w:t>RAM</w:t>
-            </w:r>
-            <w:r>
-              <w:rPr>
-                <w:lang w:val="en-US"/>
-              </w:rPr>
-              <w:t xml:space="preserve"> 25 Go | </w:t>
-            </w:r>
-            <w:proofErr w:type="gramStart"/>
-            <w:r>
-              <w:rPr>
-                <w:lang w:val="en-US"/>
-              </w:rPr>
-              <w:t>CPU :</w:t>
-            </w:r>
-            <w:proofErr w:type="gramEnd"/>
-            <w:r>
-              <w:rPr>
-                <w:lang w:val="en-US"/>
-              </w:rPr>
-              <w:t xml:space="preserve"> Intel </w:t>
+              <w:t xml:space="preserve"> 25 Go | CPU : Intel </w:t>
             </w:r>
             <w:r>
               <w:rPr>
@@ -5121,7 +5061,16 @@
               </w:numPr>
             </w:pPr>
             <w:r>
-              <w:t>Routeur Cisco C8200L-1N-4T</w:t>
+              <w:t xml:space="preserve">2 </w:t>
+            </w:r>
+            <w:r>
+              <w:t>Routeur</w:t>
+            </w:r>
+            <w:r>
+              <w:t>s</w:t>
+            </w:r>
+            <w:r>
+              <w:t xml:space="preserve"> Cisco C8200L-1N-4T</w:t>
             </w:r>
           </w:p>
           <w:p>
@@ -5135,8 +5084,16 @@
             <w:r>
               <w:t xml:space="preserve">2 </w:t>
             </w:r>
-            <w:r>
-              <w:t xml:space="preserve">Switch Cisco Catalyst 1000 </w:t>
+            <w:proofErr w:type="spellStart"/>
+            <w:r>
+              <w:t>Switch</w:t>
+            </w:r>
+            <w:r>
+              <w:t>s</w:t>
+            </w:r>
+            <w:proofErr w:type="spellEnd"/>
+            <w:r>
+              <w:t xml:space="preserve"> Cisco Catalyst 1000 </w:t>
             </w:r>
             <w:proofErr w:type="spellStart"/>
             <w:r>
@@ -5164,7 +5121,7 @@
               <w:t xml:space="preserve">Serveur Dell </w:t>
             </w:r>
             <w:r>
-              <w:t xml:space="preserve">Hyperviseurs </w:t>
+              <w:t xml:space="preserve">Hyperviseur </w:t>
             </w:r>
             <w:r>
               <w:t>de secours</w:t>
@@ -5310,7 +5267,21 @@
                 <w:rFonts w:ascii="Arial" w:hAnsi="Arial" w:cs="Arial"/>
                 <w:sz w:val="20"/>
               </w:rPr>
-              <w:t xml:space="preserve"> avec des Virtual Area Networks afin d’isoler les différents services (RH, </w:t>
+              <w:t xml:space="preserve"> avec des </w:t>
+            </w:r>
+            <w:r>
+              <w:rPr>
+                <w:rFonts w:ascii="Arial" w:hAnsi="Arial" w:cs="Arial"/>
+                <w:sz w:val="20"/>
+              </w:rPr>
+              <w:t xml:space="preserve">VLANs </w:t>
+            </w:r>
+            <w:r>
+              <w:rPr>
+                <w:rFonts w:ascii="Arial" w:hAnsi="Arial" w:cs="Arial"/>
+                <w:sz w:val="20"/>
+              </w:rPr>
+              <w:t xml:space="preserve">afin d’isoler les différents services (RH, </w:t>
             </w:r>
             <w:r>
               <w:rPr>
@@ -5451,7 +5422,6 @@
               <w:t xml:space="preserve"> et créer un DNS pour GLPI nommé « </w:t>
             </w:r>
             <w:proofErr w:type="spellStart"/>
-            <w:proofErr w:type="gramStart"/>
             <w:r>
               <w:rPr>
                 <w:rFonts w:ascii="Arial" w:hAnsi="Arial" w:cs="Arial"/>
@@ -5460,7 +5430,6 @@
               <w:t>glpi.lab.local</w:t>
             </w:r>
             <w:proofErr w:type="spellEnd"/>
-            <w:proofErr w:type="gramEnd"/>
             <w:r>
               <w:rPr>
                 <w:rFonts w:ascii="Arial" w:hAnsi="Arial" w:cs="Arial"/>
@@ -5721,9 +5690,8 @@
                 <w:sz w:val="20"/>
                 <w:lang w:val="en-US"/>
               </w:rPr>
-              <w:t xml:space="preserve">Site Internet IT </w:t>
-            </w:r>
-            <w:proofErr w:type="gramStart"/>
+              <w:t xml:space="preserve">Site Internet IT Connect : </w:t>
+            </w:r>
             <w:r>
               <w:rPr>
                 <w:rFonts w:ascii="Arial" w:hAnsi="Arial" w:cs="Arial"/>
@@ -5731,9 +5699,8 @@
                 <w:sz w:val="20"/>
                 <w:lang w:val="en-US"/>
               </w:rPr>
-              <w:t>Connect :</w:t>
-            </w:r>
-            <w:proofErr w:type="gramEnd"/>
+              <w:t xml:space="preserve">Configuration VLANs, DNS avec GLPI </w:t>
+            </w:r>
             <w:r>
               <w:rPr>
                 <w:rFonts w:ascii="Arial" w:hAnsi="Arial" w:cs="Arial"/>
@@ -5741,16 +5708,7 @@
                 <w:sz w:val="20"/>
                 <w:lang w:val="en-US"/>
               </w:rPr>
-              <w:t xml:space="preserve"> </w:t>
-            </w:r>
-            <w:r>
-              <w:rPr>
-                <w:rFonts w:ascii="Arial" w:hAnsi="Arial" w:cs="Arial"/>
-                <w:bCs/>
-                <w:sz w:val="20"/>
-                <w:lang w:val="en-US"/>
-              </w:rPr>
-              <w:t xml:space="preserve">Configuration VLANs, DNS avec GLPI </w:t>
+              <w:t xml:space="preserve">: </w:t>
             </w:r>
             <w:hyperlink r:id="rId8" w:history="1">
               <w:r>
@@ -6017,35 +5975,7 @@
               <w:rPr>
                 <w:lang w:val="en-US"/>
               </w:rPr>
-              <w:t xml:space="preserve">. </w:t>
-            </w:r>
-            <w:proofErr w:type="gramStart"/>
-            <w:r>
-              <w:rPr>
-                <w:lang w:val="en-US"/>
-              </w:rPr>
-              <w:t>Stockage :</w:t>
-            </w:r>
-            <w:proofErr w:type="gramEnd"/>
-            <w:r>
-              <w:rPr>
-                <w:lang w:val="en-US"/>
-              </w:rPr>
-              <w:t xml:space="preserve"> 1To | RAM 25 Go | </w:t>
-            </w:r>
-            <w:proofErr w:type="gramStart"/>
-            <w:r>
-              <w:rPr>
-                <w:lang w:val="en-US"/>
-              </w:rPr>
-              <w:t>CPU :</w:t>
-            </w:r>
-            <w:proofErr w:type="gramEnd"/>
-            <w:r>
-              <w:rPr>
-                <w:lang w:val="en-US"/>
-              </w:rPr>
-              <w:t xml:space="preserve"> Intel i5</w:t>
+              <w:t>. Stockage : 1To | RAM 25 Go | CPU : Intel i5</w:t>
             </w:r>
           </w:p>
           <w:p>
@@ -6078,18 +6008,6 @@
             <w:proofErr w:type="spellEnd"/>
           </w:p>
           <w:p>
-            <w:pPr>
-              <w:pStyle w:val="ListParagraph"/>
-              <w:numPr>
-                <w:ilvl w:val="0"/>
-                <w:numId w:val="11"/>
-              </w:numPr>
-            </w:pPr>
-            <w:r>
-              <w:t>Borne Wi-Fi Aruba</w:t>
-            </w:r>
-          </w:p>
-          <w:p>
             <w:r>
               <w:t xml:space="preserve">      -     Serveur Dell Hyperviseur de secours</w:t>
             </w:r>
@@ -6109,130 +6027,77 @@
               </w:rPr>
             </w:pPr>
             <w:r>
+              <w:t xml:space="preserve">      </w:t>
+            </w:r>
+            <w:r>
               <w:rPr>
                 <w:lang w:val="en-US"/>
               </w:rPr>
+              <w:t xml:space="preserve">-     PC portable Personnel Windows </w:t>
+            </w:r>
+            <w:r>
+              <w:rPr>
+                <w:lang w:val="en-US"/>
+              </w:rPr>
+              <w:t>11</w:t>
+            </w:r>
+          </w:p>
+          <w:p>
+            <w:pPr>
+              <w:rPr>
+                <w:lang w:val="en-US"/>
+              </w:rPr>
+            </w:pPr>
+            <w:r>
+              <w:rPr>
+                <w:lang w:val="en-US"/>
+              </w:rPr>
+              <w:t xml:space="preserve">      -     2 PC Clients Wind</w:t>
+            </w:r>
+            <w:r>
+              <w:rPr>
+                <w:lang w:val="en-US"/>
+              </w:rPr>
+              <w:t xml:space="preserve">ows 11 </w:t>
+            </w:r>
+            <w:proofErr w:type="spellStart"/>
+            <w:r>
+              <w:rPr>
+                <w:lang w:val="en-US"/>
+              </w:rPr>
+              <w:t>Profession</w:t>
+            </w:r>
+            <w:r>
+              <w:rPr>
+                <w:lang w:val="en-US"/>
+              </w:rPr>
+              <w:t>n</w:t>
+            </w:r>
+            <w:r>
+              <w:rPr>
+                <w:lang w:val="en-US"/>
+              </w:rPr>
+              <w:t>el</w:t>
+            </w:r>
+            <w:proofErr w:type="spellEnd"/>
+          </w:p>
+          <w:p>
+            <w:r>
+              <w:rPr>
+                <w:lang w:val="en-US"/>
+              </w:rPr>
               <w:t xml:space="preserve">      </w:t>
             </w:r>
             <w:r>
-              <w:rPr>
-                <w:lang w:val="en-US"/>
-              </w:rPr>
-              <w:t xml:space="preserve">-     PC portable Personnel Windows </w:t>
-            </w:r>
-            <w:r>
-              <w:rPr>
-                <w:lang w:val="en-US"/>
-              </w:rPr>
-              <w:t>11</w:t>
-            </w:r>
-          </w:p>
-          <w:p>
-            <w:pPr>
-              <w:rPr>
-                <w:lang w:val="en-US"/>
-              </w:rPr>
-            </w:pPr>
-            <w:r>
-              <w:rPr>
-                <w:lang w:val="en-US"/>
-              </w:rPr>
-              <w:t xml:space="preserve">      -     2 PC Clients Wind</w:t>
-            </w:r>
-            <w:r>
-              <w:rPr>
-                <w:lang w:val="en-US"/>
-              </w:rPr>
-              <w:t xml:space="preserve">ows 11 </w:t>
-            </w:r>
-            <w:proofErr w:type="spellStart"/>
-            <w:r>
-              <w:rPr>
-                <w:lang w:val="en-US"/>
-              </w:rPr>
-              <w:t>Profession</w:t>
-            </w:r>
-            <w:r>
-              <w:rPr>
-                <w:lang w:val="en-US"/>
-              </w:rPr>
-              <w:t>n</w:t>
-            </w:r>
-            <w:r>
-              <w:rPr>
-                <w:lang w:val="en-US"/>
-              </w:rPr>
-              <w:t>el</w:t>
-            </w:r>
-            <w:proofErr w:type="spellEnd"/>
-          </w:p>
-          <w:p>
-            <w:pPr>
-              <w:rPr>
-                <w:lang w:val="en-US"/>
-              </w:rPr>
-            </w:pPr>
-            <w:r>
-              <w:rPr>
-                <w:lang w:val="en-US"/>
-              </w:rPr>
-              <w:t xml:space="preserve">      -     </w:t>
-            </w:r>
-            <w:proofErr w:type="spellStart"/>
-            <w:r>
-              <w:rPr>
-                <w:lang w:val="en-US"/>
-              </w:rPr>
-              <w:t>Câbles</w:t>
-            </w:r>
-            <w:proofErr w:type="spellEnd"/>
-            <w:r>
-              <w:rPr>
-                <w:lang w:val="en-US"/>
-              </w:rPr>
-              <w:t xml:space="preserve"> Ethernet </w:t>
-            </w:r>
-          </w:p>
-          <w:p>
-            <w:pPr>
-              <w:rPr>
-                <w:lang w:val="en-US"/>
-              </w:rPr>
-            </w:pPr>
-            <w:r>
-              <w:rPr>
-                <w:lang w:val="en-US"/>
-              </w:rPr>
-              <w:t xml:space="preserve">      </w:t>
-            </w:r>
-            <w:r>
-              <w:rPr>
-                <w:lang w:val="en-US"/>
-              </w:rPr>
-              <w:t xml:space="preserve">-     </w:t>
-            </w:r>
-            <w:proofErr w:type="spellStart"/>
-            <w:r>
-              <w:rPr>
-                <w:lang w:val="en-US"/>
-              </w:rPr>
-              <w:t>Câbles</w:t>
-            </w:r>
-            <w:proofErr w:type="spellEnd"/>
-            <w:r>
-              <w:rPr>
-                <w:lang w:val="en-US"/>
-              </w:rPr>
-              <w:t xml:space="preserve"> Console</w:t>
-            </w:r>
-          </w:p>
-          <w:p>
-            <w:pPr>
-              <w:rPr>
-                <w:lang w:val="en-US"/>
-              </w:rPr>
-            </w:pPr>
-          </w:p>
+              <w:t xml:space="preserve">-     Câbles Ethernet </w:t>
+            </w:r>
+          </w:p>
+          <w:p>
+            <w:r>
+              <w:t xml:space="preserve">      -     Câbles Console</w:t>
+            </w:r>
+          </w:p>
+          <w:p/>
           <w:p>
             <w:pPr>
               <w:snapToGrid w:val="0"/>
@@ -7130,27 +6995,7 @@
                 <w:sz w:val="20"/>
                 <w:lang w:val="en-US"/>
               </w:rPr>
-              <w:t xml:space="preserve">User </w:t>
-            </w:r>
-            <w:proofErr w:type="gramStart"/>
-            <w:r>
-              <w:rPr>
-                <w:rFonts w:ascii="Arial" w:hAnsi="Arial" w:cs="Arial"/>
-                <w:bCs/>
-                <w:sz w:val="20"/>
-                <w:lang w:val="en-US"/>
-              </w:rPr>
-              <w:t>name :</w:t>
-            </w:r>
-            <w:proofErr w:type="gramEnd"/>
-            <w:r>
-              <w:rPr>
-                <w:rFonts w:ascii="Arial" w:hAnsi="Arial" w:cs="Arial"/>
-                <w:bCs/>
-                <w:sz w:val="20"/>
-                <w:lang w:val="en-US"/>
-              </w:rPr>
-              <w:t xml:space="preserve"> root</w:t>
+              <w:t>User name : root</w:t>
             </w:r>
           </w:p>
           <w:p>
@@ -7164,7 +7009,6 @@
                 <w:lang w:val="en-US"/>
               </w:rPr>
             </w:pPr>
-            <w:proofErr w:type="gramStart"/>
             <w:r>
               <w:rPr>
                 <w:rFonts w:ascii="Arial" w:hAnsi="Arial" w:cs="Arial"/>
@@ -7172,37 +7016,7 @@
                 <w:sz w:val="20"/>
                 <w:lang w:val="en-US"/>
               </w:rPr>
-              <w:t>Password :</w:t>
-            </w:r>
-            <w:proofErr w:type="gramEnd"/>
-            <w:r>
-              <w:rPr>
-                <w:rFonts w:ascii="Arial" w:hAnsi="Arial" w:cs="Arial"/>
-                <w:bCs/>
-                <w:sz w:val="20"/>
-                <w:lang w:val="en-US"/>
-              </w:rPr>
-              <w:t xml:space="preserve"> w</w:t>
-            </w:r>
-            <w:proofErr w:type="gramStart"/>
-            <w:r>
-              <w:rPr>
-                <w:rFonts w:ascii="Arial" w:hAnsi="Arial" w:cs="Arial"/>
-                <w:bCs/>
-                <w:sz w:val="20"/>
-                <w:lang w:val="en-US"/>
-              </w:rPr>
-              <w:t>=:2cS.VjVHBBW</w:t>
-            </w:r>
-            <w:proofErr w:type="gramEnd"/>
-            <w:r>
-              <w:rPr>
-                <w:rFonts w:ascii="Arial" w:hAnsi="Arial" w:cs="Arial"/>
-                <w:bCs/>
-                <w:sz w:val="20"/>
-                <w:lang w:val="en-US"/>
-              </w:rPr>
-              <w:t>#</w:t>
+              <w:t>Password : w=:2cS.VjVHBBW#</w:t>
             </w:r>
           </w:p>
           <w:p>
@@ -7216,7 +7030,6 @@
                 <w:lang w:val="en-US"/>
               </w:rPr>
             </w:pPr>
-            <w:proofErr w:type="gramStart"/>
             <w:r>
               <w:rPr>
                 <w:rFonts w:ascii="Arial" w:hAnsi="Arial" w:cs="Arial"/>
@@ -7224,17 +7037,7 @@
                 <w:sz w:val="20"/>
                 <w:lang w:val="en-US"/>
               </w:rPr>
-              <w:t>Realm :</w:t>
-            </w:r>
-            <w:proofErr w:type="gramEnd"/>
-            <w:r>
-              <w:rPr>
-                <w:rFonts w:ascii="Arial" w:hAnsi="Arial" w:cs="Arial"/>
-                <w:bCs/>
-                <w:sz w:val="20"/>
-                <w:lang w:val="en-US"/>
-              </w:rPr>
-              <w:t xml:space="preserve"> Linux PAM standard authentication </w:t>
+              <w:t>Realm : Linux PAM standard authentication </w:t>
             </w:r>
           </w:p>
           <w:p>
@@ -7471,29 +7274,24 @@
                 <w:rFonts w:ascii="Arial" w:hAnsi="Arial" w:cs="Arial"/>
                 <w:bCs/>
                 <w:sz w:val="20"/>
-                <w:lang w:val="es-ES"/>
-              </w:rPr>
-            </w:pPr>
-            <w:r>
-              <w:rPr>
-                <w:rFonts w:ascii="Arial" w:hAnsi="Arial" w:cs="Arial"/>
-                <w:bCs/>
-                <w:sz w:val="20"/>
-                <w:lang w:val="es-ES"/>
-              </w:rPr>
-              <w:t>LAB\</w:t>
-            </w:r>
-            <w:proofErr w:type="spellStart"/>
-            <w:r>
-              <w:rPr>
-                <w:rFonts w:ascii="Arial" w:hAnsi="Arial" w:cs="Arial"/>
-                <w:bCs/>
-                <w:sz w:val="20"/>
-                <w:lang w:val="es-ES"/>
-              </w:rPr>
-              <w:t>Administrateur</w:t>
-            </w:r>
-            <w:proofErr w:type="spellEnd"/>
+              </w:rPr>
+            </w:pPr>
+            <w:r>
+              <w:rPr>
+                <w:rFonts w:ascii="Arial" w:hAnsi="Arial" w:cs="Arial"/>
+                <w:bCs/>
+                <w:sz w:val="20"/>
+              </w:rPr>
+              <w:t>Utilisateur :</w:t>
+            </w:r>
+            <w:r>
+              <w:rPr>
+                <w:rFonts w:ascii="Arial" w:hAnsi="Arial" w:cs="Arial"/>
+                <w:bCs/>
+                <w:sz w:val="20"/>
+              </w:rPr>
+              <w:t>LAB\Administrateur</w:t>
+            </w:r>
           </w:p>
           <w:p>
             <w:pPr>
@@ -7503,15 +7301,21 @@
                 <w:rFonts w:ascii="Arial" w:hAnsi="Arial" w:cs="Arial"/>
                 <w:bCs/>
                 <w:sz w:val="20"/>
-                <w:lang w:val="es-ES"/>
-              </w:rPr>
-            </w:pPr>
-            <w:r>
-              <w:rPr>
-                <w:rFonts w:ascii="Arial" w:hAnsi="Arial" w:cs="Arial"/>
-                <w:bCs/>
-                <w:sz w:val="20"/>
-                <w:lang w:val="es-ES"/>
+              </w:rPr>
+            </w:pPr>
+            <w:r>
+              <w:rPr>
+                <w:rFonts w:ascii="Arial" w:hAnsi="Arial" w:cs="Arial"/>
+                <w:bCs/>
+                <w:sz w:val="20"/>
+              </w:rPr>
+              <w:t>Mot de passe :</w:t>
+            </w:r>
+            <w:r>
+              <w:rPr>
+                <w:rFonts w:ascii="Arial" w:hAnsi="Arial" w:cs="Arial"/>
+                <w:bCs/>
+                <w:sz w:val="20"/>
               </w:rPr>
               <w:t>T3ch92750@ci</w:t>
             </w:r>
@@ -7524,7 +7328,6 @@
                 <w:rFonts w:ascii="Arial" w:hAnsi="Arial" w:cs="Arial"/>
                 <w:bCs/>
                 <w:sz w:val="20"/>
-                <w:lang w:val="es-ES"/>
               </w:rPr>
             </w:pPr>
           </w:p>
@@ -7536,45 +7339,21 @@
                 <w:rFonts w:ascii="Arial" w:hAnsi="Arial" w:cs="Arial"/>
                 <w:bCs/>
                 <w:sz w:val="20"/>
-                <w:lang w:val="es-ES"/>
-              </w:rPr>
-            </w:pPr>
-            <w:proofErr w:type="spellStart"/>
-            <w:r>
-              <w:rPr>
-                <w:rFonts w:ascii="Arial" w:hAnsi="Arial" w:cs="Arial"/>
-                <w:bCs/>
-                <w:sz w:val="20"/>
-                <w:lang w:val="es-ES"/>
-              </w:rPr>
-              <w:t>Accès</w:t>
-            </w:r>
-            <w:proofErr w:type="spellEnd"/>
-            <w:r>
-              <w:rPr>
-                <w:rFonts w:ascii="Arial" w:hAnsi="Arial" w:cs="Arial"/>
-                <w:bCs/>
-                <w:sz w:val="20"/>
-                <w:lang w:val="es-ES"/>
-              </w:rPr>
-              <w:t xml:space="preserve"> à DEBIAN-</w:t>
-            </w:r>
-            <w:proofErr w:type="gramStart"/>
-            <w:r>
-              <w:rPr>
-                <w:rFonts w:ascii="Arial" w:hAnsi="Arial" w:cs="Arial"/>
-                <w:bCs/>
-                <w:sz w:val="20"/>
-                <w:lang w:val="es-ES"/>
-              </w:rPr>
-              <w:t>GLPI</w:t>
-            </w:r>
-            <w:r>
-              <w:rPr>
-                <w:rFonts w:ascii="Arial" w:hAnsi="Arial" w:cs="Arial"/>
-                <w:bCs/>
-                <w:sz w:val="20"/>
-                <w:lang w:val="es-ES"/>
+              </w:rPr>
+            </w:pPr>
+            <w:r>
+              <w:rPr>
+                <w:rFonts w:ascii="Arial" w:hAnsi="Arial" w:cs="Arial"/>
+                <w:bCs/>
+                <w:sz w:val="20"/>
+              </w:rPr>
+              <w:t>Accès à DEBIAN-GLPI</w:t>
+            </w:r>
+            <w:r>
+              <w:rPr>
+                <w:rFonts w:ascii="Arial" w:hAnsi="Arial" w:cs="Arial"/>
+                <w:bCs/>
+                <w:sz w:val="20"/>
               </w:rPr>
               <w:t xml:space="preserve"> </w:t>
             </w:r>
@@ -7583,19 +7362,8 @@
                 <w:rFonts w:ascii="Arial" w:hAnsi="Arial" w:cs="Arial"/>
                 <w:bCs/>
                 <w:sz w:val="20"/>
-                <w:lang w:val="es-ES"/>
-              </w:rPr>
-              <w:t>:</w:t>
-            </w:r>
-            <w:proofErr w:type="gramEnd"/>
-            <w:r>
-              <w:rPr>
-                <w:rFonts w:ascii="Arial" w:hAnsi="Arial" w:cs="Arial"/>
-                <w:bCs/>
-                <w:sz w:val="20"/>
-                <w:lang w:val="es-ES"/>
-              </w:rPr>
-              <w:t> </w:t>
+              </w:rPr>
+              <w:t>: </w:t>
             </w:r>
           </w:p>
           <w:p>
@@ -7641,18 +7409,16 @@
                 <w:bCs/>
                 <w:sz w:val="20"/>
               </w:rPr>
-              <w:t xml:space="preserve">Mot de passe : </w:t>
-            </w:r>
-            <w:proofErr w:type="spellStart"/>
-            <w:r>
-              <w:rPr>
-                <w:rFonts w:ascii="Arial" w:hAnsi="Arial" w:cs="Arial"/>
-                <w:bCs/>
-                <w:sz w:val="20"/>
-              </w:rPr>
-              <w:t>adrien</w:t>
-            </w:r>
-            <w:proofErr w:type="spellEnd"/>
+              <w:t>Mot de passe :</w:t>
+            </w:r>
+            <w:r>
+              <w:rPr>
+                <w:rFonts w:ascii="Arial" w:hAnsi="Arial" w:cs="Arial"/>
+                <w:bCs/>
+                <w:sz w:val="20"/>
+              </w:rPr>
+              <w:t>qj52ro59&amp;*</w:t>
+            </w:r>
             <w:r>
               <w:rPr>
                 <w:rFonts w:ascii="Arial" w:hAnsi="Arial" w:cs="Arial"/>
@@ -7727,28 +7493,16 @@
                 <w:bCs/>
                 <w:sz w:val="20"/>
               </w:rPr>
-              <w:t>Mot de passe</w:t>
-            </w:r>
-            <w:proofErr w:type="gramStart"/>
-            <w:r>
-              <w:rPr>
-                <w:rFonts w:ascii="Arial" w:hAnsi="Arial" w:cs="Arial"/>
-                <w:bCs/>
-                <w:sz w:val="20"/>
-              </w:rPr>
-              <w:t> :</w:t>
-            </w:r>
-            <w:proofErr w:type="spellStart"/>
-            <w:r>
-              <w:rPr>
-                <w:rFonts w:ascii="Arial" w:hAnsi="Arial" w:cs="Arial"/>
-                <w:bCs/>
-                <w:sz w:val="20"/>
-              </w:rPr>
-              <w:t>adrien</w:t>
-            </w:r>
-            <w:proofErr w:type="spellEnd"/>
-            <w:proofErr w:type="gramEnd"/>
+              <w:t>Mot de passe :</w:t>
+            </w:r>
+            <w:r>
+              <w:rPr>
+                <w:rFonts w:ascii="Arial" w:hAnsi="Arial" w:cs="Arial"/>
+                <w:bCs/>
+                <w:sz w:val="20"/>
+              </w:rPr>
+              <w:t>qj52ro59&amp;*</w:t>
+            </w:r>
           </w:p>
           <w:p>
             <w:pPr>
@@ -7777,7 +7531,33 @@
                 <w:bCs/>
                 <w:u w:val="single"/>
               </w:rPr>
-              <w:t xml:space="preserve">Accès à la documentation du projet </w:t>
+              <w:t>Accès à la documentation du projet</w:t>
+            </w:r>
+            <w:r>
+              <w:rPr>
+                <w:rFonts w:ascii="Arial" w:hAnsi="Arial" w:cs="Arial"/>
+                <w:bCs/>
+                <w:u w:val="single"/>
+              </w:rPr>
+              <w:t xml:space="preserve"> sur </w:t>
+            </w:r>
+            <w:proofErr w:type="spellStart"/>
+            <w:r>
+              <w:rPr>
+                <w:rFonts w:ascii="Arial" w:hAnsi="Arial" w:cs="Arial"/>
+                <w:bCs/>
+                <w:u w:val="single"/>
+              </w:rPr>
+              <w:t>Github</w:t>
+            </w:r>
+            <w:proofErr w:type="spellEnd"/>
+            <w:r>
+              <w:rPr>
+                <w:rFonts w:ascii="Arial" w:hAnsi="Arial" w:cs="Arial"/>
+                <w:bCs/>
+                <w:u w:val="single"/>
+              </w:rPr>
+              <w:t xml:space="preserve"> </w:t>
             </w:r>
             <w:r>
               <w:rPr>
@@ -7847,6 +7627,32 @@
                 <w:bCs/>
                 <w:sz w:val="20"/>
               </w:rPr>
+              <w:t>(.</w:t>
+            </w:r>
+            <w:proofErr w:type="spellStart"/>
+            <w:r>
+              <w:rPr>
+                <w:rFonts w:ascii="Arial" w:hAnsi="Arial" w:cs="Arial"/>
+                <w:bCs/>
+                <w:sz w:val="20"/>
+              </w:rPr>
+              <w:t>pdf</w:t>
+            </w:r>
+            <w:proofErr w:type="spellEnd"/>
+            <w:r>
+              <w:rPr>
+                <w:rFonts w:ascii="Arial" w:hAnsi="Arial" w:cs="Arial"/>
+                <w:bCs/>
+                <w:sz w:val="20"/>
+              </w:rPr>
+              <w:t xml:space="preserve">) </w:t>
+            </w:r>
+            <w:r>
+              <w:rPr>
+                <w:rFonts w:ascii="Arial" w:hAnsi="Arial" w:cs="Arial"/>
+                <w:bCs/>
+                <w:sz w:val="20"/>
+              </w:rPr>
               <w:t>:</w:t>
             </w:r>
           </w:p>
@@ -7877,7 +7683,15 @@
                 <w:b/>
                 <w:sz w:val="20"/>
               </w:rPr>
-              <w:t>https://github.com/adriendemange/DEMANGE/blob/main/Epreuve%20-%20E6/Projet_NetCorp_BTS_Adrien_D/RealisationReseau/netcorp_reseau_rendu.docx</w:t>
+              <w:t>https://github.com/adriendemange/DEMANGE/blob/main/Epreuve%20-%20E6/Projet_NetCorp_BTS_Adrien_D/RealisationReseau/netcorp_reseau_rendu.</w:t>
+            </w:r>
+            <w:r>
+              <w:rPr>
+                <w:rFonts w:ascii="Arial" w:hAnsi="Arial" w:cs="Arial"/>
+                <w:b/>
+                <w:sz w:val="20"/>
+              </w:rPr>
+              <w:t>pdf</w:t>
             </w:r>
           </w:p>
           <w:p>
@@ -7907,7 +7721,23 @@
                 <w:bCs/>
                 <w:sz w:val="20"/>
               </w:rPr>
-              <w:t xml:space="preserve">Maquette Réseau Cisco </w:t>
+              <w:t xml:space="preserve">Maquette Réseau </w:t>
+            </w:r>
+            <w:r>
+              <w:rPr>
+                <w:rFonts w:ascii="Arial" w:hAnsi="Arial" w:cs="Arial"/>
+                <w:bCs/>
+                <w:sz w:val="20"/>
+              </w:rPr>
+              <w:t xml:space="preserve">sur </w:t>
+            </w:r>
+            <w:r>
+              <w:rPr>
+                <w:rFonts w:ascii="Arial" w:hAnsi="Arial" w:cs="Arial"/>
+                <w:bCs/>
+                <w:sz w:val="20"/>
+              </w:rPr>
+              <w:t xml:space="preserve">Cisco </w:t>
             </w:r>
             <w:proofErr w:type="spellStart"/>
             <w:r>
@@ -7925,7 +7755,41 @@
                 <w:bCs/>
                 <w:sz w:val="20"/>
               </w:rPr>
-              <w:t xml:space="preserve"> Tracer : </w:t>
+              <w:t xml:space="preserve"> Tracer </w:t>
+            </w:r>
+            <w:r>
+              <w:rPr>
+                <w:rFonts w:ascii="Arial" w:hAnsi="Arial" w:cs="Arial"/>
+                <w:bCs/>
+                <w:sz w:val="20"/>
+              </w:rPr>
+              <w:t>(.</w:t>
+            </w:r>
+            <w:proofErr w:type="spellStart"/>
+            <w:r>
+              <w:rPr>
+                <w:rFonts w:ascii="Arial" w:hAnsi="Arial" w:cs="Arial"/>
+                <w:bCs/>
+                <w:sz w:val="20"/>
+              </w:rPr>
+              <w:t>pkt</w:t>
+            </w:r>
+            <w:proofErr w:type="spellEnd"/>
+            <w:r>
+              <w:rPr>
+                <w:rFonts w:ascii="Arial" w:hAnsi="Arial" w:cs="Arial"/>
+                <w:bCs/>
+                <w:sz w:val="20"/>
+              </w:rPr>
+              <w:t xml:space="preserve">) </w:t>
+            </w:r>
+            <w:r>
+              <w:rPr>
+                <w:rFonts w:ascii="Arial" w:hAnsi="Arial" w:cs="Arial"/>
+                <w:bCs/>
+                <w:sz w:val="20"/>
+              </w:rPr>
+              <w:t xml:space="preserve">: </w:t>
             </w:r>
           </w:p>
           <w:p>
@@ -7996,7 +7860,41 @@
                 <w:bCs/>
                 <w:sz w:val="20"/>
               </w:rPr>
-              <w:t xml:space="preserve">Réseau : </w:t>
+              <w:t>Réseau </w:t>
+            </w:r>
+            <w:r>
+              <w:rPr>
+                <w:rFonts w:ascii="Arial" w:hAnsi="Arial" w:cs="Arial"/>
+                <w:bCs/>
+                <w:sz w:val="20"/>
+              </w:rPr>
+              <w:t>(.</w:t>
+            </w:r>
+            <w:proofErr w:type="spellStart"/>
+            <w:r>
+              <w:rPr>
+                <w:rFonts w:ascii="Arial" w:hAnsi="Arial" w:cs="Arial"/>
+                <w:bCs/>
+                <w:sz w:val="20"/>
+              </w:rPr>
+              <w:t>pdf</w:t>
+            </w:r>
+            <w:proofErr w:type="spellEnd"/>
+            <w:r>
+              <w:rPr>
+                <w:rFonts w:ascii="Arial" w:hAnsi="Arial" w:cs="Arial"/>
+                <w:bCs/>
+                <w:sz w:val="20"/>
+              </w:rPr>
+              <w:t xml:space="preserve">) </w:t>
+            </w:r>
+            <w:r>
+              <w:rPr>
+                <w:rFonts w:ascii="Arial" w:hAnsi="Arial" w:cs="Arial"/>
+                <w:bCs/>
+                <w:sz w:val="20"/>
+              </w:rPr>
+              <w:t xml:space="preserve">: </w:t>
             </w:r>
           </w:p>
           <w:p>
@@ -8597,6 +8495,7 @@
               <w:rPr>
                 <w:rFonts w:ascii="Arial" w:hAnsi="Arial"/>
                 <w:bCs/>
+                <w:noProof/>
                 <w:sz w:val="20"/>
                 <w:szCs w:val="20"/>
               </w:rPr>
@@ -8775,6 +8674,7 @@
               <w:rPr>
                 <w:rFonts w:ascii="Arial" w:hAnsi="Arial"/>
                 <w:bCs/>
+                <w:noProof/>
                 <w:sz w:val="20"/>
                 <w:szCs w:val="20"/>
               </w:rPr>
@@ -8918,10 +8818,10 @@
                 <w:szCs w:val="20"/>
               </w:rPr>
               <w:drawing>
-                <wp:inline distT="0" distB="0" distL="0" distR="0" wp14:anchorId="00B253C7" wp14:editId="73AF7418">
-                  <wp:extent cx="6175110" cy="3789286"/>
-                  <wp:effectExtent l="0" t="0" r="0" b="1905"/>
-                  <wp:docPr id="2060732970" name="Picture 1"/>
+                <wp:inline distT="0" distB="0" distL="0" distR="0" wp14:anchorId="39C8D54D" wp14:editId="56821E96">
+                  <wp:extent cx="6150333" cy="3785870"/>
+                  <wp:effectExtent l="0" t="0" r="3175" b="5080"/>
+                  <wp:docPr id="758150649" name="Picture 1"/>
                   <wp:cNvGraphicFramePr>
                     <a:graphicFrameLocks xmlns:a="http://schemas.openxmlformats.org/drawingml/2006/main" noChangeAspect="1"/>
                   </wp:cNvGraphicFramePr>
@@ -8929,7 +8829,7 @@
                     <a:graphicData uri="http://schemas.openxmlformats.org/drawingml/2006/picture">
                       <pic:pic xmlns:pic="http://schemas.openxmlformats.org/drawingml/2006/picture">
                         <pic:nvPicPr>
-                          <pic:cNvPr id="2060732970" name=""/>
+                          <pic:cNvPr id="758150649" name=""/>
                           <pic:cNvPicPr/>
                         </pic:nvPicPr>
                         <pic:blipFill>
@@ -8941,7 +8841,7 @@
                         <pic:spPr>
                           <a:xfrm>
                             <a:off x="0" y="0"/>
-                            <a:ext cx="6180459" cy="3792568"/>
+                            <a:ext cx="6156450" cy="3789636"/>
                           </a:xfrm>
                           <a:prstGeom prst="rect">
                             <a:avLst/>
@@ -9032,7 +8932,6 @@
               <w:snapToGrid w:val="0"/>
               <w:spacing w:line="276" w:lineRule="auto"/>
             </w:pPr>
-            <w:proofErr w:type="gramStart"/>
             <w:r>
               <w:rPr>
                 <w:rFonts w:ascii="Arial" w:hAnsi="Arial"/>
@@ -9041,17 +8940,7 @@
                 <w:szCs w:val="20"/>
               </w:rPr>
               <w:lastRenderedPageBreak/>
-              <w:t>ainsi</w:t>
-            </w:r>
-            <w:proofErr w:type="gramEnd"/>
-            <w:r>
-              <w:rPr>
-                <w:rFonts w:ascii="Arial" w:hAnsi="Arial"/>
-                <w:bCs/>
-                <w:sz w:val="20"/>
-                <w:szCs w:val="20"/>
-              </w:rPr>
-              <w:t xml:space="preserve"> que le routeu</w:t>
+              <w:t>ainsi que le routeu</w:t>
             </w:r>
             <w:r>
               <w:rPr>
@@ -9118,23 +9007,7 @@
             </w:r>
             <w:proofErr w:type="spellEnd"/>
             <w:r>
-              <w:t xml:space="preserve"> (</w:t>
-            </w:r>
-            <w:proofErr w:type="gramStart"/>
-            <w:r>
-              <w:t>AD,DNS</w:t>
-            </w:r>
-            <w:proofErr w:type="gramEnd"/>
-            <w:r>
-              <w:t>,</w:t>
-            </w:r>
-            <w:proofErr w:type="gramStart"/>
-            <w:r>
-              <w:t>DHCP,GLPI</w:t>
-            </w:r>
-            <w:proofErr w:type="gramEnd"/>
-            <w:r>
-              <w:t>,FICHIERS).</w:t>
+              <w:t xml:space="preserve"> (AD,DNS,DHCP,GLPI,FICHIERS).</w:t>
             </w:r>
           </w:p>
           <w:p>
@@ -9191,15 +9064,7 @@
               <w:t xml:space="preserve">Des </w:t>
             </w:r>
             <w:r>
-              <w:t>listes de contrôle d’accès (</w:t>
-            </w:r>
-            <w:proofErr w:type="spellStart"/>
-            <w:r>
-              <w:t>ACLs</w:t>
-            </w:r>
-            <w:proofErr w:type="spellEnd"/>
-            <w:r>
-              <w:t>)</w:t>
+              <w:t>listes de contrôle d’accès (ACL)</w:t>
             </w:r>
             <w:r>
               <w:t xml:space="preserve"> ont été mises en place afin de limiter chaque réseau et sécuriser l’infrastructure</w:t>
@@ -9251,23 +9116,7 @@
               <w:t>ACL_DIRECTION_ADRIEN</w:t>
             </w:r>
             <w:r>
-              <w:t xml:space="preserve"> : Accès à Internet, aux services </w:t>
-            </w:r>
-            <w:proofErr w:type="gramStart"/>
-            <w:r>
-              <w:t>DNS,DHCP</w:t>
-            </w:r>
-            <w:proofErr w:type="gramEnd"/>
-            <w:r>
-              <w:t>,</w:t>
-            </w:r>
-            <w:proofErr w:type="gramStart"/>
-            <w:r>
-              <w:t>SMB,LDAP</w:t>
-            </w:r>
-            <w:proofErr w:type="gramEnd"/>
-            <w:r>
-              <w:t xml:space="preserve"> | Pas d’accès au VLAN IT et VLAN RH</w:t>
+              <w:t> : Accès à Internet, aux services DNS,DHCP,SMB,LDAP | Pas d’accès au VLAN IT et VLAN RH</w:t>
             </w:r>
             <w:r>
               <w:t>.</w:t>
@@ -9293,29 +9142,7 @@
               <w:t>ACL_RH_ADRIEN</w:t>
             </w:r>
             <w:r>
-              <w:t xml:space="preserve"> : </w:t>
-            </w:r>
-            <w:r>
-              <w:t xml:space="preserve">Accès à Internet, aux services </w:t>
-            </w:r>
-            <w:proofErr w:type="gramStart"/>
-            <w:r>
-              <w:t>DNS,DHCP</w:t>
-            </w:r>
-            <w:proofErr w:type="gramEnd"/>
-            <w:r>
-              <w:t>,</w:t>
-            </w:r>
-            <w:proofErr w:type="gramStart"/>
-            <w:r>
-              <w:t>SMB,LDAP</w:t>
-            </w:r>
-            <w:proofErr w:type="gramEnd"/>
-            <w:r>
-              <w:t xml:space="preserve"> | Pas d’accès au VLAN IT et VLAN</w:t>
-            </w:r>
-            <w:r>
-              <w:t xml:space="preserve"> Direction.</w:t>
+              <w:t> : Accès à Internet, aux services DNS,DHCP,SMB,LDAP | Pas d’accès au VLAN IT et VLAN Direction.</w:t>
             </w:r>
           </w:p>
           <w:p>
@@ -9413,12 +9240,10 @@
               <w:spacing w:line="276" w:lineRule="auto"/>
             </w:pPr>
             <w:proofErr w:type="spellStart"/>
-            <w:proofErr w:type="gramStart"/>
             <w:r>
               <w:t>glpi.lab.local</w:t>
             </w:r>
             <w:proofErr w:type="spellEnd"/>
-            <w:proofErr w:type="gramEnd"/>
             <w:r>
               <w:t xml:space="preserve"> -&gt; 192.168.</w:t>
             </w:r>
@@ -9429,10 +9254,7 @@
               <w:t>.30</w:t>
             </w:r>
             <w:r>
-              <w:t xml:space="preserve"> (accès GLPI via </w:t>
-            </w:r>
-            <w:r>
-              <w:t>l’adresse </w:t>
+              <w:t xml:space="preserve"> (accès GLPI via l’adresse </w:t>
             </w:r>
             <w:hyperlink r:id="rId14" w:history="1">
               <w:r>
@@ -9466,10 +9288,7 @@
             </w:r>
             <w:proofErr w:type="spellEnd"/>
             <w:r>
-              <w:t xml:space="preserve"> </w:t>
-            </w:r>
-            <w:r>
-              <w:t>est accessible pour les clients connectés sur le réseau, les postes sont</w:t>
+              <w:t xml:space="preserve"> est accessible pour les clients connectés sur le réseau, les postes sont</w:t>
             </w:r>
             <w:r>
               <w:t xml:space="preserve"> dans le </w:t>
@@ -9691,6 +9510,12 @@
             <w:pPr>
               <w:snapToGrid w:val="0"/>
               <w:spacing w:line="276" w:lineRule="auto"/>
+            </w:pPr>
+          </w:p>
+          <w:p>
+            <w:pPr>
+              <w:snapToGrid w:val="0"/>
+              <w:spacing w:line="276" w:lineRule="auto"/>
               <w:rPr>
                 <w:rFonts w:ascii="Arial" w:hAnsi="Arial"/>
                 <w:bCs/>
@@ -9709,45 +9534,6 @@
                 <w:u w:val="single"/>
               </w:rPr>
             </w:pPr>
-            <w:r>
-              <w:rPr>
-                <w:bCs/>
-                <w:u w:val="single"/>
-              </w:rPr>
-              <w:t xml:space="preserve">Mise en place du VPN </w:t>
-            </w:r>
-            <w:proofErr w:type="spellStart"/>
-            <w:r>
-              <w:rPr>
-                <w:bCs/>
-                <w:u w:val="single"/>
-              </w:rPr>
-              <w:t>TailScale</w:t>
-            </w:r>
-            <w:proofErr w:type="spellEnd"/>
-            <w:r>
-              <w:rPr>
-                <w:bCs/>
-                <w:u w:val="single"/>
-              </w:rPr>
-              <w:t xml:space="preserve"> sur l’hyperviseur </w:t>
-            </w:r>
-            <w:proofErr w:type="spellStart"/>
-            <w:r>
-              <w:rPr>
-                <w:bCs/>
-                <w:u w:val="single"/>
-              </w:rPr>
-              <w:t>Proxmox</w:t>
-            </w:r>
-            <w:proofErr w:type="spellEnd"/>
-            <w:r>
-              <w:rPr>
-                <w:bCs/>
-                <w:u w:val="single"/>
-              </w:rPr>
-              <w:t xml:space="preserve"> : </w:t>
-            </w:r>
           </w:p>
           <w:p>
             <w:pPr>
@@ -9761,15 +9547,84 @@
           </w:p>
           <w:p>
             <w:pPr>
-              <w:rPr>
-                <w:bCs/>
-              </w:rPr>
-            </w:pPr>
-            <w:r>
-              <w:rPr>
-                <w:bCs/>
+              <w:snapToGrid w:val="0"/>
+              <w:spacing w:line="276" w:lineRule="auto"/>
+              <w:rPr>
+                <w:bCs/>
+                <w:u w:val="single"/>
+              </w:rPr>
+            </w:pPr>
+          </w:p>
+          <w:p>
+            <w:pPr>
+              <w:snapToGrid w:val="0"/>
+              <w:spacing w:line="276" w:lineRule="auto"/>
+              <w:rPr>
+                <w:bCs/>
+                <w:u w:val="single"/>
+              </w:rPr>
+            </w:pPr>
+            <w:r>
+              <w:rPr>
+                <w:bCs/>
+                <w:u w:val="single"/>
               </w:rPr>
               <w:lastRenderedPageBreak/>
+              <w:t xml:space="preserve">Mise en place du VPN </w:t>
+            </w:r>
+            <w:proofErr w:type="spellStart"/>
+            <w:r>
+              <w:rPr>
+                <w:bCs/>
+                <w:u w:val="single"/>
+              </w:rPr>
+              <w:t>TailScale</w:t>
+            </w:r>
+            <w:proofErr w:type="spellEnd"/>
+            <w:r>
+              <w:rPr>
+                <w:bCs/>
+                <w:u w:val="single"/>
+              </w:rPr>
+              <w:t xml:space="preserve"> sur l’hyperviseur </w:t>
+            </w:r>
+            <w:proofErr w:type="spellStart"/>
+            <w:r>
+              <w:rPr>
+                <w:bCs/>
+                <w:u w:val="single"/>
+              </w:rPr>
+              <w:t>Proxmox</w:t>
+            </w:r>
+            <w:proofErr w:type="spellEnd"/>
+            <w:r>
+              <w:rPr>
+                <w:bCs/>
+                <w:u w:val="single"/>
+              </w:rPr>
+              <w:t xml:space="preserve"> : </w:t>
+            </w:r>
+          </w:p>
+          <w:p>
+            <w:pPr>
+              <w:snapToGrid w:val="0"/>
+              <w:spacing w:line="276" w:lineRule="auto"/>
+              <w:rPr>
+                <w:bCs/>
+                <w:u w:val="single"/>
+              </w:rPr>
+            </w:pPr>
+          </w:p>
+          <w:p>
+            <w:pPr>
+              <w:rPr>
+                <w:bCs/>
+              </w:rPr>
+            </w:pPr>
+            <w:r>
+              <w:rPr>
+                <w:bCs/>
+              </w:rPr>
               <w:t xml:space="preserve">Afin de permettre l'administration à distance sécurisée de l'infrastructure </w:t>
             </w:r>
             <w:proofErr w:type="spellStart"/>
@@ -9895,7 +9750,13 @@
               <w:rPr>
                 <w:bCs/>
               </w:rPr>
-              <w:t xml:space="preserve">Isolation : en cas de compromission du VPN, l'attaquant accède uniquement à la VM DEBIAN-VPN et non à l'hyperviseur </w:t>
+              <w:t>E</w:t>
+            </w:r>
+            <w:r>
+              <w:rPr>
+                <w:bCs/>
+              </w:rPr>
+              <w:t xml:space="preserve">n cas de compromission du VPN, l'attaquant accède uniquement à la VM DEBIAN-VPN et non à l'hyperviseur </w:t>
             </w:r>
             <w:proofErr w:type="spellStart"/>
             <w:r>
@@ -9934,7 +9795,13 @@
               <w:rPr>
                 <w:bCs/>
               </w:rPr>
-              <w:t xml:space="preserve">Principe du moindre privilège : la VM n'a pas accès aux ressources de gestion de </w:t>
+              <w:t>L</w:t>
+            </w:r>
+            <w:r>
+              <w:rPr>
+                <w:bCs/>
+              </w:rPr>
+              <w:t xml:space="preserve">a VM n'a pas accès aux ressources de gestion de </w:t>
             </w:r>
             <w:proofErr w:type="spellStart"/>
             <w:r>
@@ -9950,14 +9817,6 @@
               </w:rPr>
               <w:t xml:space="preserve"> (API, interface web).</w:t>
             </w:r>
-          </w:p>
-          <w:p>
-            <w:pPr>
-              <w:pStyle w:val="ListParagraph"/>
-              <w:rPr>
-                <w:bCs/>
-              </w:rPr>
-            </w:pPr>
           </w:p>
           <w:p>
             <w:pPr>
@@ -9981,7 +9840,13 @@
               <w:rPr>
                 <w:bCs/>
               </w:rPr>
-              <w:t>Facilité de maintenance : la VM peut être stoppée, reconfigurée ou recréée sans impacter l'hyperviseur.</w:t>
+              <w:t>L</w:t>
+            </w:r>
+            <w:r>
+              <w:rPr>
+                <w:bCs/>
+              </w:rPr>
+              <w:t>a VM peut être stoppée, reconfigurée ou recréée sans impacter l'hyperviseur.</w:t>
             </w:r>
           </w:p>
           <w:p>
@@ -13593,36 +13458,16 @@
                 <w:sz w:val="22"/>
                 <w:szCs w:val="22"/>
               </w:rPr>
-              <w:t xml:space="preserve"> </w:t>
-            </w:r>
-            <w:proofErr w:type="gramStart"/>
-            <w:r>
-              <w:rPr>
-                <w:rFonts w:ascii="Arial" w:hAnsi="Arial" w:cs="Arial"/>
-                <w:bCs/>
-                <w:sz w:val="22"/>
-                <w:szCs w:val="22"/>
-              </w:rPr>
-              <w:t>a</w:t>
-            </w:r>
-            <w:r>
-              <w:rPr>
-                <w:rFonts w:ascii="Arial" w:hAnsi="Arial" w:cs="Arial"/>
-                <w:bCs/>
-                <w:sz w:val="22"/>
-                <w:szCs w:val="22"/>
-              </w:rPr>
-              <w:t>bsence</w:t>
-            </w:r>
-            <w:proofErr w:type="gramEnd"/>
-            <w:r>
-              <w:rPr>
-                <w:rFonts w:ascii="Arial" w:hAnsi="Arial" w:cs="Arial"/>
-                <w:bCs/>
-                <w:sz w:val="22"/>
-                <w:szCs w:val="22"/>
-              </w:rPr>
-              <w:t xml:space="preserve"> de dossier</w:t>
+              <w:t xml:space="preserve"> a</w:t>
+            </w:r>
+            <w:r>
+              <w:rPr>
+                <w:rFonts w:ascii="Arial" w:hAnsi="Arial" w:cs="Arial"/>
+                <w:bCs/>
+                <w:sz w:val="22"/>
+                <w:szCs w:val="22"/>
+              </w:rPr>
+              <w:t>bsence de dossier</w:t>
             </w:r>
             <w:r>
               <w:rPr>
@@ -13730,36 +13575,16 @@
                 <w:sz w:val="22"/>
                 <w:szCs w:val="22"/>
               </w:rPr>
-              <w:t xml:space="preserve"> </w:t>
-            </w:r>
-            <w:proofErr w:type="gramStart"/>
-            <w:r>
-              <w:rPr>
-                <w:rFonts w:ascii="Arial" w:hAnsi="Arial" w:cs="Arial"/>
-                <w:bCs/>
-                <w:sz w:val="22"/>
-                <w:szCs w:val="22"/>
-              </w:rPr>
-              <w:t>d</w:t>
-            </w:r>
-            <w:r>
-              <w:rPr>
-                <w:rFonts w:ascii="Arial" w:hAnsi="Arial" w:cs="Arial"/>
-                <w:bCs/>
-                <w:sz w:val="22"/>
-                <w:szCs w:val="22"/>
-              </w:rPr>
-              <w:t>épôt</w:t>
-            </w:r>
-            <w:proofErr w:type="gramEnd"/>
-            <w:r>
-              <w:rPr>
-                <w:rFonts w:ascii="Arial" w:hAnsi="Arial" w:cs="Arial"/>
-                <w:bCs/>
-                <w:sz w:val="22"/>
-                <w:szCs w:val="22"/>
-              </w:rPr>
-              <w:t xml:space="preserve"> du dossier au-delà de la date fixée par les autorités académiques</w:t>
+              <w:t xml:space="preserve"> d</w:t>
+            </w:r>
+            <w:r>
+              <w:rPr>
+                <w:rFonts w:ascii="Arial" w:hAnsi="Arial" w:cs="Arial"/>
+                <w:bCs/>
+                <w:sz w:val="22"/>
+                <w:szCs w:val="22"/>
+              </w:rPr>
+              <w:t>épôt du dossier au-delà de la date fixée par les autorités académiques</w:t>
             </w:r>
             <w:r>
               <w:rPr>
@@ -21081,23 +20906,13 @@
                 <w:szCs w:val="18"/>
               </w:rPr>
             </w:pPr>
-            <w:proofErr w:type="gramStart"/>
-            <w:r>
-              <w:rPr>
-                <w:rFonts w:ascii="Arial" w:hAnsi="Arial" w:cs="Arial"/>
-                <w:sz w:val="18"/>
-                <w:szCs w:val="18"/>
-              </w:rPr>
-              <w:t>réalisation</w:t>
-            </w:r>
-            <w:proofErr w:type="gramEnd"/>
-            <w:r>
-              <w:rPr>
-                <w:rFonts w:ascii="Arial" w:hAnsi="Arial" w:cs="Arial"/>
-                <w:sz w:val="18"/>
-                <w:szCs w:val="18"/>
-              </w:rPr>
-              <w:t xml:space="preserve"> en env. 1</w:t>
+            <w:r>
+              <w:rPr>
+                <w:rFonts w:ascii="Arial" w:hAnsi="Arial" w:cs="Arial"/>
+                <w:sz w:val="18"/>
+                <w:szCs w:val="18"/>
+              </w:rPr>
+              <w:t>réalisation en env. 1</w:t>
             </w:r>
           </w:p>
         </w:tc>
@@ -21419,23 +21234,13 @@
                 <w:szCs w:val="18"/>
               </w:rPr>
             </w:pPr>
-            <w:proofErr w:type="gramStart"/>
-            <w:r>
-              <w:rPr>
-                <w:rFonts w:ascii="Arial" w:hAnsi="Arial" w:cs="Arial"/>
-                <w:sz w:val="18"/>
-                <w:szCs w:val="18"/>
-              </w:rPr>
-              <w:t>réalisation</w:t>
-            </w:r>
-            <w:proofErr w:type="gramEnd"/>
-            <w:r>
-              <w:rPr>
-                <w:rFonts w:ascii="Arial" w:hAnsi="Arial" w:cs="Arial"/>
-                <w:sz w:val="18"/>
-                <w:szCs w:val="18"/>
-              </w:rPr>
-              <w:t xml:space="preserve"> en env. 2</w:t>
+            <w:r>
+              <w:rPr>
+                <w:rFonts w:ascii="Arial" w:hAnsi="Arial" w:cs="Arial"/>
+                <w:sz w:val="18"/>
+                <w:szCs w:val="18"/>
+              </w:rPr>
+              <w:t>réalisation en env. 2</w:t>
             </w:r>
           </w:p>
         </w:tc>
@@ -21749,23 +21554,13 @@
                 <w:szCs w:val="18"/>
               </w:rPr>
             </w:pPr>
-            <w:proofErr w:type="gramStart"/>
-            <w:r>
-              <w:rPr>
-                <w:rFonts w:ascii="Arial" w:hAnsi="Arial" w:cs="Arial"/>
-                <w:sz w:val="18"/>
-                <w:szCs w:val="18"/>
-              </w:rPr>
-              <w:t>réalisation</w:t>
-            </w:r>
-            <w:proofErr w:type="gramEnd"/>
-            <w:r>
-              <w:rPr>
-                <w:rFonts w:ascii="Arial" w:hAnsi="Arial" w:cs="Arial"/>
-                <w:sz w:val="18"/>
-                <w:szCs w:val="18"/>
-              </w:rPr>
-              <w:t xml:space="preserve"> en env. 1</w:t>
+            <w:r>
+              <w:rPr>
+                <w:rFonts w:ascii="Arial" w:hAnsi="Arial" w:cs="Arial"/>
+                <w:sz w:val="18"/>
+                <w:szCs w:val="18"/>
+              </w:rPr>
+              <w:t>réalisation en env. 1</w:t>
             </w:r>
           </w:p>
         </w:tc>
@@ -23603,23 +23398,13 @@
                 <w:szCs w:val="18"/>
               </w:rPr>
             </w:pPr>
-            <w:proofErr w:type="gramStart"/>
-            <w:r>
-              <w:rPr>
-                <w:rFonts w:ascii="Arial" w:hAnsi="Arial" w:cs="Arial"/>
-                <w:sz w:val="18"/>
-                <w:szCs w:val="18"/>
-              </w:rPr>
-              <w:t>réalisation</w:t>
-            </w:r>
-            <w:proofErr w:type="gramEnd"/>
-            <w:r>
-              <w:rPr>
-                <w:rFonts w:ascii="Arial" w:hAnsi="Arial" w:cs="Arial"/>
-                <w:sz w:val="18"/>
-                <w:szCs w:val="18"/>
-              </w:rPr>
-              <w:t xml:space="preserve"> en env. 1</w:t>
+            <w:r>
+              <w:rPr>
+                <w:rFonts w:ascii="Arial" w:hAnsi="Arial" w:cs="Arial"/>
+                <w:sz w:val="18"/>
+                <w:szCs w:val="18"/>
+              </w:rPr>
+              <w:t>réalisation en env. 1</w:t>
             </w:r>
           </w:p>
         </w:tc>
@@ -23839,23 +23624,13 @@
                 <w:szCs w:val="18"/>
               </w:rPr>
             </w:pPr>
-            <w:proofErr w:type="gramStart"/>
-            <w:r>
-              <w:rPr>
-                <w:rFonts w:ascii="Arial" w:hAnsi="Arial" w:cs="Arial"/>
-                <w:sz w:val="18"/>
-                <w:szCs w:val="18"/>
-              </w:rPr>
-              <w:t>réalisation</w:t>
-            </w:r>
-            <w:proofErr w:type="gramEnd"/>
-            <w:r>
-              <w:rPr>
-                <w:rFonts w:ascii="Arial" w:hAnsi="Arial" w:cs="Arial"/>
-                <w:sz w:val="18"/>
-                <w:szCs w:val="18"/>
-              </w:rPr>
-              <w:t xml:space="preserve"> en env. 1</w:t>
+            <w:r>
+              <w:rPr>
+                <w:rFonts w:ascii="Arial" w:hAnsi="Arial" w:cs="Arial"/>
+                <w:sz w:val="18"/>
+                <w:szCs w:val="18"/>
+              </w:rPr>
+              <w:t>réalisation en env. 1</w:t>
             </w:r>
           </w:p>
         </w:tc>
@@ -24165,23 +23940,13 @@
                 <w:szCs w:val="18"/>
               </w:rPr>
             </w:pPr>
-            <w:proofErr w:type="gramStart"/>
-            <w:r>
-              <w:rPr>
-                <w:rFonts w:ascii="Arial" w:hAnsi="Arial" w:cs="Arial"/>
-                <w:sz w:val="18"/>
-                <w:szCs w:val="18"/>
-              </w:rPr>
-              <w:t>réalisation</w:t>
-            </w:r>
-            <w:proofErr w:type="gramEnd"/>
-            <w:r>
-              <w:rPr>
-                <w:rFonts w:ascii="Arial" w:hAnsi="Arial" w:cs="Arial"/>
-                <w:sz w:val="18"/>
-                <w:szCs w:val="18"/>
-              </w:rPr>
-              <w:t xml:space="preserve"> en env. 2</w:t>
+            <w:r>
+              <w:rPr>
+                <w:rFonts w:ascii="Arial" w:hAnsi="Arial" w:cs="Arial"/>
+                <w:sz w:val="18"/>
+                <w:szCs w:val="18"/>
+              </w:rPr>
+              <w:t>réalisation en env. 2</w:t>
             </w:r>
           </w:p>
         </w:tc>
@@ -24367,23 +24132,13 @@
                 <w:szCs w:val="18"/>
               </w:rPr>
             </w:pPr>
-            <w:proofErr w:type="gramStart"/>
-            <w:r>
-              <w:rPr>
-                <w:rFonts w:ascii="Arial" w:hAnsi="Arial" w:cs="Arial"/>
-                <w:sz w:val="18"/>
-                <w:szCs w:val="18"/>
-              </w:rPr>
-              <w:t>réalisation</w:t>
-            </w:r>
-            <w:proofErr w:type="gramEnd"/>
-            <w:r>
-              <w:rPr>
-                <w:rFonts w:ascii="Arial" w:hAnsi="Arial" w:cs="Arial"/>
-                <w:sz w:val="18"/>
-                <w:szCs w:val="18"/>
-              </w:rPr>
-              <w:t xml:space="preserve"> en env. 2</w:t>
+            <w:r>
+              <w:rPr>
+                <w:rFonts w:ascii="Arial" w:hAnsi="Arial" w:cs="Arial"/>
+                <w:sz w:val="18"/>
+                <w:szCs w:val="18"/>
+              </w:rPr>
+              <w:t>réalisation en env. 2</w:t>
             </w:r>
           </w:p>
         </w:tc>
@@ -24740,23 +24495,13 @@
                 <w:szCs w:val="18"/>
               </w:rPr>
             </w:pPr>
-            <w:proofErr w:type="gramStart"/>
-            <w:r>
-              <w:rPr>
-                <w:rFonts w:ascii="Arial" w:hAnsi="Arial" w:cs="Arial"/>
-                <w:sz w:val="18"/>
-                <w:szCs w:val="18"/>
-              </w:rPr>
-              <w:t>réalisation</w:t>
-            </w:r>
-            <w:proofErr w:type="gramEnd"/>
-            <w:r>
-              <w:rPr>
-                <w:rFonts w:ascii="Arial" w:hAnsi="Arial" w:cs="Arial"/>
-                <w:sz w:val="18"/>
-                <w:szCs w:val="18"/>
-              </w:rPr>
-              <w:t xml:space="preserve"> en env. 1</w:t>
+            <w:r>
+              <w:rPr>
+                <w:rFonts w:ascii="Arial" w:hAnsi="Arial" w:cs="Arial"/>
+                <w:sz w:val="18"/>
+                <w:szCs w:val="18"/>
+              </w:rPr>
+              <w:t>réalisation en env. 1</w:t>
             </w:r>
           </w:p>
         </w:tc>
@@ -25084,23 +24829,13 @@
                 <w:szCs w:val="18"/>
               </w:rPr>
             </w:pPr>
-            <w:proofErr w:type="gramStart"/>
-            <w:r>
-              <w:rPr>
-                <w:rFonts w:ascii="Arial" w:hAnsi="Arial" w:cs="Arial"/>
-                <w:sz w:val="18"/>
-                <w:szCs w:val="18"/>
-              </w:rPr>
-              <w:t>réalisation</w:t>
-            </w:r>
-            <w:proofErr w:type="gramEnd"/>
-            <w:r>
-              <w:rPr>
-                <w:rFonts w:ascii="Arial" w:hAnsi="Arial" w:cs="Arial"/>
-                <w:sz w:val="18"/>
-                <w:szCs w:val="18"/>
-              </w:rPr>
-              <w:t xml:space="preserve"> en env. </w:t>
+            <w:r>
+              <w:rPr>
+                <w:rFonts w:ascii="Arial" w:hAnsi="Arial" w:cs="Arial"/>
+                <w:sz w:val="18"/>
+                <w:szCs w:val="18"/>
+              </w:rPr>
+              <w:t xml:space="preserve">réalisation en env. </w:t>
             </w:r>
             <w:r>
               <w:rPr>
@@ -26010,31 +25745,7 @@
           <w:sz w:val="21"/>
           <w:szCs w:val="21"/>
         </w:rPr>
-        <w:t xml:space="preserve">Proposition de note </w:t>
-      </w:r>
-      <w:proofErr w:type="gramStart"/>
-      <w:r>
-        <w:rPr>
-          <w:rFonts w:ascii="Arial" w:hAnsi="Arial" w:cs="Arial"/>
-          <w:b/>
-          <w:bCs/>
-          <w:iCs/>
-          <w:sz w:val="21"/>
-          <w:szCs w:val="21"/>
-        </w:rPr>
-        <w:t>suite à</w:t>
-      </w:r>
-      <w:proofErr w:type="gramEnd"/>
-      <w:r>
-        <w:rPr>
-          <w:rFonts w:ascii="Arial" w:hAnsi="Arial" w:cs="Arial"/>
-          <w:b/>
-          <w:bCs/>
-          <w:iCs/>
-          <w:sz w:val="21"/>
-          <w:szCs w:val="21"/>
-        </w:rPr>
-        <w:t xml:space="preserve"> l’évaluation du profil de la personne candidate</w:t>
+        <w:t>Proposition de note suite à l’évaluation du profil de la personne candidate</w:t>
       </w:r>
     </w:p>
     <w:tbl>
@@ -26430,25 +26141,7 @@
                 <w:sz w:val="20"/>
                 <w:szCs w:val="20"/>
               </w:rPr>
-              <w:t xml:space="preserve">Les pénalités ci-dessous doivent être appliquées </w:t>
-            </w:r>
-            <w:proofErr w:type="gramStart"/>
-            <w:r>
-              <w:rPr>
-                <w:rFonts w:ascii="Arial" w:hAnsi="Arial" w:cs="Arial"/>
-                <w:sz w:val="20"/>
-                <w:szCs w:val="20"/>
-              </w:rPr>
-              <w:t>de façon à ce</w:t>
-            </w:r>
-            <w:proofErr w:type="gramEnd"/>
-            <w:r>
-              <w:rPr>
-                <w:rFonts w:ascii="Arial" w:hAnsi="Arial" w:cs="Arial"/>
-                <w:sz w:val="20"/>
-                <w:szCs w:val="20"/>
-              </w:rPr>
-              <w:t xml:space="preserve"> que la note finale de la personne candidate (</w:t>
+              <w:t>Les pénalités ci-dessous doivent être appliquées de façon à ce que la note finale de la personne candidate (</w:t>
             </w:r>
             <w:r>
               <w:rPr>
@@ -29044,29 +28737,7 @@
                 <w:sz w:val="16"/>
                 <w:szCs w:val="16"/>
               </w:rPr>
-              <w:t xml:space="preserve">Les choix de solutions répondant au besoin </w:t>
-            </w:r>
-            <w:proofErr w:type="gramStart"/>
-            <w:r>
-              <w:rPr>
-                <w:rFonts w:ascii="Arial" w:hAnsi="Arial" w:cs="Arial"/>
-                <w:i/>
-                <w:iCs/>
-                <w:sz w:val="16"/>
-                <w:szCs w:val="16"/>
-              </w:rPr>
-              <w:t>exprimé</w:t>
-            </w:r>
-            <w:proofErr w:type="gramEnd"/>
-            <w:r>
-              <w:rPr>
-                <w:rFonts w:ascii="Arial" w:hAnsi="Arial" w:cs="Arial"/>
-                <w:i/>
-                <w:iCs/>
-                <w:sz w:val="16"/>
-                <w:szCs w:val="16"/>
-              </w:rPr>
-              <w:t xml:space="preserve"> (adaptation d’une solution existante ou réalisation d’une nouvelle) sont décrits et justifiés en termes de coût, de délai et de qualité.</w:t>
+              <w:t>Les choix de solutions répondant au besoin exprimé (adaptation d’une solution existante ou réalisation d’une nouvelle) sont décrits et justifiés en termes de coût, de délai et de qualité.</w:t>
             </w:r>
           </w:p>
           <w:p>
@@ -32011,29 +31682,7 @@
                 <w:sz w:val="16"/>
                 <w:szCs w:val="16"/>
               </w:rPr>
-              <w:t xml:space="preserve">L’automatisation des tâches d’administration répond au besoin </w:t>
-            </w:r>
-            <w:proofErr w:type="gramStart"/>
-            <w:r>
-              <w:rPr>
-                <w:rFonts w:ascii="Arial" w:hAnsi="Arial" w:cs="Arial"/>
-                <w:i/>
-                <w:iCs/>
-                <w:sz w:val="16"/>
-                <w:szCs w:val="16"/>
-              </w:rPr>
-              <w:t>exprimé</w:t>
-            </w:r>
-            <w:proofErr w:type="gramEnd"/>
-            <w:r>
-              <w:rPr>
-                <w:rFonts w:ascii="Arial" w:hAnsi="Arial" w:cs="Arial"/>
-                <w:i/>
-                <w:iCs/>
-                <w:sz w:val="16"/>
-                <w:szCs w:val="16"/>
-              </w:rPr>
-              <w:t>.</w:t>
+              <w:t>L’automatisation des tâches d’administration répond au besoin exprimé.</w:t>
             </w:r>
           </w:p>
           <w:p>
@@ -33917,31 +33566,7 @@
           <w:sz w:val="21"/>
           <w:szCs w:val="21"/>
         </w:rPr>
-        <w:t xml:space="preserve">Proposition de note </w:t>
-      </w:r>
-      <w:proofErr w:type="gramStart"/>
-      <w:r>
-        <w:rPr>
-          <w:rFonts w:ascii="Arial" w:hAnsi="Arial" w:cs="Arial"/>
-          <w:b/>
-          <w:bCs/>
-          <w:iCs/>
-          <w:sz w:val="21"/>
-          <w:szCs w:val="21"/>
-        </w:rPr>
-        <w:t>suite à</w:t>
-      </w:r>
-      <w:proofErr w:type="gramEnd"/>
-      <w:r>
-        <w:rPr>
-          <w:rFonts w:ascii="Arial" w:hAnsi="Arial" w:cs="Arial"/>
-          <w:b/>
-          <w:bCs/>
-          <w:iCs/>
-          <w:sz w:val="21"/>
-          <w:szCs w:val="21"/>
-        </w:rPr>
-        <w:t xml:space="preserve"> l’évaluation du profil de la personne candidate</w:t>
+        <w:t>Proposition de note suite à l’évaluation du profil de la personne candidate</w:t>
       </w:r>
     </w:p>
     <w:tbl>
@@ -34337,25 +33962,7 @@
                 <w:sz w:val="20"/>
                 <w:szCs w:val="20"/>
               </w:rPr>
-              <w:t xml:space="preserve">Les pénalités ci-dessous doivent être appliquées </w:t>
-            </w:r>
-            <w:proofErr w:type="gramStart"/>
-            <w:r>
-              <w:rPr>
-                <w:rFonts w:ascii="Arial" w:hAnsi="Arial" w:cs="Arial"/>
-                <w:sz w:val="20"/>
-                <w:szCs w:val="20"/>
-              </w:rPr>
-              <w:t>de façon à ce</w:t>
-            </w:r>
-            <w:proofErr w:type="gramEnd"/>
-            <w:r>
-              <w:rPr>
-                <w:rFonts w:ascii="Arial" w:hAnsi="Arial" w:cs="Arial"/>
-                <w:sz w:val="20"/>
-                <w:szCs w:val="20"/>
-              </w:rPr>
-              <w:t xml:space="preserve"> que la note finale de la personne candidate (</w:t>
+              <w:t>Les pénalités ci-dessous doivent être appliquées de façon à ce que la note finale de la personne candidate (</w:t>
             </w:r>
             <w:r>
               <w:rPr>
@@ -36766,29 +36373,7 @@
                 <w:sz w:val="16"/>
                 <w:szCs w:val="16"/>
               </w:rPr>
-              <w:t xml:space="preserve">La proposition de la solution applicative répond au besoin </w:t>
-            </w:r>
-            <w:proofErr w:type="gramStart"/>
-            <w:r>
-              <w:rPr>
-                <w:rFonts w:ascii="Arial" w:hAnsi="Arial" w:cs="Arial"/>
-                <w:i/>
-                <w:iCs/>
-                <w:sz w:val="16"/>
-                <w:szCs w:val="16"/>
-              </w:rPr>
-              <w:t>exprimé</w:t>
-            </w:r>
-            <w:proofErr w:type="gramEnd"/>
-            <w:r>
-              <w:rPr>
-                <w:rFonts w:ascii="Arial" w:hAnsi="Arial" w:cs="Arial"/>
-                <w:i/>
-                <w:iCs/>
-                <w:sz w:val="16"/>
-                <w:szCs w:val="16"/>
-              </w:rPr>
-              <w:t xml:space="preserve"> dans le cahier des charges y compris dans sa dimension contractuelle :</w:t>
+              <w:t>La proposition de la solution applicative répond au besoin exprimé dans le cahier des charges y compris dans sa dimension contractuelle :</w:t>
             </w:r>
           </w:p>
           <w:p>
@@ -39413,29 +38998,7 @@
                 <w:sz w:val="16"/>
                 <w:szCs w:val="16"/>
               </w:rPr>
-              <w:t xml:space="preserve">Les tests de </w:t>
-            </w:r>
-            <w:proofErr w:type="gramStart"/>
-            <w:r>
-              <w:rPr>
-                <w:rFonts w:ascii="Arial" w:hAnsi="Arial" w:cs="Arial"/>
-                <w:i/>
-                <w:iCs/>
-                <w:sz w:val="16"/>
-                <w:szCs w:val="16"/>
-              </w:rPr>
-              <w:t>non régression</w:t>
-            </w:r>
-            <w:proofErr w:type="gramEnd"/>
-            <w:r>
-              <w:rPr>
-                <w:rFonts w:ascii="Arial" w:hAnsi="Arial" w:cs="Arial"/>
-                <w:i/>
-                <w:iCs/>
-                <w:sz w:val="16"/>
-                <w:szCs w:val="16"/>
-              </w:rPr>
-              <w:t xml:space="preserve"> sont réalisés.</w:t>
+              <w:t>Les tests de non régression sont réalisés.</w:t>
             </w:r>
           </w:p>
           <w:p>
@@ -43596,7 +43159,6 @@
                 <w:szCs w:val="22"/>
               </w:rPr>
             </w:pPr>
-            <w:proofErr w:type="gramStart"/>
             <w:r>
               <w:rPr>
                 <w:rFonts w:ascii="Arial" w:hAnsi="Arial" w:cs="Arial"/>
@@ -43608,7 +43170,6 @@
               </w:rPr>
               <w:t>d’interrogation</w:t>
             </w:r>
-            <w:proofErr w:type="gramEnd"/>
           </w:p>
         </w:tc>
       </w:tr>
@@ -44316,7 +43877,6 @@
                 <w:szCs w:val="22"/>
               </w:rPr>
             </w:pPr>
-            <w:proofErr w:type="gramStart"/>
             <w:r>
               <w:rPr>
                 <w:rFonts w:ascii="Arial" w:hAnsi="Arial" w:cs="Arial"/>
@@ -44328,7 +43888,6 @@
               </w:rPr>
               <w:t>d’interrogation</w:t>
             </w:r>
-            <w:proofErr w:type="gramEnd"/>
           </w:p>
         </w:tc>
       </w:tr>
@@ -44793,7 +44352,6 @@
                 <w:szCs w:val="22"/>
               </w:rPr>
             </w:pPr>
-            <w:proofErr w:type="gramStart"/>
             <w:r>
               <w:rPr>
                 <w:rFonts w:ascii="Arial" w:hAnsi="Arial" w:cs="Arial"/>
@@ -44805,7 +44363,6 @@
               </w:rPr>
               <w:t>d’interrogation</w:t>
             </w:r>
-            <w:proofErr w:type="gramEnd"/>
           </w:p>
         </w:tc>
       </w:tr>
@@ -45529,7 +45086,6 @@
                 <w:szCs w:val="22"/>
               </w:rPr>
             </w:pPr>
-            <w:proofErr w:type="gramStart"/>
             <w:r>
               <w:rPr>
                 <w:rFonts w:ascii="Arial" w:hAnsi="Arial" w:cs="Arial"/>
@@ -45541,7 +45097,6 @@
               </w:rPr>
               <w:t>d’interrogation</w:t>
             </w:r>
-            <w:proofErr w:type="gramEnd"/>
           </w:p>
         </w:tc>
       </w:tr>
@@ -46300,7 +45855,6 @@
                 <w:szCs w:val="22"/>
               </w:rPr>
             </w:pPr>
-            <w:proofErr w:type="gramStart"/>
             <w:r>
               <w:rPr>
                 <w:rFonts w:ascii="Arial" w:hAnsi="Arial" w:cs="Arial"/>
@@ -46312,7 +45866,6 @@
               </w:rPr>
               <w:t>d’interrogation</w:t>
             </w:r>
-            <w:proofErr w:type="gramEnd"/>
           </w:p>
         </w:tc>
       </w:tr>
@@ -46760,7 +46313,6 @@
                 <w:szCs w:val="22"/>
               </w:rPr>
             </w:pPr>
-            <w:proofErr w:type="gramStart"/>
             <w:r>
               <w:rPr>
                 <w:rFonts w:ascii="Arial" w:hAnsi="Arial" w:cs="Arial"/>
@@ -46772,7 +46324,6 @@
               </w:rPr>
               <w:t>d’interrogation</w:t>
             </w:r>
-            <w:proofErr w:type="gramEnd"/>
           </w:p>
         </w:tc>
       </w:tr>
@@ -47362,27 +46913,7 @@
           <w:bCs/>
           <w:iCs/>
         </w:rPr>
-        <w:t xml:space="preserve">En référence à l’annexe II.E </w:t>
-      </w:r>
-      <w:proofErr w:type="gramStart"/>
-      <w:r>
-        <w:rPr>
-          <w:rFonts w:ascii="Arial" w:hAnsi="Arial" w:cs="Arial"/>
-          <w:b/>
-          <w:bCs/>
-          <w:iCs/>
-        </w:rPr>
-        <w:t>–«</w:t>
-      </w:r>
-      <w:proofErr w:type="gramEnd"/>
-      <w:r>
-        <w:rPr>
-          <w:rFonts w:ascii="Arial" w:hAnsi="Arial" w:cs="Arial"/>
-          <w:b/>
-          <w:bCs/>
-          <w:iCs/>
-        </w:rPr>
-        <w:t> Environnement technologique pour la certification » du référentiel du BTS SIO</w:t>
+        <w:t>En référence à l’annexe II.E –« Environnement technologique pour la certification » du référentiel du BTS SIO</w:t>
       </w:r>
     </w:p>
     <w:tbl>
@@ -47724,7 +47255,6 @@
                 <w:szCs w:val="22"/>
               </w:rPr>
             </w:pPr>
-            <w:proofErr w:type="gramStart"/>
             <w:r>
               <w:rPr>
                 <w:rFonts w:ascii="Arial" w:hAnsi="Arial" w:cs="Arial"/>
@@ -47736,7 +47266,6 @@
               </w:rPr>
               <w:t>d’interrogation</w:t>
             </w:r>
-            <w:proofErr w:type="gramEnd"/>
           </w:p>
         </w:tc>
       </w:tr>
@@ -48444,7 +47973,6 @@
                 <w:szCs w:val="22"/>
               </w:rPr>
             </w:pPr>
-            <w:proofErr w:type="gramStart"/>
             <w:r>
               <w:rPr>
                 <w:rFonts w:ascii="Arial" w:hAnsi="Arial" w:cs="Arial"/>
@@ -48456,7 +47984,6 @@
               </w:rPr>
               <w:t>d’interrogation</w:t>
             </w:r>
-            <w:proofErr w:type="gramEnd"/>
           </w:p>
         </w:tc>
       </w:tr>
@@ -48921,7 +48448,6 @@
                 <w:szCs w:val="22"/>
               </w:rPr>
             </w:pPr>
-            <w:proofErr w:type="gramStart"/>
             <w:r>
               <w:rPr>
                 <w:rFonts w:ascii="Arial" w:hAnsi="Arial" w:cs="Arial"/>
@@ -48933,7 +48459,6 @@
               </w:rPr>
               <w:t>d’interrogation</w:t>
             </w:r>
-            <w:proofErr w:type="gramEnd"/>
           </w:p>
         </w:tc>
       </w:tr>
@@ -49626,7 +49151,6 @@
                 <w:szCs w:val="22"/>
               </w:rPr>
             </w:pPr>
-            <w:proofErr w:type="gramStart"/>
             <w:r>
               <w:rPr>
                 <w:rFonts w:ascii="Arial" w:hAnsi="Arial" w:cs="Arial"/>
@@ -49638,7 +49162,6 @@
               </w:rPr>
               <w:t>d’interrogation</w:t>
             </w:r>
-            <w:proofErr w:type="gramEnd"/>
           </w:p>
         </w:tc>
       </w:tr>
@@ -50320,7 +49843,6 @@
                 <w:szCs w:val="22"/>
               </w:rPr>
             </w:pPr>
-            <w:proofErr w:type="gramStart"/>
             <w:r>
               <w:rPr>
                 <w:rFonts w:ascii="Arial" w:hAnsi="Arial" w:cs="Arial"/>
@@ -50332,7 +49854,6 @@
               </w:rPr>
               <w:t>d’interrogation</w:t>
             </w:r>
-            <w:proofErr w:type="gramEnd"/>
           </w:p>
         </w:tc>
       </w:tr>
